--- a/docs/SCI_SE_3.ProjectUserStory.docx
+++ b/docs/SCI_SE_3.ProjectUserStory.docx
@@ -8037,8 +8037,6 @@
         </w:rPr>
         <w:t>Type</w:t>
       </w:r>
-      <w:bookmarkStart w:id="4" w:name="_GoBack"/>
-      <w:bookmarkEnd w:id="4"/>
       <w:r>
         <w:rPr>
           <w:rFonts w:ascii="Times New Roman" w:hAnsi="Times New Roman" w:cs="Times New Roman"/>
@@ -8161,8 +8159,8 @@
           <w:szCs w:val="26"/>
         </w:rPr>
       </w:pPr>
-      <w:bookmarkStart w:id="5" w:name="_Toc226101793"/>
-      <w:bookmarkStart w:id="6" w:name="_Hlk178772877"/>
+      <w:bookmarkStart w:id="4" w:name="_Toc226101793"/>
+      <w:bookmarkStart w:id="5" w:name="_Hlk178772877"/>
       <w:r>
         <w:rPr>
           <w:rFonts w:ascii="Times New Roman" w:hAnsi="Times New Roman" w:cs="Times New Roman"/>
@@ -8172,7 +8170,7 @@
         </w:rPr>
         <w:t>USER STORY TRONG HỆ THỐNG</w:t>
       </w:r>
-      <w:bookmarkEnd w:id="5"/>
+      <w:bookmarkEnd w:id="4"/>
     </w:p>
     <w:p>
       <w:pPr>
@@ -8191,7 +8189,7 @@
           <w:szCs w:val="26"/>
         </w:rPr>
       </w:pPr>
-      <w:bookmarkStart w:id="7" w:name="_Toc226101794"/>
+      <w:bookmarkStart w:id="6" w:name="_Toc226101794"/>
       <w:r>
         <w:rPr>
           <w:rFonts w:ascii="Times New Roman" w:eastAsia="Calibri" w:hAnsi="Times New Roman" w:cs="Times New Roman"/>
@@ -8219,6 +8217,461 @@
           <w:lang w:val="vi-VN"/>
         </w:rPr>
         <w:t>ký</w:t>
+      </w:r>
+      <w:bookmarkEnd w:id="6"/>
+    </w:p>
+    <w:tbl>
+      <w:tblPr>
+        <w:tblStyle w:val="TableGrid"/>
+        <w:tblW w:w="0" w:type="auto"/>
+        <w:jc w:val="center"/>
+        <w:tblLook w:val="04A0" w:firstRow="1" w:lastRow="0" w:firstColumn="1" w:lastColumn="0" w:noHBand="0" w:noVBand="1"/>
+      </w:tblPr>
+      <w:tblGrid>
+        <w:gridCol w:w="2565"/>
+        <w:gridCol w:w="6497"/>
+      </w:tblGrid>
+      <w:tr>
+        <w:trPr>
+          <w:jc w:val="center"/>
+        </w:trPr>
+        <w:tc>
+          <w:tcPr>
+            <w:tcW w:w="9062" w:type="dxa"/>
+            <w:gridSpan w:val="2"/>
+            <w:shd w:val="clear" w:color="auto" w:fill="FFFFFF" w:themeFill="background1"/>
+          </w:tcPr>
+          <w:p>
+            <w:pPr>
+              <w:spacing w:line="360" w:lineRule="auto"/>
+              <w:contextualSpacing/>
+              <w:jc w:val="both"/>
+              <w:rPr>
+                <w:rFonts w:ascii="Times New Roman" w:eastAsia="Calibri" w:hAnsi="Times New Roman" w:cs="Times New Roman"/>
+                <w:sz w:val="26"/>
+                <w:szCs w:val="26"/>
+              </w:rPr>
+            </w:pPr>
+            <w:r>
+              <w:rPr>
+                <w:rFonts w:ascii="Times New Roman" w:eastAsia="Calibri" w:hAnsi="Times New Roman" w:cs="Times New Roman"/>
+                <w:sz w:val="26"/>
+                <w:szCs w:val="26"/>
+              </w:rPr>
+              <w:lastRenderedPageBreak/>
+              <w:t xml:space="preserve">Là Khách </w:t>
+            </w:r>
+            <w:r>
+              <w:rPr>
+                <w:rFonts w:ascii="Times New Roman" w:eastAsia="Calibri" w:hAnsi="Times New Roman" w:cs="Times New Roman"/>
+                <w:sz w:val="26"/>
+                <w:szCs w:val="26"/>
+                <w:lang w:val="vi-VN"/>
+              </w:rPr>
+              <w:t>vãng lai</w:t>
+            </w:r>
+            <w:r>
+              <w:rPr>
+                <w:rFonts w:ascii="Times New Roman" w:eastAsia="Calibri" w:hAnsi="Times New Roman" w:cs="Times New Roman"/>
+                <w:sz w:val="26"/>
+                <w:szCs w:val="26"/>
+              </w:rPr>
+              <w:t>, tôi muốn đăng ký tài khoản để có thể sử dụng các chức năng của hệ thống mua bán thủy hải sản.</w:t>
+            </w:r>
+          </w:p>
+        </w:tc>
+      </w:tr>
+      <w:tr>
+        <w:trPr>
+          <w:jc w:val="center"/>
+        </w:trPr>
+        <w:tc>
+          <w:tcPr>
+            <w:tcW w:w="2565" w:type="dxa"/>
+            <w:shd w:val="clear" w:color="auto" w:fill="DBE5F1"/>
+          </w:tcPr>
+          <w:p>
+            <w:pPr>
+              <w:spacing w:line="360" w:lineRule="auto"/>
+              <w:contextualSpacing/>
+              <w:jc w:val="both"/>
+              <w:rPr>
+                <w:rFonts w:ascii="Times New Roman" w:eastAsia="Calibri" w:hAnsi="Times New Roman" w:cs="Times New Roman"/>
+                <w:b/>
+                <w:sz w:val="26"/>
+                <w:szCs w:val="26"/>
+              </w:rPr>
+            </w:pPr>
+            <w:r>
+              <w:rPr>
+                <w:rFonts w:ascii="Times New Roman" w:eastAsia="Calibri" w:hAnsi="Times New Roman" w:cs="Times New Roman"/>
+                <w:b/>
+                <w:sz w:val="26"/>
+                <w:szCs w:val="26"/>
+              </w:rPr>
+              <w:t>Tác nhân</w:t>
+            </w:r>
+          </w:p>
+        </w:tc>
+        <w:tc>
+          <w:tcPr>
+            <w:tcW w:w="6497" w:type="dxa"/>
+          </w:tcPr>
+          <w:p>
+            <w:pPr>
+              <w:spacing w:line="360" w:lineRule="auto"/>
+              <w:contextualSpacing/>
+              <w:jc w:val="both"/>
+              <w:rPr>
+                <w:rFonts w:ascii="Times New Roman" w:eastAsia="Calibri" w:hAnsi="Times New Roman" w:cs="Times New Roman"/>
+                <w:sz w:val="26"/>
+                <w:szCs w:val="26"/>
+                <w:lang w:val="vi-VN"/>
+              </w:rPr>
+            </w:pPr>
+            <w:r>
+              <w:rPr>
+                <w:rFonts w:ascii="Times New Roman" w:eastAsia="Calibri" w:hAnsi="Times New Roman" w:cs="Times New Roman"/>
+                <w:sz w:val="26"/>
+                <w:szCs w:val="26"/>
+                <w:lang w:val="vi-VN"/>
+              </w:rPr>
+              <w:t>Khách vãng lai</w:t>
+            </w:r>
+          </w:p>
+        </w:tc>
+      </w:tr>
+      <w:tr>
+        <w:trPr>
+          <w:jc w:val="center"/>
+        </w:trPr>
+        <w:tc>
+          <w:tcPr>
+            <w:tcW w:w="2565" w:type="dxa"/>
+            <w:shd w:val="clear" w:color="auto" w:fill="DBE5F1"/>
+          </w:tcPr>
+          <w:p>
+            <w:pPr>
+              <w:spacing w:line="360" w:lineRule="auto"/>
+              <w:contextualSpacing/>
+              <w:jc w:val="both"/>
+              <w:rPr>
+                <w:rFonts w:ascii="Times New Roman" w:eastAsia="Calibri" w:hAnsi="Times New Roman" w:cs="Times New Roman"/>
+                <w:b/>
+                <w:sz w:val="26"/>
+                <w:szCs w:val="26"/>
+              </w:rPr>
+            </w:pPr>
+            <w:r>
+              <w:rPr>
+                <w:rFonts w:ascii="Times New Roman" w:eastAsia="Calibri" w:hAnsi="Times New Roman" w:cs="Times New Roman"/>
+                <w:b/>
+                <w:sz w:val="26"/>
+                <w:szCs w:val="26"/>
+              </w:rPr>
+              <w:t>Điều kiện tiên quyết</w:t>
+            </w:r>
+          </w:p>
+        </w:tc>
+        <w:tc>
+          <w:tcPr>
+            <w:tcW w:w="6497" w:type="dxa"/>
+          </w:tcPr>
+          <w:p>
+            <w:pPr>
+              <w:spacing w:line="360" w:lineRule="auto"/>
+              <w:contextualSpacing/>
+              <w:jc w:val="both"/>
+              <w:rPr>
+                <w:rFonts w:ascii="Times New Roman" w:eastAsia="Calibri" w:hAnsi="Times New Roman" w:cs="Times New Roman"/>
+                <w:sz w:val="26"/>
+                <w:szCs w:val="26"/>
+                <w:lang w:val="vi-VN"/>
+              </w:rPr>
+            </w:pPr>
+            <w:r>
+              <w:rPr>
+                <w:rFonts w:ascii="Times New Roman" w:eastAsia="Calibri" w:hAnsi="Times New Roman" w:cs="Times New Roman"/>
+                <w:sz w:val="26"/>
+                <w:szCs w:val="26"/>
+                <w:lang w:val="vi-VN"/>
+              </w:rPr>
+              <w:t>Không có</w:t>
+            </w:r>
+          </w:p>
+        </w:tc>
+      </w:tr>
+      <w:tr>
+        <w:trPr>
+          <w:jc w:val="center"/>
+        </w:trPr>
+        <w:tc>
+          <w:tcPr>
+            <w:tcW w:w="9062" w:type="dxa"/>
+            <w:gridSpan w:val="2"/>
+          </w:tcPr>
+          <w:p>
+            <w:pPr>
+              <w:spacing w:line="360" w:lineRule="auto"/>
+              <w:contextualSpacing/>
+              <w:jc w:val="both"/>
+              <w:rPr>
+                <w:rFonts w:ascii="Times New Roman" w:eastAsia="Calibri" w:hAnsi="Times New Roman" w:cs="Times New Roman"/>
+                <w:i/>
+                <w:sz w:val="26"/>
+                <w:szCs w:val="26"/>
+              </w:rPr>
+            </w:pPr>
+            <w:r>
+              <w:rPr>
+                <w:rFonts w:ascii="Times New Roman" w:hAnsi="Times New Roman" w:cs="Times New Roman"/>
+                <w:b/>
+                <w:i/>
+                <w:color w:val="000000"/>
+                <w:sz w:val="26"/>
+                <w:szCs w:val="26"/>
+              </w:rPr>
+              <w:t>Tiêu chí chấp nhận:</w:t>
+            </w:r>
+          </w:p>
+          <w:p>
+            <w:pPr>
+              <w:pStyle w:val="ListParagraph"/>
+              <w:numPr>
+                <w:ilvl w:val="0"/>
+                <w:numId w:val="3"/>
+              </w:numPr>
+              <w:spacing w:line="360" w:lineRule="auto"/>
+              <w:jc w:val="both"/>
+              <w:rPr>
+                <w:rFonts w:ascii="Times New Roman" w:eastAsia="Calibri" w:hAnsi="Times New Roman" w:cs="Times New Roman"/>
+                <w:sz w:val="26"/>
+                <w:szCs w:val="26"/>
+              </w:rPr>
+            </w:pPr>
+            <w:r>
+              <w:rPr>
+                <w:rFonts w:ascii="Times New Roman" w:eastAsia="Calibri" w:hAnsi="Times New Roman" w:cs="Times New Roman"/>
+                <w:sz w:val="26"/>
+                <w:szCs w:val="26"/>
+              </w:rPr>
+              <w:t>Khi đăng ký tài khoản, người dùng phải nhập đầy đủ các thông tin cần thiết, bao gồm: tên đăng nhập, email, mật khẩu và xác nhận mật khẩu.</w:t>
+            </w:r>
+          </w:p>
+          <w:p>
+            <w:pPr>
+              <w:pStyle w:val="ListParagraph"/>
+              <w:spacing w:line="360" w:lineRule="auto"/>
+              <w:jc w:val="both"/>
+              <w:rPr>
+                <w:rFonts w:ascii="Times New Roman" w:eastAsia="Calibri" w:hAnsi="Times New Roman" w:cs="Times New Roman"/>
+                <w:sz w:val="26"/>
+                <w:szCs w:val="26"/>
+              </w:rPr>
+            </w:pPr>
+            <w:r>
+              <w:rPr>
+                <w:rFonts w:ascii="Times New Roman" w:eastAsia="Calibri" w:hAnsi="Times New Roman" w:cs="Times New Roman"/>
+                <w:sz w:val="26"/>
+                <w:szCs w:val="26"/>
+              </w:rPr>
+              <w:t>+</w:t>
+            </w:r>
+            <w:r>
+              <w:rPr>
+                <w:rFonts w:ascii="Times New Roman" w:eastAsia="Calibri" w:hAnsi="Times New Roman" w:cs="Times New Roman"/>
+                <w:sz w:val="26"/>
+                <w:szCs w:val="26"/>
+              </w:rPr>
+              <w:t xml:space="preserve"> </w:t>
+            </w:r>
+            <w:r>
+              <w:rPr>
+                <w:rFonts w:ascii="Times New Roman" w:eastAsia="Calibri" w:hAnsi="Times New Roman" w:cs="Times New Roman"/>
+                <w:sz w:val="26"/>
+                <w:szCs w:val="26"/>
+              </w:rPr>
+              <w:t>Nếu thông tin hợp lệ và đăng ký thành công, hệ thống thông báo “Đăng ký thành công” và chuyển người dùng đến trang đăng nhập</w:t>
+            </w:r>
+          </w:p>
+          <w:p>
+            <w:pPr>
+              <w:spacing w:line="360" w:lineRule="auto"/>
+              <w:ind w:left="720"/>
+              <w:contextualSpacing/>
+              <w:jc w:val="both"/>
+              <w:rPr>
+                <w:rFonts w:ascii="Times New Roman" w:eastAsia="Calibri" w:hAnsi="Times New Roman" w:cs="Times New Roman"/>
+                <w:sz w:val="26"/>
+                <w:szCs w:val="26"/>
+              </w:rPr>
+            </w:pPr>
+            <w:r>
+              <w:rPr>
+                <w:rFonts w:ascii="Times New Roman" w:eastAsia="Calibri" w:hAnsi="Times New Roman" w:cs="Times New Roman"/>
+                <w:sz w:val="26"/>
+                <w:szCs w:val="26"/>
+              </w:rPr>
+              <w:t>+</w:t>
+            </w:r>
+            <w:r>
+              <w:rPr>
+                <w:rFonts w:ascii="Times New Roman" w:eastAsia="Calibri" w:hAnsi="Times New Roman" w:cs="Times New Roman"/>
+                <w:sz w:val="26"/>
+                <w:szCs w:val="26"/>
+              </w:rPr>
+              <w:t xml:space="preserve"> </w:t>
+            </w:r>
+            <w:r>
+              <w:rPr>
+                <w:rFonts w:ascii="Times New Roman" w:eastAsia="Calibri" w:hAnsi="Times New Roman" w:cs="Times New Roman"/>
+                <w:sz w:val="26"/>
+                <w:szCs w:val="26"/>
+              </w:rPr>
+              <w:t>Nếu thông tin không hợp lệ (thiếu thông tin, email sai định dạng, mật khẩu không khớp, tên đăng nhập đã tồn tại), hệ thống hiển thị thông báo lỗi tương ứng và yêu cầu nhập lại.</w:t>
+            </w:r>
+          </w:p>
+        </w:tc>
+      </w:tr>
+      <w:tr>
+        <w:trPr>
+          <w:jc w:val="center"/>
+        </w:trPr>
+        <w:tc>
+          <w:tcPr>
+            <w:tcW w:w="2565" w:type="dxa"/>
+            <w:shd w:val="clear" w:color="auto" w:fill="DBE5F1"/>
+          </w:tcPr>
+          <w:p>
+            <w:pPr>
+              <w:spacing w:line="360" w:lineRule="auto"/>
+              <w:contextualSpacing/>
+              <w:jc w:val="both"/>
+              <w:rPr>
+                <w:rFonts w:ascii="Times New Roman" w:eastAsia="Calibri" w:hAnsi="Times New Roman" w:cs="Times New Roman"/>
+                <w:b/>
+                <w:sz w:val="26"/>
+                <w:szCs w:val="26"/>
+              </w:rPr>
+            </w:pPr>
+            <w:r>
+              <w:rPr>
+                <w:rFonts w:ascii="Times New Roman" w:eastAsia="Calibri" w:hAnsi="Times New Roman" w:cs="Times New Roman"/>
+                <w:b/>
+                <w:sz w:val="26"/>
+                <w:szCs w:val="26"/>
+              </w:rPr>
+              <w:t>Điều kiện ràng buộc</w:t>
+            </w:r>
+          </w:p>
+        </w:tc>
+        <w:tc>
+          <w:tcPr>
+            <w:tcW w:w="6497" w:type="dxa"/>
+          </w:tcPr>
+          <w:p>
+            <w:pPr>
+              <w:spacing w:line="360" w:lineRule="auto"/>
+              <w:jc w:val="both"/>
+              <w:rPr>
+                <w:rFonts w:ascii="Times New Roman" w:eastAsia="Calibri" w:hAnsi="Times New Roman" w:cs="Times New Roman"/>
+                <w:sz w:val="26"/>
+                <w:szCs w:val="26"/>
+              </w:rPr>
+            </w:pPr>
+            <w:r>
+              <w:rPr>
+                <w:rFonts w:ascii="Times New Roman" w:eastAsia="Calibri" w:hAnsi="Times New Roman" w:cs="Times New Roman"/>
+                <w:sz w:val="26"/>
+                <w:szCs w:val="26"/>
+                <w:lang w:val="vi-VN"/>
+              </w:rPr>
+              <w:t>-</w:t>
+            </w:r>
+            <w:r>
+              <w:rPr>
+                <w:rFonts w:ascii="Times New Roman" w:eastAsia="Calibri" w:hAnsi="Times New Roman" w:cs="Times New Roman"/>
+                <w:sz w:val="26"/>
+                <w:szCs w:val="26"/>
+                <w:lang w:val="vi-VN"/>
+              </w:rPr>
+              <w:t xml:space="preserve"> </w:t>
+            </w:r>
+            <w:r>
+              <w:rPr>
+                <w:rFonts w:ascii="Times New Roman" w:eastAsia="Calibri" w:hAnsi="Times New Roman" w:cs="Times New Roman"/>
+                <w:sz w:val="26"/>
+                <w:szCs w:val="26"/>
+                <w:lang w:val="vi-VN"/>
+              </w:rPr>
+              <w:t>T</w:t>
+            </w:r>
+            <w:r>
+              <w:rPr>
+                <w:rFonts w:ascii="Times New Roman" w:eastAsia="Calibri" w:hAnsi="Times New Roman" w:cs="Times New Roman"/>
+                <w:sz w:val="26"/>
+                <w:szCs w:val="26"/>
+              </w:rPr>
+              <w:t>ên đăng nhập và email không được trùng với các tài khoản đã tồn tại trong hệ thống.</w:t>
+            </w:r>
+          </w:p>
+        </w:tc>
+      </w:tr>
+    </w:tbl>
+    <w:p>
+      <w:pPr>
+        <w:numPr>
+          <w:ilvl w:val="1"/>
+          <w:numId w:val="1"/>
+        </w:numPr>
+        <w:spacing w:after="0" w:line="360" w:lineRule="auto"/>
+        <w:contextualSpacing/>
+        <w:jc w:val="both"/>
+        <w:outlineLvl w:val="1"/>
+        <w:rPr>
+          <w:rFonts w:ascii="Times New Roman" w:eastAsia="Calibri" w:hAnsi="Times New Roman" w:cs="Times New Roman"/>
+          <w:b/>
+          <w:sz w:val="26"/>
+          <w:szCs w:val="26"/>
+        </w:rPr>
+      </w:pPr>
+      <w:bookmarkStart w:id="7" w:name="_Toc226101795"/>
+      <w:r>
+        <w:rPr>
+          <w:rFonts w:ascii="Times New Roman" w:eastAsia="Calibri" w:hAnsi="Times New Roman" w:cs="Times New Roman"/>
+          <w:b/>
+          <w:sz w:val="26"/>
+          <w:szCs w:val="26"/>
+        </w:rPr>
+        <w:t xml:space="preserve">User Story </w:t>
+      </w:r>
+      <w:r>
+        <w:rPr>
+          <w:rFonts w:ascii="Times New Roman" w:eastAsia="Calibri" w:hAnsi="Times New Roman" w:cs="Times New Roman"/>
+          <w:b/>
+          <w:sz w:val="26"/>
+          <w:szCs w:val="26"/>
+          <w:lang w:val="vi-VN"/>
+        </w:rPr>
+        <w:t>2</w:t>
+      </w:r>
+      <w:r>
+        <w:rPr>
+          <w:rFonts w:ascii="Times New Roman" w:eastAsia="Calibri" w:hAnsi="Times New Roman" w:cs="Times New Roman"/>
+          <w:b/>
+          <w:sz w:val="26"/>
+          <w:szCs w:val="26"/>
+        </w:rPr>
+        <w:t>:</w:t>
+      </w:r>
+      <w:r>
+        <w:rPr>
+          <w:rFonts w:ascii="Times New Roman" w:eastAsia="Calibri" w:hAnsi="Times New Roman" w:cs="Times New Roman"/>
+          <w:b/>
+          <w:sz w:val="26"/>
+          <w:szCs w:val="26"/>
+        </w:rPr>
+        <w:t xml:space="preserve"> Đăng nhập</w:t>
       </w:r>
       <w:bookmarkEnd w:id="7"/>
     </w:p>
@@ -8260,25 +8713,156 @@
                 <w:sz w:val="26"/>
                 <w:szCs w:val="26"/>
               </w:rPr>
-              <w:lastRenderedPageBreak/>
-              <w:t xml:space="preserve">Là Khách </w:t>
-            </w:r>
-            <w:r>
-              <w:rPr>
-                <w:rFonts w:ascii="Times New Roman" w:eastAsia="Calibri" w:hAnsi="Times New Roman" w:cs="Times New Roman"/>
-                <w:sz w:val="26"/>
-                <w:szCs w:val="26"/>
-                <w:lang w:val="vi-VN"/>
-              </w:rPr>
-              <w:t>vãng lai</w:t>
-            </w:r>
-            <w:r>
-              <w:rPr>
-                <w:rFonts w:ascii="Times New Roman" w:eastAsia="Calibri" w:hAnsi="Times New Roman" w:cs="Times New Roman"/>
-                <w:sz w:val="26"/>
-                <w:szCs w:val="26"/>
-              </w:rPr>
-              <w:t>, tôi muốn đăng ký tài khoản để có thể sử dụng các chức năng của hệ thống mua bán thủy hải sản.</w:t>
+              <w:t xml:space="preserve">Là </w:t>
+            </w:r>
+            <w:r>
+              <w:rPr>
+                <w:rFonts w:ascii="Times New Roman" w:eastAsia="Calibri" w:hAnsi="Times New Roman" w:cs="Times New Roman"/>
+                <w:sz w:val="26"/>
+                <w:szCs w:val="26"/>
+              </w:rPr>
+              <w:t xml:space="preserve">Admin, </w:t>
+            </w:r>
+            <w:r>
+              <w:rPr>
+                <w:rFonts w:ascii="Times New Roman" w:eastAsia="Calibri" w:hAnsi="Times New Roman" w:cs="Times New Roman"/>
+                <w:sz w:val="26"/>
+                <w:szCs w:val="26"/>
+                <w:lang w:val="vi-VN"/>
+              </w:rPr>
+              <w:t>Khách hàng</w:t>
+            </w:r>
+            <w:r>
+              <w:rPr>
+                <w:rFonts w:ascii="Times New Roman" w:eastAsia="Calibri" w:hAnsi="Times New Roman" w:cs="Times New Roman"/>
+                <w:sz w:val="26"/>
+                <w:szCs w:val="26"/>
+              </w:rPr>
+              <w:t>,</w:t>
+            </w:r>
+            <w:r>
+              <w:rPr>
+                <w:rFonts w:ascii="Times New Roman" w:eastAsia="Calibri" w:hAnsi="Times New Roman" w:cs="Times New Roman"/>
+                <w:sz w:val="26"/>
+                <w:szCs w:val="26"/>
+                <w:lang w:val="vi-VN"/>
+              </w:rPr>
+              <w:t xml:space="preserve">Khách vãng lai, </w:t>
+            </w:r>
+            <w:r>
+              <w:rPr>
+                <w:rFonts w:ascii="Times New Roman" w:eastAsia="Calibri" w:hAnsi="Times New Roman" w:cs="Times New Roman"/>
+                <w:sz w:val="26"/>
+                <w:szCs w:val="26"/>
+              </w:rPr>
+              <w:t xml:space="preserve">tôi </w:t>
+            </w:r>
+            <w:r>
+              <w:rPr>
+                <w:rFonts w:ascii="Times New Roman" w:eastAsia="Calibri" w:hAnsi="Times New Roman" w:cs="Times New Roman"/>
+                <w:sz w:val="26"/>
+                <w:szCs w:val="26"/>
+              </w:rPr>
+              <w:t>muốn</w:t>
+            </w:r>
+            <w:r>
+              <w:rPr>
+                <w:rFonts w:ascii="Times New Roman" w:eastAsia="Calibri" w:hAnsi="Times New Roman" w:cs="Times New Roman"/>
+                <w:b/>
+                <w:sz w:val="26"/>
+                <w:szCs w:val="26"/>
+              </w:rPr>
+              <w:t xml:space="preserve"> </w:t>
+            </w:r>
+            <w:r>
+              <w:rPr>
+                <w:rFonts w:ascii="Times New Roman" w:eastAsia="Calibri" w:hAnsi="Times New Roman" w:cs="Times New Roman"/>
+                <w:sz w:val="26"/>
+                <w:szCs w:val="26"/>
+              </w:rPr>
+              <w:t>đăng nhập</w:t>
+            </w:r>
+            <w:r>
+              <w:rPr>
+                <w:rFonts w:ascii="Times New Roman" w:eastAsia="Calibri" w:hAnsi="Times New Roman" w:cs="Times New Roman"/>
+                <w:b/>
+                <w:sz w:val="26"/>
+                <w:szCs w:val="26"/>
+              </w:rPr>
+              <w:t xml:space="preserve"> </w:t>
+            </w:r>
+            <w:r>
+              <w:rPr>
+                <w:rFonts w:ascii="Times New Roman" w:eastAsia="Calibri" w:hAnsi="Times New Roman" w:cs="Times New Roman"/>
+                <w:sz w:val="26"/>
+                <w:szCs w:val="26"/>
+              </w:rPr>
+              <w:t>để</w:t>
+            </w:r>
+            <w:r>
+              <w:rPr>
+                <w:rFonts w:ascii="Times New Roman" w:eastAsia="Calibri" w:hAnsi="Times New Roman" w:cs="Times New Roman"/>
+                <w:b/>
+                <w:sz w:val="26"/>
+                <w:szCs w:val="26"/>
+              </w:rPr>
+              <w:t xml:space="preserve"> </w:t>
+            </w:r>
+            <w:r>
+              <w:rPr>
+                <w:rFonts w:ascii="Times New Roman" w:eastAsia="Calibri" w:hAnsi="Times New Roman" w:cs="Times New Roman"/>
+                <w:sz w:val="26"/>
+                <w:szCs w:val="26"/>
+              </w:rPr>
+              <w:t>sử</w:t>
+            </w:r>
+            <w:r>
+              <w:rPr>
+                <w:rFonts w:ascii="Times New Roman" w:eastAsia="Calibri" w:hAnsi="Times New Roman" w:cs="Times New Roman"/>
+                <w:sz w:val="26"/>
+                <w:szCs w:val="26"/>
+              </w:rPr>
+              <w:t xml:space="preserve"> dụ</w:t>
+            </w:r>
+            <w:r>
+              <w:rPr>
+                <w:rFonts w:ascii="Times New Roman" w:eastAsia="Calibri" w:hAnsi="Times New Roman" w:cs="Times New Roman"/>
+                <w:sz w:val="26"/>
+                <w:szCs w:val="26"/>
+              </w:rPr>
+              <w:t>ng các chức năng của hệ thống</w:t>
+            </w:r>
+            <w:r>
+              <w:rPr>
+                <w:rFonts w:ascii="Times New Roman" w:eastAsia="Calibri" w:hAnsi="Times New Roman" w:cs="Times New Roman"/>
+                <w:sz w:val="26"/>
+                <w:szCs w:val="26"/>
+              </w:rPr>
+              <w:t xml:space="preserve">, </w:t>
+            </w:r>
+            <w:r>
+              <w:rPr>
+                <w:rFonts w:ascii="Times New Roman" w:eastAsia="Calibri" w:hAnsi="Times New Roman" w:cs="Times New Roman"/>
+                <w:sz w:val="26"/>
+                <w:szCs w:val="26"/>
+              </w:rPr>
+              <w:t>(hoặc đăng x</w:t>
+            </w:r>
+            <w:r>
+              <w:rPr>
+                <w:rFonts w:ascii="Times New Roman" w:eastAsia="Calibri" w:hAnsi="Times New Roman" w:cs="Times New Roman"/>
+                <w:sz w:val="26"/>
+                <w:szCs w:val="26"/>
+              </w:rPr>
+              <w:t>uất khi không sử dụng</w:t>
+            </w:r>
+            <w:r>
+              <w:rPr>
+                <w:rFonts w:ascii="Times New Roman" w:eastAsia="Calibri" w:hAnsi="Times New Roman" w:cs="Times New Roman"/>
+                <w:sz w:val="26"/>
+                <w:szCs w:val="26"/>
+              </w:rPr>
+              <w:t>)</w:t>
             </w:r>
           </w:p>
         </w:tc>
@@ -8336,9 +8920,25 @@
                 <w:rFonts w:ascii="Times New Roman" w:eastAsia="Calibri" w:hAnsi="Times New Roman" w:cs="Times New Roman"/>
                 <w:sz w:val="26"/>
                 <w:szCs w:val="26"/>
-                <w:lang w:val="vi-VN"/>
-              </w:rPr>
-              <w:t>Khách vãng lai</w:t>
+              </w:rPr>
+              <w:t>Admin</w:t>
+            </w:r>
+            <w:r>
+              <w:rPr>
+                <w:rFonts w:ascii="Times New Roman" w:eastAsia="Calibri" w:hAnsi="Times New Roman" w:cs="Times New Roman"/>
+                <w:sz w:val="26"/>
+                <w:szCs w:val="26"/>
+              </w:rPr>
+              <w:t xml:space="preserve">, </w:t>
+            </w:r>
+            <w:r>
+              <w:rPr>
+                <w:rFonts w:ascii="Times New Roman" w:eastAsia="Calibri" w:hAnsi="Times New Roman" w:cs="Times New Roman"/>
+                <w:sz w:val="26"/>
+                <w:szCs w:val="26"/>
+                <w:lang w:val="vi-VN"/>
+              </w:rPr>
+              <w:t>khách hàng</w:t>
             </w:r>
           </w:p>
         </w:tc>
@@ -8388,17 +8988,15 @@
                 <w:rFonts w:ascii="Times New Roman" w:eastAsia="Calibri" w:hAnsi="Times New Roman" w:cs="Times New Roman"/>
                 <w:sz w:val="26"/>
                 <w:szCs w:val="26"/>
-                <w:lang w:val="vi-VN"/>
-              </w:rPr>
-            </w:pPr>
-            <w:r>
-              <w:rPr>
-                <w:rFonts w:ascii="Times New Roman" w:eastAsia="Calibri" w:hAnsi="Times New Roman" w:cs="Times New Roman"/>
-                <w:sz w:val="26"/>
-                <w:szCs w:val="26"/>
-                <w:lang w:val="vi-VN"/>
-              </w:rPr>
-              <w:t>Không có</w:t>
+              </w:rPr>
+            </w:pPr>
+            <w:r>
+              <w:rPr>
+                <w:rFonts w:ascii="Times New Roman" w:eastAsia="Calibri" w:hAnsi="Times New Roman" w:cs="Times New Roman"/>
+                <w:sz w:val="26"/>
+                <w:szCs w:val="26"/>
+              </w:rPr>
+              <w:t>Người dùng phải có tài khoản trong hệ thống</w:t>
             </w:r>
           </w:p>
         </w:tc>
@@ -8438,46 +9036,85 @@
           </w:p>
           <w:p>
             <w:pPr>
-              <w:pStyle w:val="ListParagraph"/>
               <w:numPr>
                 <w:ilvl w:val="0"/>
                 <w:numId w:val="3"/>
               </w:numPr>
               <w:spacing w:line="360" w:lineRule="auto"/>
-              <w:jc w:val="both"/>
-              <w:rPr>
-                <w:rFonts w:ascii="Times New Roman" w:eastAsia="Calibri" w:hAnsi="Times New Roman" w:cs="Times New Roman"/>
-                <w:sz w:val="26"/>
-                <w:szCs w:val="26"/>
-              </w:rPr>
-            </w:pPr>
-            <w:r>
-              <w:rPr>
-                <w:rFonts w:ascii="Times New Roman" w:eastAsia="Calibri" w:hAnsi="Times New Roman" w:cs="Times New Roman"/>
-                <w:sz w:val="26"/>
-                <w:szCs w:val="26"/>
-              </w:rPr>
-              <w:t>Khi đăng ký tài khoản, người dùng phải nhập đầy đủ các thông tin cần thiết, bao gồm: tên đăng nhập, email, mật khẩu và xác nhận mật khẩu.</w:t>
-            </w:r>
-          </w:p>
-          <w:p>
-            <w:pPr>
-              <w:pStyle w:val="ListParagraph"/>
-              <w:spacing w:line="360" w:lineRule="auto"/>
-              <w:jc w:val="both"/>
-              <w:rPr>
-                <w:rFonts w:ascii="Times New Roman" w:eastAsia="Calibri" w:hAnsi="Times New Roman" w:cs="Times New Roman"/>
-                <w:sz w:val="26"/>
-                <w:szCs w:val="26"/>
-              </w:rPr>
-            </w:pPr>
-            <w:r>
-              <w:rPr>
-                <w:rFonts w:ascii="Times New Roman" w:eastAsia="Calibri" w:hAnsi="Times New Roman" w:cs="Times New Roman"/>
-                <w:sz w:val="26"/>
-                <w:szCs w:val="26"/>
-              </w:rPr>
-              <w:t>+</w:t>
+              <w:contextualSpacing/>
+              <w:jc w:val="both"/>
+              <w:rPr>
+                <w:rFonts w:ascii="Times New Roman" w:eastAsia="Calibri" w:hAnsi="Times New Roman" w:cs="Times New Roman"/>
+                <w:sz w:val="26"/>
+                <w:szCs w:val="26"/>
+              </w:rPr>
+            </w:pPr>
+            <w:r>
+              <w:rPr>
+                <w:rFonts w:ascii="Times New Roman" w:eastAsia="Calibri" w:hAnsi="Times New Roman" w:cs="Times New Roman"/>
+                <w:sz w:val="26"/>
+                <w:szCs w:val="26"/>
+              </w:rPr>
+              <w:t>Khi đăng nhập vào hệ thống thì người dùng phải nhập đầy đầy đủ các thông tin, gồm tên đăng nhập, mật khẩu.</w:t>
+            </w:r>
+          </w:p>
+          <w:p>
+            <w:pPr>
+              <w:spacing w:line="360" w:lineRule="auto"/>
+              <w:ind w:left="720"/>
+              <w:contextualSpacing/>
+              <w:jc w:val="both"/>
+              <w:rPr>
+                <w:rFonts w:ascii="Times New Roman" w:eastAsia="Calibri" w:hAnsi="Times New Roman" w:cs="Times New Roman"/>
+                <w:sz w:val="26"/>
+                <w:szCs w:val="26"/>
+              </w:rPr>
+            </w:pPr>
+            <w:r>
+              <w:rPr>
+                <w:rFonts w:ascii="Times New Roman" w:eastAsia="Calibri" w:hAnsi="Times New Roman" w:cs="Times New Roman"/>
+                <w:sz w:val="26"/>
+                <w:szCs w:val="26"/>
+              </w:rPr>
+              <w:t xml:space="preserve">+ Nếu đăng nhập thành công, thì người dùng sẽ vào được giao diện chính của hệ thống. </w:t>
+            </w:r>
+          </w:p>
+          <w:p>
+            <w:pPr>
+              <w:spacing w:line="360" w:lineRule="auto"/>
+              <w:ind w:left="720"/>
+              <w:contextualSpacing/>
+              <w:jc w:val="both"/>
+              <w:rPr>
+                <w:rFonts w:ascii="Times New Roman" w:eastAsia="Calibri" w:hAnsi="Times New Roman" w:cs="Times New Roman"/>
+                <w:sz w:val="26"/>
+                <w:szCs w:val="26"/>
+              </w:rPr>
+            </w:pPr>
+            <w:r>
+              <w:rPr>
+                <w:rFonts w:ascii="Times New Roman" w:eastAsia="Calibri" w:hAnsi="Times New Roman" w:cs="Times New Roman"/>
+                <w:sz w:val="26"/>
+                <w:szCs w:val="26"/>
+              </w:rPr>
+              <w:t>+ Ngược lại, hệ thống thông báo “</w:t>
+            </w:r>
+            <w:r>
+              <w:rPr>
+                <w:rFonts w:ascii="Times New Roman" w:eastAsia="Calibri" w:hAnsi="Times New Roman" w:cs="Times New Roman"/>
+                <w:i/>
+                <w:sz w:val="26"/>
+                <w:szCs w:val="26"/>
+              </w:rPr>
+              <w:t>Sai tên người dùng hoặc mật khẩu, yêu cầu nhập lại</w:t>
+            </w:r>
+            <w:r>
+              <w:rPr>
+                <w:rFonts w:ascii="Times New Roman" w:eastAsia="Calibri" w:hAnsi="Times New Roman" w:cs="Times New Roman"/>
+                <w:sz w:val="26"/>
+                <w:szCs w:val="26"/>
+              </w:rPr>
+              <w:t>.”</w:t>
             </w:r>
             <w:r>
               <w:rPr>
@@ -8486,51 +9123,6 @@
                 <w:szCs w:val="26"/>
               </w:rPr>
               <w:t xml:space="preserve"> </w:t>
-            </w:r>
-            <w:r>
-              <w:rPr>
-                <w:rFonts w:ascii="Times New Roman" w:eastAsia="Calibri" w:hAnsi="Times New Roman" w:cs="Times New Roman"/>
-                <w:sz w:val="26"/>
-                <w:szCs w:val="26"/>
-              </w:rPr>
-              <w:t>Nếu thông tin hợp lệ và đăng ký thành công, hệ thống thông báo “Đăng ký thành công” và chuyển người dùng đến trang đăng nhập</w:t>
-            </w:r>
-          </w:p>
-          <w:p>
-            <w:pPr>
-              <w:spacing w:line="360" w:lineRule="auto"/>
-              <w:ind w:left="720"/>
-              <w:contextualSpacing/>
-              <w:jc w:val="both"/>
-              <w:rPr>
-                <w:rFonts w:ascii="Times New Roman" w:eastAsia="Calibri" w:hAnsi="Times New Roman" w:cs="Times New Roman"/>
-                <w:sz w:val="26"/>
-                <w:szCs w:val="26"/>
-              </w:rPr>
-            </w:pPr>
-            <w:r>
-              <w:rPr>
-                <w:rFonts w:ascii="Times New Roman" w:eastAsia="Calibri" w:hAnsi="Times New Roman" w:cs="Times New Roman"/>
-                <w:sz w:val="26"/>
-                <w:szCs w:val="26"/>
-              </w:rPr>
-              <w:t>+</w:t>
-            </w:r>
-            <w:r>
-              <w:rPr>
-                <w:rFonts w:ascii="Times New Roman" w:eastAsia="Calibri" w:hAnsi="Times New Roman" w:cs="Times New Roman"/>
-                <w:sz w:val="26"/>
-                <w:szCs w:val="26"/>
-              </w:rPr>
-              <w:t xml:space="preserve"> </w:t>
-            </w:r>
-            <w:r>
-              <w:rPr>
-                <w:rFonts w:ascii="Times New Roman" w:eastAsia="Calibri" w:hAnsi="Times New Roman" w:cs="Times New Roman"/>
-                <w:sz w:val="26"/>
-                <w:szCs w:val="26"/>
-              </w:rPr>
-              <w:t>Nếu thông tin không hợp lệ (thiếu thông tin, email sai định dạng, mật khẩu không khớp, tên đăng nhập đã tồn tại), hệ thống hiển thị thông báo lỗi tương ứng và yêu cầu nhập lại.</w:t>
             </w:r>
           </w:p>
         </w:tc>
@@ -8574,47 +9166,21 @@
           <w:p>
             <w:pPr>
               <w:spacing w:line="360" w:lineRule="auto"/>
-              <w:jc w:val="both"/>
-              <w:rPr>
-                <w:rFonts w:ascii="Times New Roman" w:eastAsia="Calibri" w:hAnsi="Times New Roman" w:cs="Times New Roman"/>
-                <w:sz w:val="26"/>
-                <w:szCs w:val="26"/>
-              </w:rPr>
-            </w:pPr>
-            <w:r>
-              <w:rPr>
-                <w:rFonts w:ascii="Times New Roman" w:eastAsia="Calibri" w:hAnsi="Times New Roman" w:cs="Times New Roman"/>
-                <w:sz w:val="26"/>
-                <w:szCs w:val="26"/>
-                <w:lang w:val="vi-VN"/>
-              </w:rPr>
-              <w:t>-</w:t>
-            </w:r>
-            <w:r>
-              <w:rPr>
-                <w:rFonts w:ascii="Times New Roman" w:eastAsia="Calibri" w:hAnsi="Times New Roman" w:cs="Times New Roman"/>
-                <w:sz w:val="26"/>
-                <w:szCs w:val="26"/>
-                <w:lang w:val="vi-VN"/>
-              </w:rPr>
-              <w:t xml:space="preserve"> </w:t>
-            </w:r>
-            <w:r>
-              <w:rPr>
-                <w:rFonts w:ascii="Times New Roman" w:eastAsia="Calibri" w:hAnsi="Times New Roman" w:cs="Times New Roman"/>
-                <w:sz w:val="26"/>
-                <w:szCs w:val="26"/>
-                <w:lang w:val="vi-VN"/>
-              </w:rPr>
-              <w:t>T</w:t>
-            </w:r>
-            <w:r>
-              <w:rPr>
-                <w:rFonts w:ascii="Times New Roman" w:eastAsia="Calibri" w:hAnsi="Times New Roman" w:cs="Times New Roman"/>
-                <w:sz w:val="26"/>
-                <w:szCs w:val="26"/>
-              </w:rPr>
-              <w:t>ên đăng nhập và email không được trùng với các tài khoản đã tồn tại trong hệ thống.</w:t>
+              <w:contextualSpacing/>
+              <w:jc w:val="both"/>
+              <w:rPr>
+                <w:rFonts w:ascii="Times New Roman" w:eastAsia="Calibri" w:hAnsi="Times New Roman" w:cs="Times New Roman"/>
+                <w:sz w:val="26"/>
+                <w:szCs w:val="26"/>
+              </w:rPr>
+            </w:pPr>
+            <w:r>
+              <w:rPr>
+                <w:rFonts w:ascii="Times New Roman" w:eastAsia="Calibri" w:hAnsi="Times New Roman" w:cs="Times New Roman"/>
+                <w:sz w:val="26"/>
+                <w:szCs w:val="26"/>
+              </w:rPr>
+              <w:t>Account phải tồn tại trong hệ thống</w:t>
             </w:r>
           </w:p>
         </w:tc>
@@ -8637,7 +9203,7 @@
           <w:szCs w:val="26"/>
         </w:rPr>
       </w:pPr>
-      <w:bookmarkStart w:id="8" w:name="_Toc226101795"/>
+      <w:bookmarkStart w:id="8" w:name="_Toc226101796"/>
       <w:r>
         <w:rPr>
           <w:rFonts w:ascii="Times New Roman" w:eastAsia="Calibri" w:hAnsi="Times New Roman" w:cs="Times New Roman"/>
@@ -8655,7 +9221,7 @@
           <w:szCs w:val="26"/>
           <w:lang w:val="vi-VN"/>
         </w:rPr>
-        <w:t>2</w:t>
+        <w:t>3</w:t>
       </w:r>
       <w:r>
         <w:rPr>
@@ -8673,7 +9239,7 @@
           <w:sz w:val="26"/>
           <w:szCs w:val="26"/>
         </w:rPr>
-        <w:t xml:space="preserve"> Đăng nhập</w:t>
+        <w:t xml:space="preserve"> Đăng xuất</w:t>
       </w:r>
       <w:bookmarkEnd w:id="8"/>
     </w:p>
@@ -8715,156 +9281,24 @@
                 <w:sz w:val="26"/>
                 <w:szCs w:val="26"/>
               </w:rPr>
-              <w:t xml:space="preserve">Là </w:t>
-            </w:r>
-            <w:r>
-              <w:rPr>
-                <w:rFonts w:ascii="Times New Roman" w:eastAsia="Calibri" w:hAnsi="Times New Roman" w:cs="Times New Roman"/>
-                <w:sz w:val="26"/>
-                <w:szCs w:val="26"/>
-              </w:rPr>
-              <w:t xml:space="preserve">Admin, </w:t>
-            </w:r>
-            <w:r>
-              <w:rPr>
-                <w:rFonts w:ascii="Times New Roman" w:eastAsia="Calibri" w:hAnsi="Times New Roman" w:cs="Times New Roman"/>
-                <w:sz w:val="26"/>
-                <w:szCs w:val="26"/>
-                <w:lang w:val="vi-VN"/>
-              </w:rPr>
-              <w:t>Khách hàng</w:t>
-            </w:r>
-            <w:r>
-              <w:rPr>
-                <w:rFonts w:ascii="Times New Roman" w:eastAsia="Calibri" w:hAnsi="Times New Roman" w:cs="Times New Roman"/>
-                <w:sz w:val="26"/>
-                <w:szCs w:val="26"/>
-              </w:rPr>
-              <w:t>,</w:t>
-            </w:r>
-            <w:r>
-              <w:rPr>
-                <w:rFonts w:ascii="Times New Roman" w:eastAsia="Calibri" w:hAnsi="Times New Roman" w:cs="Times New Roman"/>
-                <w:sz w:val="26"/>
-                <w:szCs w:val="26"/>
-                <w:lang w:val="vi-VN"/>
-              </w:rPr>
-              <w:t xml:space="preserve">Khách vãng lai, </w:t>
-            </w:r>
-            <w:r>
-              <w:rPr>
-                <w:rFonts w:ascii="Times New Roman" w:eastAsia="Calibri" w:hAnsi="Times New Roman" w:cs="Times New Roman"/>
-                <w:sz w:val="26"/>
-                <w:szCs w:val="26"/>
-              </w:rPr>
-              <w:t xml:space="preserve">tôi </w:t>
-            </w:r>
-            <w:r>
-              <w:rPr>
-                <w:rFonts w:ascii="Times New Roman" w:eastAsia="Calibri" w:hAnsi="Times New Roman" w:cs="Times New Roman"/>
-                <w:sz w:val="26"/>
-                <w:szCs w:val="26"/>
-              </w:rPr>
-              <w:t>muốn</w:t>
-            </w:r>
-            <w:r>
-              <w:rPr>
-                <w:rFonts w:ascii="Times New Roman" w:eastAsia="Calibri" w:hAnsi="Times New Roman" w:cs="Times New Roman"/>
-                <w:b/>
-                <w:sz w:val="26"/>
-                <w:szCs w:val="26"/>
-              </w:rPr>
-              <w:t xml:space="preserve"> </w:t>
-            </w:r>
-            <w:r>
-              <w:rPr>
-                <w:rFonts w:ascii="Times New Roman" w:eastAsia="Calibri" w:hAnsi="Times New Roman" w:cs="Times New Roman"/>
-                <w:sz w:val="26"/>
-                <w:szCs w:val="26"/>
-              </w:rPr>
-              <w:t>đăng nhập</w:t>
-            </w:r>
-            <w:r>
-              <w:rPr>
-                <w:rFonts w:ascii="Times New Roman" w:eastAsia="Calibri" w:hAnsi="Times New Roman" w:cs="Times New Roman"/>
-                <w:b/>
-                <w:sz w:val="26"/>
-                <w:szCs w:val="26"/>
-              </w:rPr>
-              <w:t xml:space="preserve"> </w:t>
-            </w:r>
-            <w:r>
-              <w:rPr>
-                <w:rFonts w:ascii="Times New Roman" w:eastAsia="Calibri" w:hAnsi="Times New Roman" w:cs="Times New Roman"/>
-                <w:sz w:val="26"/>
-                <w:szCs w:val="26"/>
-              </w:rPr>
-              <w:t>để</w:t>
-            </w:r>
-            <w:r>
-              <w:rPr>
-                <w:rFonts w:ascii="Times New Roman" w:eastAsia="Calibri" w:hAnsi="Times New Roman" w:cs="Times New Roman"/>
-                <w:b/>
-                <w:sz w:val="26"/>
-                <w:szCs w:val="26"/>
-              </w:rPr>
-              <w:t xml:space="preserve"> </w:t>
-            </w:r>
-            <w:r>
-              <w:rPr>
-                <w:rFonts w:ascii="Times New Roman" w:eastAsia="Calibri" w:hAnsi="Times New Roman" w:cs="Times New Roman"/>
-                <w:sz w:val="26"/>
-                <w:szCs w:val="26"/>
-              </w:rPr>
-              <w:t>sử</w:t>
-            </w:r>
-            <w:r>
-              <w:rPr>
-                <w:rFonts w:ascii="Times New Roman" w:eastAsia="Calibri" w:hAnsi="Times New Roman" w:cs="Times New Roman"/>
-                <w:sz w:val="26"/>
-                <w:szCs w:val="26"/>
-              </w:rPr>
-              <w:t xml:space="preserve"> dụ</w:t>
-            </w:r>
-            <w:r>
-              <w:rPr>
-                <w:rFonts w:ascii="Times New Roman" w:eastAsia="Calibri" w:hAnsi="Times New Roman" w:cs="Times New Roman"/>
-                <w:sz w:val="26"/>
-                <w:szCs w:val="26"/>
-              </w:rPr>
-              <w:t>ng các chức năng của hệ thống</w:t>
-            </w:r>
-            <w:r>
-              <w:rPr>
-                <w:rFonts w:ascii="Times New Roman" w:eastAsia="Calibri" w:hAnsi="Times New Roman" w:cs="Times New Roman"/>
-                <w:sz w:val="26"/>
-                <w:szCs w:val="26"/>
-              </w:rPr>
-              <w:t xml:space="preserve">, </w:t>
-            </w:r>
-            <w:r>
-              <w:rPr>
-                <w:rFonts w:ascii="Times New Roman" w:eastAsia="Calibri" w:hAnsi="Times New Roman" w:cs="Times New Roman"/>
-                <w:sz w:val="26"/>
-                <w:szCs w:val="26"/>
-              </w:rPr>
-              <w:t>(hoặc đăng x</w:t>
-            </w:r>
-            <w:r>
-              <w:rPr>
-                <w:rFonts w:ascii="Times New Roman" w:eastAsia="Calibri" w:hAnsi="Times New Roman" w:cs="Times New Roman"/>
-                <w:sz w:val="26"/>
-                <w:szCs w:val="26"/>
-              </w:rPr>
-              <w:t>uất khi không sử dụng</w:t>
-            </w:r>
-            <w:r>
-              <w:rPr>
-                <w:rFonts w:ascii="Times New Roman" w:eastAsia="Calibri" w:hAnsi="Times New Roman" w:cs="Times New Roman"/>
-                <w:sz w:val="26"/>
-                <w:szCs w:val="26"/>
-              </w:rPr>
-              <w:t>)</w:t>
+              <w:t xml:space="preserve">Là Admin, </w:t>
+            </w:r>
+            <w:r>
+              <w:rPr>
+                <w:rFonts w:ascii="Times New Roman" w:eastAsia="Calibri" w:hAnsi="Times New Roman" w:cs="Times New Roman"/>
+                <w:sz w:val="26"/>
+                <w:szCs w:val="26"/>
+                <w:lang w:val="vi-VN"/>
+              </w:rPr>
+              <w:t xml:space="preserve">khách hàng, </w:t>
+            </w:r>
+            <w:r>
+              <w:rPr>
+                <w:rFonts w:ascii="Times New Roman" w:eastAsia="Calibri" w:hAnsi="Times New Roman" w:cs="Times New Roman"/>
+                <w:sz w:val="26"/>
+                <w:szCs w:val="26"/>
+              </w:rPr>
+              <w:t xml:space="preserve">tôi muốn đăng xuất để không muốn sử dụng các chức năng của hệ thống </w:t>
             </w:r>
           </w:p>
         </w:tc>
@@ -8897,6 +9331,7 @@
                 <w:sz w:val="26"/>
                 <w:szCs w:val="26"/>
               </w:rPr>
+              <w:lastRenderedPageBreak/>
               <w:t>Tác nhân</w:t>
             </w:r>
           </w:p>
@@ -9019,7 +9454,6 @@
               <w:jc w:val="both"/>
               <w:rPr>
                 <w:rFonts w:ascii="Times New Roman" w:eastAsia="Calibri" w:hAnsi="Times New Roman" w:cs="Times New Roman"/>
-                <w:i/>
                 <w:sz w:val="26"/>
                 <w:szCs w:val="26"/>
               </w:rPr>
@@ -9033,7 +9467,17 @@
                 <w:sz w:val="26"/>
                 <w:szCs w:val="26"/>
               </w:rPr>
-              <w:t>Tiêu chí chấp nhận:</w:t>
+              <w:t>Tiêu chí chấp nhận</w:t>
+            </w:r>
+            <w:r>
+              <w:rPr>
+                <w:rFonts w:ascii="Times New Roman" w:hAnsi="Times New Roman" w:cs="Times New Roman"/>
+                <w:b/>
+                <w:color w:val="000000"/>
+                <w:sz w:val="26"/>
+                <w:szCs w:val="26"/>
+              </w:rPr>
+              <w:t>:</w:t>
             </w:r>
           </w:p>
           <w:p>
@@ -9057,66 +9501,82 @@
                 <w:sz w:val="26"/>
                 <w:szCs w:val="26"/>
               </w:rPr>
-              <w:t>Khi đăng nhập vào hệ thống thì người dùng phải nhập đầy đầy đủ các thông tin, gồm tên đăng nhập, mật khẩu.</w:t>
-            </w:r>
-          </w:p>
-          <w:p>
-            <w:pPr>
-              <w:spacing w:line="360" w:lineRule="auto"/>
-              <w:ind w:left="720"/>
-              <w:contextualSpacing/>
-              <w:jc w:val="both"/>
-              <w:rPr>
-                <w:rFonts w:ascii="Times New Roman" w:eastAsia="Calibri" w:hAnsi="Times New Roman" w:cs="Times New Roman"/>
-                <w:sz w:val="26"/>
-                <w:szCs w:val="26"/>
-              </w:rPr>
-            </w:pPr>
-            <w:r>
-              <w:rPr>
-                <w:rFonts w:ascii="Times New Roman" w:eastAsia="Calibri" w:hAnsi="Times New Roman" w:cs="Times New Roman"/>
-                <w:sz w:val="26"/>
-                <w:szCs w:val="26"/>
-              </w:rPr>
-              <w:t xml:space="preserve">+ Nếu đăng nhập thành công, thì người dùng sẽ vào được giao diện chính của hệ thống. </w:t>
-            </w:r>
-          </w:p>
-          <w:p>
-            <w:pPr>
-              <w:spacing w:line="360" w:lineRule="auto"/>
-              <w:ind w:left="720"/>
-              <w:contextualSpacing/>
-              <w:jc w:val="both"/>
-              <w:rPr>
-                <w:rFonts w:ascii="Times New Roman" w:eastAsia="Calibri" w:hAnsi="Times New Roman" w:cs="Times New Roman"/>
-                <w:sz w:val="26"/>
-                <w:szCs w:val="26"/>
-              </w:rPr>
-            </w:pPr>
-            <w:r>
-              <w:rPr>
-                <w:rFonts w:ascii="Times New Roman" w:eastAsia="Calibri" w:hAnsi="Times New Roman" w:cs="Times New Roman"/>
-                <w:sz w:val="26"/>
-                <w:szCs w:val="26"/>
-              </w:rPr>
-              <w:t>+ Ngược lại, hệ thống thông báo “</w:t>
-            </w:r>
-            <w:r>
-              <w:rPr>
-                <w:rFonts w:ascii="Times New Roman" w:eastAsia="Calibri" w:hAnsi="Times New Roman" w:cs="Times New Roman"/>
-                <w:i/>
-                <w:sz w:val="26"/>
-                <w:szCs w:val="26"/>
-              </w:rPr>
-              <w:t>Sai tên người dùng hoặc mật khẩu, yêu cầu nhập lại</w:t>
-            </w:r>
-            <w:r>
-              <w:rPr>
-                <w:rFonts w:ascii="Times New Roman" w:eastAsia="Calibri" w:hAnsi="Times New Roman" w:cs="Times New Roman"/>
-                <w:sz w:val="26"/>
-                <w:szCs w:val="26"/>
-              </w:rPr>
-              <w:t>.”</w:t>
+              <w:t>Khi đăng nhập vào hệ thống thì người</w:t>
+            </w:r>
+            <w:r>
+              <w:rPr>
+                <w:rFonts w:ascii="Times New Roman" w:eastAsia="Calibri" w:hAnsi="Times New Roman" w:cs="Times New Roman"/>
+                <w:sz w:val="26"/>
+                <w:szCs w:val="26"/>
+                <w:lang w:val="vi-VN"/>
+              </w:rPr>
+              <w:t xml:space="preserve"> dùng</w:t>
+            </w:r>
+            <w:r>
+              <w:rPr>
+                <w:rFonts w:ascii="Times New Roman" w:eastAsia="Calibri" w:hAnsi="Times New Roman" w:cs="Times New Roman"/>
+                <w:sz w:val="26"/>
+                <w:szCs w:val="26"/>
+              </w:rPr>
+              <w:t xml:space="preserve"> muốn đăng xuất thì chọn mục đăng xuất để thoát khỏi hệ thống.</w:t>
+            </w:r>
+          </w:p>
+          <w:p>
+            <w:pPr>
+              <w:numPr>
+                <w:ilvl w:val="0"/>
+                <w:numId w:val="3"/>
+              </w:numPr>
+              <w:spacing w:line="360" w:lineRule="auto"/>
+              <w:contextualSpacing/>
+              <w:jc w:val="both"/>
+              <w:rPr>
+                <w:rFonts w:ascii="Times New Roman" w:eastAsia="Calibri" w:hAnsi="Times New Roman" w:cs="Times New Roman"/>
+                <w:sz w:val="26"/>
+                <w:szCs w:val="26"/>
+              </w:rPr>
+            </w:pPr>
+            <w:r>
+              <w:rPr>
+                <w:rFonts w:ascii="Times New Roman" w:eastAsia="Calibri" w:hAnsi="Times New Roman" w:cs="Times New Roman"/>
+                <w:sz w:val="26"/>
+                <w:szCs w:val="26"/>
+              </w:rPr>
+              <w:t xml:space="preserve">Hệ thống yêu </w:t>
+            </w:r>
+            <w:r>
+              <w:rPr>
+                <w:rFonts w:ascii="Times New Roman" w:eastAsia="Calibri" w:hAnsi="Times New Roman" w:cs="Times New Roman"/>
+                <w:sz w:val="26"/>
+                <w:szCs w:val="26"/>
+                <w:lang w:val="vi-VN"/>
+              </w:rPr>
+              <w:t>cầu</w:t>
+            </w:r>
+            <w:r>
+              <w:rPr>
+                <w:rFonts w:ascii="Times New Roman" w:eastAsia="Calibri" w:hAnsi="Times New Roman" w:cs="Times New Roman"/>
+                <w:sz w:val="26"/>
+                <w:szCs w:val="26"/>
+              </w:rPr>
+              <w:t xml:space="preserve"> </w:t>
+            </w:r>
+            <w:r>
+              <w:rPr>
+                <w:rFonts w:ascii="Times New Roman" w:eastAsia="Calibri" w:hAnsi="Times New Roman" w:cs="Times New Roman"/>
+                <w:sz w:val="26"/>
+                <w:szCs w:val="26"/>
+                <w:lang w:val="vi-VN"/>
+              </w:rPr>
+              <w:t xml:space="preserve">xác nhận </w:t>
+            </w:r>
+            <w:r>
+              <w:rPr>
+                <w:rFonts w:ascii="Times New Roman" w:eastAsia="Calibri" w:hAnsi="Times New Roman" w:cs="Times New Roman"/>
+                <w:sz w:val="26"/>
+                <w:szCs w:val="26"/>
+              </w:rPr>
+              <w:t>trước khi đăng xuất.</w:t>
             </w:r>
             <w:r>
               <w:rPr>
@@ -9174,15 +9634,25 @@
                 <w:rFonts w:ascii="Times New Roman" w:eastAsia="Calibri" w:hAnsi="Times New Roman" w:cs="Times New Roman"/>
                 <w:sz w:val="26"/>
                 <w:szCs w:val="26"/>
-              </w:rPr>
-            </w:pPr>
-            <w:r>
-              <w:rPr>
-                <w:rFonts w:ascii="Times New Roman" w:eastAsia="Calibri" w:hAnsi="Times New Roman" w:cs="Times New Roman"/>
-                <w:sz w:val="26"/>
-                <w:szCs w:val="26"/>
-              </w:rPr>
-              <w:t>Account phải tồn tại trong hệ thống</w:t>
+                <w:lang w:val="vi-VN"/>
+              </w:rPr>
+            </w:pPr>
+            <w:r>
+              <w:rPr>
+                <w:rFonts w:ascii="Times New Roman" w:eastAsia="Calibri" w:hAnsi="Times New Roman" w:cs="Times New Roman"/>
+                <w:sz w:val="26"/>
+                <w:szCs w:val="26"/>
+              </w:rPr>
+              <w:t xml:space="preserve">Account </w:t>
+            </w:r>
+            <w:r>
+              <w:rPr>
+                <w:rFonts w:ascii="Times New Roman" w:eastAsia="Calibri" w:hAnsi="Times New Roman" w:cs="Times New Roman"/>
+                <w:sz w:val="26"/>
+                <w:szCs w:val="26"/>
+                <w:lang w:val="vi-VN"/>
+              </w:rPr>
+              <w:t>đang đăng nhập ở hệ thống</w:t>
             </w:r>
           </w:p>
         </w:tc>
@@ -9205,7 +9675,7 @@
           <w:szCs w:val="26"/>
         </w:rPr>
       </w:pPr>
-      <w:bookmarkStart w:id="9" w:name="_Toc226101796"/>
+      <w:bookmarkStart w:id="9" w:name="_Toc226101797"/>
       <w:r>
         <w:rPr>
           <w:rFonts w:ascii="Times New Roman" w:eastAsia="Calibri" w:hAnsi="Times New Roman" w:cs="Times New Roman"/>
@@ -9223,7 +9693,7 @@
           <w:szCs w:val="26"/>
           <w:lang w:val="vi-VN"/>
         </w:rPr>
-        <w:t>3</w:t>
+        <w:t>4</w:t>
       </w:r>
       <w:r>
         <w:rPr>
@@ -9241,7 +9711,25 @@
           <w:sz w:val="26"/>
           <w:szCs w:val="26"/>
         </w:rPr>
-        <w:t xml:space="preserve"> Đăng xuất</w:t>
+        <w:t xml:space="preserve"> </w:t>
+      </w:r>
+      <w:r>
+        <w:rPr>
+          <w:rFonts w:ascii="Times New Roman" w:eastAsia="Calibri" w:hAnsi="Times New Roman" w:cs="Times New Roman"/>
+          <w:b/>
+          <w:sz w:val="26"/>
+          <w:szCs w:val="26"/>
+        </w:rPr>
+        <w:t>Quên</w:t>
+      </w:r>
+      <w:r>
+        <w:rPr>
+          <w:rFonts w:ascii="Times New Roman" w:eastAsia="Calibri" w:hAnsi="Times New Roman" w:cs="Times New Roman"/>
+          <w:b/>
+          <w:sz w:val="26"/>
+          <w:szCs w:val="26"/>
+        </w:rPr>
+        <w:t xml:space="preserve"> mật khẩu</w:t>
       </w:r>
       <w:bookmarkEnd w:id="9"/>
     </w:p>
@@ -9282,25 +9770,9 @@
                 <w:rFonts w:ascii="Times New Roman" w:eastAsia="Calibri" w:hAnsi="Times New Roman" w:cs="Times New Roman"/>
                 <w:sz w:val="26"/>
                 <w:szCs w:val="26"/>
-              </w:rPr>
-              <w:t xml:space="preserve">Là Admin, </w:t>
-            </w:r>
-            <w:r>
-              <w:rPr>
-                <w:rFonts w:ascii="Times New Roman" w:eastAsia="Calibri" w:hAnsi="Times New Roman" w:cs="Times New Roman"/>
-                <w:sz w:val="26"/>
-                <w:szCs w:val="26"/>
-                <w:lang w:val="vi-VN"/>
-              </w:rPr>
-              <w:t xml:space="preserve">khách hàng, </w:t>
-            </w:r>
-            <w:r>
-              <w:rPr>
-                <w:rFonts w:ascii="Times New Roman" w:eastAsia="Calibri" w:hAnsi="Times New Roman" w:cs="Times New Roman"/>
-                <w:sz w:val="26"/>
-                <w:szCs w:val="26"/>
-              </w:rPr>
-              <w:t xml:space="preserve">tôi muốn đăng xuất để không muốn sử dụng các chức năng của hệ thống </w:t>
+                <w:lang w:val="vi-VN"/>
+              </w:rPr>
+              <w:t>Là Khách hàng, tôi muốn khôi phục mật khẩu khi quên để có thể tiếp tục sử dụng các chức năng của hệ thống.</w:t>
             </w:r>
           </w:p>
         </w:tc>
@@ -9333,7 +9805,6 @@
                 <w:sz w:val="26"/>
                 <w:szCs w:val="26"/>
               </w:rPr>
-              <w:lastRenderedPageBreak/>
               <w:t>Tác nhân</w:t>
             </w:r>
           </w:p>
@@ -9435,7 +9906,7 @@
                 <w:sz w:val="26"/>
                 <w:szCs w:val="26"/>
               </w:rPr>
-              <w:t>Người dùng phải có tài khoản trong hệ thống</w:t>
+              <w:t>Người dùng đã có tài khoản trong hệ thống và đã đăng ký email hợp lệ.</w:t>
             </w:r>
           </w:p>
         </w:tc>
@@ -9456,6 +9927,8 @@
               <w:jc w:val="both"/>
               <w:rPr>
                 <w:rFonts w:ascii="Times New Roman" w:eastAsia="Calibri" w:hAnsi="Times New Roman" w:cs="Times New Roman"/>
+                <w:i/>
+                <w:iCs/>
                 <w:sz w:val="26"/>
                 <w:szCs w:val="26"/>
               </w:rPr>
@@ -9465,21 +9938,12 @@
                 <w:rFonts w:ascii="Times New Roman" w:hAnsi="Times New Roman" w:cs="Times New Roman"/>
                 <w:b/>
                 <w:i/>
+                <w:iCs/>
                 <w:color w:val="000000"/>
                 <w:sz w:val="26"/>
                 <w:szCs w:val="26"/>
               </w:rPr>
-              <w:t>Tiêu chí chấp nhận</w:t>
-            </w:r>
-            <w:r>
-              <w:rPr>
-                <w:rFonts w:ascii="Times New Roman" w:hAnsi="Times New Roman" w:cs="Times New Roman"/>
-                <w:b/>
-                <w:color w:val="000000"/>
-                <w:sz w:val="26"/>
-                <w:szCs w:val="26"/>
-              </w:rPr>
-              <w:t>:</w:t>
+              <w:t>Tiêu chí chấp nhận:</w:t>
             </w:r>
           </w:p>
           <w:p>
@@ -9492,35 +9956,108 @@
               <w:contextualSpacing/>
               <w:jc w:val="both"/>
               <w:rPr>
-                <w:rFonts w:ascii="Times New Roman" w:eastAsia="Calibri" w:hAnsi="Times New Roman" w:cs="Times New Roman"/>
-                <w:sz w:val="26"/>
-                <w:szCs w:val="26"/>
-              </w:rPr>
-            </w:pPr>
-            <w:r>
-              <w:rPr>
-                <w:rFonts w:ascii="Times New Roman" w:eastAsia="Calibri" w:hAnsi="Times New Roman" w:cs="Times New Roman"/>
-                <w:sz w:val="26"/>
-                <w:szCs w:val="26"/>
-              </w:rPr>
-              <w:t>Khi đăng nhập vào hệ thống thì người</w:t>
-            </w:r>
-            <w:r>
-              <w:rPr>
-                <w:rFonts w:ascii="Times New Roman" w:eastAsia="Calibri" w:hAnsi="Times New Roman" w:cs="Times New Roman"/>
-                <w:sz w:val="26"/>
-                <w:szCs w:val="26"/>
-                <w:lang w:val="vi-VN"/>
-              </w:rPr>
-              <w:t xml:space="preserve"> dùng</w:t>
-            </w:r>
-            <w:r>
-              <w:rPr>
-                <w:rFonts w:ascii="Times New Roman" w:eastAsia="Calibri" w:hAnsi="Times New Roman" w:cs="Times New Roman"/>
-                <w:sz w:val="26"/>
-                <w:szCs w:val="26"/>
-              </w:rPr>
-              <w:t xml:space="preserve"> muốn đăng xuất thì chọn mục đăng xuất để thoát khỏi hệ thống.</w:t>
+                <w:rFonts w:ascii="Times New Roman" w:hAnsi="Times New Roman" w:cs="Times New Roman"/>
+                <w:sz w:val="26"/>
+                <w:szCs w:val="26"/>
+              </w:rPr>
+            </w:pPr>
+            <w:r>
+              <w:rPr>
+                <w:rFonts w:ascii="Times New Roman" w:hAnsi="Times New Roman" w:cs="Times New Roman"/>
+                <w:sz w:val="26"/>
+                <w:szCs w:val="26"/>
+              </w:rPr>
+              <w:t>Khi chọn chức năng “Quên mật khẩu”, người dùng phải nhập email đã đăng ký.</w:t>
+            </w:r>
+          </w:p>
+          <w:p>
+            <w:pPr>
+              <w:spacing w:line="360" w:lineRule="auto"/>
+              <w:ind w:left="720"/>
+              <w:contextualSpacing/>
+              <w:jc w:val="both"/>
+              <w:rPr>
+                <w:rFonts w:ascii="Times New Roman" w:hAnsi="Times New Roman" w:cs="Times New Roman"/>
+                <w:sz w:val="26"/>
+                <w:szCs w:val="26"/>
+              </w:rPr>
+            </w:pPr>
+            <w:r>
+              <w:rPr>
+                <w:rFonts w:ascii="Times New Roman" w:hAnsi="Times New Roman" w:cs="Times New Roman"/>
+                <w:sz w:val="26"/>
+                <w:szCs w:val="26"/>
+                <w:lang w:val="vi-VN"/>
+              </w:rPr>
+              <w:t xml:space="preserve">+ </w:t>
+            </w:r>
+            <w:r>
+              <w:rPr>
+                <w:rFonts w:ascii="Times New Roman" w:hAnsi="Times New Roman" w:cs="Times New Roman"/>
+                <w:sz w:val="26"/>
+                <w:szCs w:val="26"/>
+              </w:rPr>
+              <w:t>Nếu email tồn tại trong hệ thống, hệ thống gửi liên kết đặt lại mật khẩu về email của người dùng.</w:t>
+            </w:r>
+          </w:p>
+          <w:p>
+            <w:pPr>
+              <w:spacing w:line="360" w:lineRule="auto"/>
+              <w:ind w:left="720"/>
+              <w:contextualSpacing/>
+              <w:jc w:val="both"/>
+              <w:rPr>
+                <w:rFonts w:ascii="Times New Roman" w:hAnsi="Times New Roman" w:cs="Times New Roman"/>
+                <w:sz w:val="26"/>
+                <w:szCs w:val="26"/>
+              </w:rPr>
+            </w:pPr>
+            <w:r>
+              <w:rPr>
+                <w:rFonts w:ascii="Times New Roman" w:hAnsi="Times New Roman" w:cs="Times New Roman"/>
+                <w:sz w:val="26"/>
+                <w:szCs w:val="26"/>
+                <w:lang w:val="vi-VN"/>
+              </w:rPr>
+              <w:t xml:space="preserve">+ </w:t>
+            </w:r>
+            <w:r>
+              <w:rPr>
+                <w:rFonts w:ascii="Times New Roman" w:hAnsi="Times New Roman" w:cs="Times New Roman"/>
+                <w:sz w:val="26"/>
+                <w:szCs w:val="26"/>
+              </w:rPr>
+              <w:t>Người dùng nhấn vào liên kết và nhập mật khẩu mới cùng xác nhận mật khẩu.</w:t>
+            </w:r>
+          </w:p>
+          <w:p>
+            <w:pPr>
+              <w:spacing w:line="360" w:lineRule="auto"/>
+              <w:ind w:left="720"/>
+              <w:contextualSpacing/>
+              <w:jc w:val="both"/>
+              <w:rPr>
+                <w:rFonts w:ascii="Times New Roman" w:hAnsi="Times New Roman" w:cs="Times New Roman"/>
+                <w:sz w:val="26"/>
+                <w:szCs w:val="26"/>
+              </w:rPr>
+            </w:pPr>
+            <w:r>
+              <w:rPr>
+                <w:rFonts w:ascii="Times New Roman" w:hAnsi="Times New Roman" w:cs="Times New Roman"/>
+                <w:sz w:val="26"/>
+                <w:szCs w:val="26"/>
+                <w:lang w:val="vi-VN"/>
+              </w:rPr>
+              <w:t xml:space="preserve">+ </w:t>
+            </w:r>
+            <w:r>
+              <w:rPr>
+                <w:rFonts w:ascii="Times New Roman" w:hAnsi="Times New Roman" w:cs="Times New Roman"/>
+                <w:sz w:val="26"/>
+                <w:szCs w:val="26"/>
+              </w:rPr>
+              <w:t>Nếu đặt lại mật khẩu thành công, hệ thống thông báo “Đổi mật khẩu thành công” và chuyển đến trang đăng nhập.</w:t>
             </w:r>
           </w:p>
           <w:p>
@@ -9544,49 +10081,31 @@
                 <w:sz w:val="26"/>
                 <w:szCs w:val="26"/>
               </w:rPr>
-              <w:t xml:space="preserve">Hệ thống yêu </w:t>
-            </w:r>
-            <w:r>
-              <w:rPr>
-                <w:rFonts w:ascii="Times New Roman" w:eastAsia="Calibri" w:hAnsi="Times New Roman" w:cs="Times New Roman"/>
-                <w:sz w:val="26"/>
-                <w:szCs w:val="26"/>
-                <w:lang w:val="vi-VN"/>
-              </w:rPr>
-              <w:t>cầu</w:t>
-            </w:r>
-            <w:r>
-              <w:rPr>
-                <w:rFonts w:ascii="Times New Roman" w:eastAsia="Calibri" w:hAnsi="Times New Roman" w:cs="Times New Roman"/>
-                <w:sz w:val="26"/>
-                <w:szCs w:val="26"/>
-              </w:rPr>
-              <w:t xml:space="preserve"> </w:t>
-            </w:r>
-            <w:r>
-              <w:rPr>
-                <w:rFonts w:ascii="Times New Roman" w:eastAsia="Calibri" w:hAnsi="Times New Roman" w:cs="Times New Roman"/>
-                <w:sz w:val="26"/>
-                <w:szCs w:val="26"/>
-                <w:lang w:val="vi-VN"/>
-              </w:rPr>
-              <w:t xml:space="preserve">xác nhận </w:t>
-            </w:r>
-            <w:r>
-              <w:rPr>
-                <w:rFonts w:ascii="Times New Roman" w:eastAsia="Calibri" w:hAnsi="Times New Roman" w:cs="Times New Roman"/>
-                <w:sz w:val="26"/>
-                <w:szCs w:val="26"/>
-              </w:rPr>
-              <w:t>trước khi đăng xuất.</w:t>
-            </w:r>
-            <w:r>
-              <w:rPr>
-                <w:rFonts w:ascii="Times New Roman" w:eastAsia="Calibri" w:hAnsi="Times New Roman" w:cs="Times New Roman"/>
-                <w:sz w:val="26"/>
-                <w:szCs w:val="26"/>
-              </w:rPr>
-              <w:t xml:space="preserve"> </w:t>
+              <w:t>Nếu email không tồn tại trong hệ thống, hệ thống thông báo “Email không tồn tại, vui lòng kiểm tra lại.”</w:t>
+            </w:r>
+          </w:p>
+          <w:p>
+            <w:pPr>
+              <w:numPr>
+                <w:ilvl w:val="0"/>
+                <w:numId w:val="3"/>
+              </w:numPr>
+              <w:spacing w:line="360" w:lineRule="auto"/>
+              <w:contextualSpacing/>
+              <w:jc w:val="both"/>
+              <w:rPr>
+                <w:rFonts w:ascii="Times New Roman" w:eastAsia="Calibri" w:hAnsi="Times New Roman" w:cs="Times New Roman"/>
+                <w:sz w:val="26"/>
+                <w:szCs w:val="26"/>
+              </w:rPr>
+            </w:pPr>
+            <w:r>
+              <w:rPr>
+                <w:rFonts w:ascii="Times New Roman" w:eastAsia="Calibri" w:hAnsi="Times New Roman" w:cs="Times New Roman"/>
+                <w:sz w:val="26"/>
+                <w:szCs w:val="26"/>
+              </w:rPr>
+              <w:t>Nếu mật khẩu mới và xác nhận mật khẩu không khớp hoặc không hợp lệ, hệ thống hiển thị lỗi và yêu cầu nhập lại.</w:t>
             </w:r>
           </w:p>
         </w:tc>
@@ -9636,25 +10155,15 @@
                 <w:rFonts w:ascii="Times New Roman" w:eastAsia="Calibri" w:hAnsi="Times New Roman" w:cs="Times New Roman"/>
                 <w:sz w:val="26"/>
                 <w:szCs w:val="26"/>
-                <w:lang w:val="vi-VN"/>
-              </w:rPr>
-            </w:pPr>
-            <w:r>
-              <w:rPr>
-                <w:rFonts w:ascii="Times New Roman" w:eastAsia="Calibri" w:hAnsi="Times New Roman" w:cs="Times New Roman"/>
-                <w:sz w:val="26"/>
-                <w:szCs w:val="26"/>
-              </w:rPr>
-              <w:t xml:space="preserve">Account </w:t>
-            </w:r>
-            <w:r>
-              <w:rPr>
-                <w:rFonts w:ascii="Times New Roman" w:eastAsia="Calibri" w:hAnsi="Times New Roman" w:cs="Times New Roman"/>
-                <w:sz w:val="26"/>
-                <w:szCs w:val="26"/>
-                <w:lang w:val="vi-VN"/>
-              </w:rPr>
-              <w:t>đang đăng nhập ở hệ thống</w:t>
+              </w:rPr>
+            </w:pPr>
+            <w:r>
+              <w:rPr>
+                <w:rFonts w:ascii="Times New Roman" w:eastAsia="Calibri" w:hAnsi="Times New Roman" w:cs="Times New Roman"/>
+                <w:sz w:val="26"/>
+                <w:szCs w:val="26"/>
+              </w:rPr>
+              <w:t>Account phải tồn tại trong hệ thống</w:t>
             </w:r>
           </w:p>
         </w:tc>
@@ -9677,7 +10186,7 @@
           <w:szCs w:val="26"/>
         </w:rPr>
       </w:pPr>
-      <w:bookmarkStart w:id="10" w:name="_Toc226101797"/>
+      <w:bookmarkStart w:id="10" w:name="_Toc226101798"/>
       <w:r>
         <w:rPr>
           <w:rFonts w:ascii="Times New Roman" w:eastAsia="Calibri" w:hAnsi="Times New Roman" w:cs="Times New Roman"/>
@@ -9695,7 +10204,7 @@
           <w:szCs w:val="26"/>
           <w:lang w:val="vi-VN"/>
         </w:rPr>
-        <w:t>4</w:t>
+        <w:t>5</w:t>
       </w:r>
       <w:r>
         <w:rPr>
@@ -9721,17 +10230,9 @@
           <w:b/>
           <w:sz w:val="26"/>
           <w:szCs w:val="26"/>
-        </w:rPr>
-        <w:t>Quên</w:t>
-      </w:r>
-      <w:r>
-        <w:rPr>
-          <w:rFonts w:ascii="Times New Roman" w:eastAsia="Calibri" w:hAnsi="Times New Roman" w:cs="Times New Roman"/>
-          <w:b/>
-          <w:sz w:val="26"/>
-          <w:szCs w:val="26"/>
-        </w:rPr>
-        <w:t xml:space="preserve"> mật khẩu</w:t>
+          <w:lang w:val="vi-VN"/>
+        </w:rPr>
+        <w:t>Xem sản phẩm</w:t>
       </w:r>
       <w:bookmarkEnd w:id="10"/>
     </w:p>
@@ -9772,9 +10273,25 @@
                 <w:rFonts w:ascii="Times New Roman" w:eastAsia="Calibri" w:hAnsi="Times New Roman" w:cs="Times New Roman"/>
                 <w:sz w:val="26"/>
                 <w:szCs w:val="26"/>
-                <w:lang w:val="vi-VN"/>
-              </w:rPr>
-              <w:t>Là Khách hàng, tôi muốn khôi phục mật khẩu khi quên để có thể tiếp tục sử dụng các chức năng của hệ thống.</w:t>
+              </w:rPr>
+              <w:t xml:space="preserve">Là Khách </w:t>
+            </w:r>
+            <w:r>
+              <w:rPr>
+                <w:rFonts w:ascii="Times New Roman" w:eastAsia="Calibri" w:hAnsi="Times New Roman" w:cs="Times New Roman"/>
+                <w:sz w:val="26"/>
+                <w:szCs w:val="26"/>
+                <w:lang w:val="vi-VN"/>
+              </w:rPr>
+              <w:t>hàng,Khách vãng lai</w:t>
+            </w:r>
+            <w:r>
+              <w:rPr>
+                <w:rFonts w:ascii="Times New Roman" w:eastAsia="Calibri" w:hAnsi="Times New Roman" w:cs="Times New Roman"/>
+                <w:sz w:val="26"/>
+                <w:szCs w:val="26"/>
+              </w:rPr>
+              <w:t>, tôi muốn xem danh sách các sản phẩm thủy hải sản để lựa chọn sản phẩm phù hợp với nhu cầu.</w:t>
             </w:r>
           </w:p>
         </w:tc>
@@ -9807,6 +10324,7 @@
                 <w:sz w:val="26"/>
                 <w:szCs w:val="26"/>
               </w:rPr>
+              <w:lastRenderedPageBreak/>
               <w:t>Tác nhân</w:t>
             </w:r>
           </w:p>
@@ -9832,25 +10350,9 @@
                 <w:rFonts w:ascii="Times New Roman" w:eastAsia="Calibri" w:hAnsi="Times New Roman" w:cs="Times New Roman"/>
                 <w:sz w:val="26"/>
                 <w:szCs w:val="26"/>
-              </w:rPr>
-              <w:t>Admin</w:t>
-            </w:r>
-            <w:r>
-              <w:rPr>
-                <w:rFonts w:ascii="Times New Roman" w:eastAsia="Calibri" w:hAnsi="Times New Roman" w:cs="Times New Roman"/>
-                <w:sz w:val="26"/>
-                <w:szCs w:val="26"/>
-              </w:rPr>
-              <w:t xml:space="preserve">, </w:t>
-            </w:r>
-            <w:r>
-              <w:rPr>
-                <w:rFonts w:ascii="Times New Roman" w:eastAsia="Calibri" w:hAnsi="Times New Roman" w:cs="Times New Roman"/>
-                <w:sz w:val="26"/>
-                <w:szCs w:val="26"/>
-                <w:lang w:val="vi-VN"/>
-              </w:rPr>
-              <w:t>khách hàng</w:t>
+                <w:lang w:val="vi-VN"/>
+              </w:rPr>
+              <w:t>Khách hàng</w:t>
             </w:r>
           </w:p>
         </w:tc>
@@ -9900,15 +10402,17 @@
                 <w:rFonts w:ascii="Times New Roman" w:eastAsia="Calibri" w:hAnsi="Times New Roman" w:cs="Times New Roman"/>
                 <w:sz w:val="26"/>
                 <w:szCs w:val="26"/>
-              </w:rPr>
-            </w:pPr>
-            <w:r>
-              <w:rPr>
-                <w:rFonts w:ascii="Times New Roman" w:eastAsia="Calibri" w:hAnsi="Times New Roman" w:cs="Times New Roman"/>
-                <w:sz w:val="26"/>
-                <w:szCs w:val="26"/>
-              </w:rPr>
-              <w:t>Người dùng đã có tài khoản trong hệ thống và đã đăng ký email hợp lệ.</w:t>
+                <w:lang w:val="vi-VN"/>
+              </w:rPr>
+            </w:pPr>
+            <w:r>
+              <w:rPr>
+                <w:rFonts w:ascii="Times New Roman" w:eastAsia="Calibri" w:hAnsi="Times New Roman" w:cs="Times New Roman"/>
+                <w:sz w:val="26"/>
+                <w:szCs w:val="26"/>
+                <w:lang w:val="vi-VN"/>
+              </w:rPr>
+              <w:t>Không có</w:t>
             </w:r>
           </w:p>
         </w:tc>
@@ -9930,7 +10434,6 @@
               <w:rPr>
                 <w:rFonts w:ascii="Times New Roman" w:eastAsia="Calibri" w:hAnsi="Times New Roman" w:cs="Times New Roman"/>
                 <w:i/>
-                <w:iCs/>
                 <w:sz w:val="26"/>
                 <w:szCs w:val="26"/>
               </w:rPr>
@@ -9940,7 +10443,6 @@
                 <w:rFonts w:ascii="Times New Roman" w:hAnsi="Times New Roman" w:cs="Times New Roman"/>
                 <w:b/>
                 <w:i/>
-                <w:iCs/>
                 <w:color w:val="000000"/>
                 <w:sz w:val="26"/>
                 <w:szCs w:val="26"/>
@@ -9950,26 +10452,54 @@
           </w:p>
           <w:p>
             <w:pPr>
+              <w:pStyle w:val="ListParagraph"/>
               <w:numPr>
                 <w:ilvl w:val="0"/>
                 <w:numId w:val="3"/>
               </w:numPr>
               <w:spacing w:line="360" w:lineRule="auto"/>
-              <w:contextualSpacing/>
-              <w:jc w:val="both"/>
-              <w:rPr>
-                <w:rFonts w:ascii="Times New Roman" w:hAnsi="Times New Roman" w:cs="Times New Roman"/>
-                <w:sz w:val="26"/>
-                <w:szCs w:val="26"/>
-              </w:rPr>
-            </w:pPr>
-            <w:r>
-              <w:rPr>
-                <w:rFonts w:ascii="Times New Roman" w:hAnsi="Times New Roman" w:cs="Times New Roman"/>
-                <w:sz w:val="26"/>
-                <w:szCs w:val="26"/>
-              </w:rPr>
-              <w:t>Khi chọn chức năng “Quên mật khẩu”, người dùng phải nhập email đã đăng ký.</w:t>
+              <w:jc w:val="both"/>
+              <w:rPr>
+                <w:rFonts w:ascii="Times New Roman" w:eastAsia="Calibri" w:hAnsi="Times New Roman" w:cs="Times New Roman"/>
+                <w:sz w:val="26"/>
+                <w:szCs w:val="26"/>
+              </w:rPr>
+            </w:pPr>
+            <w:r>
+              <w:rPr>
+                <w:rFonts w:ascii="Times New Roman" w:eastAsia="Calibri" w:hAnsi="Times New Roman" w:cs="Times New Roman"/>
+                <w:sz w:val="26"/>
+                <w:szCs w:val="26"/>
+              </w:rPr>
+              <w:t>Khi truy cập vào trang sản phẩm, hệ thống hiển thị danh sách các sản phẩm, bao gồm: tên sản phẩm, hình ảnh, giá và mô tả ngắn.</w:t>
+            </w:r>
+          </w:p>
+          <w:p>
+            <w:pPr>
+              <w:pStyle w:val="ListParagraph"/>
+              <w:spacing w:line="360" w:lineRule="auto"/>
+              <w:jc w:val="both"/>
+              <w:rPr>
+                <w:rFonts w:ascii="Times New Roman" w:eastAsia="Calibri" w:hAnsi="Times New Roman" w:cs="Times New Roman"/>
+                <w:sz w:val="26"/>
+                <w:szCs w:val="26"/>
+              </w:rPr>
+            </w:pPr>
+            <w:r>
+              <w:rPr>
+                <w:rFonts w:ascii="Times New Roman" w:eastAsia="Calibri" w:hAnsi="Times New Roman" w:cs="Times New Roman"/>
+                <w:sz w:val="26"/>
+                <w:szCs w:val="26"/>
+              </w:rPr>
+              <w:t xml:space="preserve">+ </w:t>
+            </w:r>
+            <w:r>
+              <w:rPr>
+                <w:rFonts w:ascii="Times New Roman" w:eastAsia="Calibri" w:hAnsi="Times New Roman" w:cs="Times New Roman"/>
+                <w:sz w:val="26"/>
+                <w:szCs w:val="26"/>
+              </w:rPr>
+              <w:t>Người dùng có thể xem danh sách sản phẩm theo từng danh mục (cá, tôm, cua, hải sản đông lạnh...).</w:t>
             </w:r>
           </w:p>
           <w:p>
@@ -9979,135 +10509,26 @@
               <w:contextualSpacing/>
               <w:jc w:val="both"/>
               <w:rPr>
-                <w:rFonts w:ascii="Times New Roman" w:hAnsi="Times New Roman" w:cs="Times New Roman"/>
-                <w:sz w:val="26"/>
-                <w:szCs w:val="26"/>
-              </w:rPr>
-            </w:pPr>
-            <w:r>
-              <w:rPr>
-                <w:rFonts w:ascii="Times New Roman" w:hAnsi="Times New Roman" w:cs="Times New Roman"/>
-                <w:sz w:val="26"/>
-                <w:szCs w:val="26"/>
-                <w:lang w:val="vi-VN"/>
+                <w:rFonts w:ascii="Times New Roman" w:eastAsia="Calibri" w:hAnsi="Times New Roman" w:cs="Times New Roman"/>
+                <w:sz w:val="26"/>
+                <w:szCs w:val="26"/>
+              </w:rPr>
+            </w:pPr>
+            <w:r>
+              <w:rPr>
+                <w:rFonts w:ascii="Times New Roman" w:eastAsia="Calibri" w:hAnsi="Times New Roman" w:cs="Times New Roman"/>
+                <w:sz w:val="26"/>
+                <w:szCs w:val="26"/>
               </w:rPr>
               <w:t xml:space="preserve">+ </w:t>
             </w:r>
             <w:r>
               <w:rPr>
-                <w:rFonts w:ascii="Times New Roman" w:hAnsi="Times New Roman" w:cs="Times New Roman"/>
-                <w:sz w:val="26"/>
-                <w:szCs w:val="26"/>
-              </w:rPr>
-              <w:t>Nếu email tồn tại trong hệ thống, hệ thống gửi liên kết đặt lại mật khẩu về email của người dùng.</w:t>
-            </w:r>
-          </w:p>
-          <w:p>
-            <w:pPr>
-              <w:spacing w:line="360" w:lineRule="auto"/>
-              <w:ind w:left="720"/>
-              <w:contextualSpacing/>
-              <w:jc w:val="both"/>
-              <w:rPr>
-                <w:rFonts w:ascii="Times New Roman" w:hAnsi="Times New Roman" w:cs="Times New Roman"/>
-                <w:sz w:val="26"/>
-                <w:szCs w:val="26"/>
-              </w:rPr>
-            </w:pPr>
-            <w:r>
-              <w:rPr>
-                <w:rFonts w:ascii="Times New Roman" w:hAnsi="Times New Roman" w:cs="Times New Roman"/>
-                <w:sz w:val="26"/>
-                <w:szCs w:val="26"/>
-                <w:lang w:val="vi-VN"/>
-              </w:rPr>
-              <w:t xml:space="preserve">+ </w:t>
-            </w:r>
-            <w:r>
-              <w:rPr>
-                <w:rFonts w:ascii="Times New Roman" w:hAnsi="Times New Roman" w:cs="Times New Roman"/>
-                <w:sz w:val="26"/>
-                <w:szCs w:val="26"/>
-              </w:rPr>
-              <w:t>Người dùng nhấn vào liên kết và nhập mật khẩu mới cùng xác nhận mật khẩu.</w:t>
-            </w:r>
-          </w:p>
-          <w:p>
-            <w:pPr>
-              <w:spacing w:line="360" w:lineRule="auto"/>
-              <w:ind w:left="720"/>
-              <w:contextualSpacing/>
-              <w:jc w:val="both"/>
-              <w:rPr>
-                <w:rFonts w:ascii="Times New Roman" w:hAnsi="Times New Roman" w:cs="Times New Roman"/>
-                <w:sz w:val="26"/>
-                <w:szCs w:val="26"/>
-              </w:rPr>
-            </w:pPr>
-            <w:r>
-              <w:rPr>
-                <w:rFonts w:ascii="Times New Roman" w:hAnsi="Times New Roman" w:cs="Times New Roman"/>
-                <w:sz w:val="26"/>
-                <w:szCs w:val="26"/>
-                <w:lang w:val="vi-VN"/>
-              </w:rPr>
-              <w:t xml:space="preserve">+ </w:t>
-            </w:r>
-            <w:r>
-              <w:rPr>
-                <w:rFonts w:ascii="Times New Roman" w:hAnsi="Times New Roman" w:cs="Times New Roman"/>
-                <w:sz w:val="26"/>
-                <w:szCs w:val="26"/>
-              </w:rPr>
-              <w:t>Nếu đặt lại mật khẩu thành công, hệ thống thông báo “Đổi mật khẩu thành công” và chuyển đến trang đăng nhập.</w:t>
-            </w:r>
-          </w:p>
-          <w:p>
-            <w:pPr>
-              <w:numPr>
-                <w:ilvl w:val="0"/>
-                <w:numId w:val="3"/>
-              </w:numPr>
-              <w:spacing w:line="360" w:lineRule="auto"/>
-              <w:contextualSpacing/>
-              <w:jc w:val="both"/>
-              <w:rPr>
-                <w:rFonts w:ascii="Times New Roman" w:eastAsia="Calibri" w:hAnsi="Times New Roman" w:cs="Times New Roman"/>
-                <w:sz w:val="26"/>
-                <w:szCs w:val="26"/>
-              </w:rPr>
-            </w:pPr>
-            <w:r>
-              <w:rPr>
-                <w:rFonts w:ascii="Times New Roman" w:eastAsia="Calibri" w:hAnsi="Times New Roman" w:cs="Times New Roman"/>
-                <w:sz w:val="26"/>
-                <w:szCs w:val="26"/>
-              </w:rPr>
-              <w:t>Nếu email không tồn tại trong hệ thống, hệ thống thông báo “Email không tồn tại, vui lòng kiểm tra lại.”</w:t>
-            </w:r>
-          </w:p>
-          <w:p>
-            <w:pPr>
-              <w:numPr>
-                <w:ilvl w:val="0"/>
-                <w:numId w:val="3"/>
-              </w:numPr>
-              <w:spacing w:line="360" w:lineRule="auto"/>
-              <w:contextualSpacing/>
-              <w:jc w:val="both"/>
-              <w:rPr>
-                <w:rFonts w:ascii="Times New Roman" w:eastAsia="Calibri" w:hAnsi="Times New Roman" w:cs="Times New Roman"/>
-                <w:sz w:val="26"/>
-                <w:szCs w:val="26"/>
-              </w:rPr>
-            </w:pPr>
-            <w:r>
-              <w:rPr>
-                <w:rFonts w:ascii="Times New Roman" w:eastAsia="Calibri" w:hAnsi="Times New Roman" w:cs="Times New Roman"/>
-                <w:sz w:val="26"/>
-                <w:szCs w:val="26"/>
-              </w:rPr>
-              <w:t>Nếu mật khẩu mới và xác nhận mật khẩu không khớp hoặc không hợp lệ, hệ thống hiển thị lỗi và yêu cầu nhập lại.</w:t>
+                <w:rFonts w:ascii="Times New Roman" w:eastAsia="Calibri" w:hAnsi="Times New Roman" w:cs="Times New Roman"/>
+                <w:sz w:val="26"/>
+                <w:szCs w:val="26"/>
+              </w:rPr>
+              <w:t>Người dùng có thể tìm kiếm sản phẩm theo tên.</w:t>
             </w:r>
           </w:p>
         </w:tc>
@@ -10150,22 +10571,57 @@
           </w:tcPr>
           <w:p>
             <w:pPr>
-              <w:spacing w:line="360" w:lineRule="auto"/>
-              <w:contextualSpacing/>
-              <w:jc w:val="both"/>
-              <w:rPr>
-                <w:rFonts w:ascii="Times New Roman" w:eastAsia="Calibri" w:hAnsi="Times New Roman" w:cs="Times New Roman"/>
-                <w:sz w:val="26"/>
-                <w:szCs w:val="26"/>
-              </w:rPr>
-            </w:pPr>
-            <w:r>
-              <w:rPr>
-                <w:rFonts w:ascii="Times New Roman" w:eastAsia="Calibri" w:hAnsi="Times New Roman" w:cs="Times New Roman"/>
-                <w:sz w:val="26"/>
-                <w:szCs w:val="26"/>
-              </w:rPr>
-              <w:t>Account phải tồn tại trong hệ thống</w:t>
+              <w:rPr>
+                <w:rFonts w:ascii="Times New Roman" w:eastAsia="Calibri" w:hAnsi="Times New Roman" w:cs="Times New Roman"/>
+                <w:sz w:val="26"/>
+                <w:szCs w:val="26"/>
+              </w:rPr>
+            </w:pPr>
+            <w:r>
+              <w:rPr>
+                <w:rFonts w:ascii="Times New Roman" w:eastAsia="Calibri" w:hAnsi="Times New Roman" w:cs="Times New Roman"/>
+                <w:sz w:val="26"/>
+                <w:szCs w:val="26"/>
+                <w:lang w:val="vi-VN"/>
+              </w:rPr>
+              <w:t>-</w:t>
+            </w:r>
+            <w:r>
+              <w:rPr>
+                <w:rFonts w:ascii="Times New Roman" w:eastAsia="Calibri" w:hAnsi="Times New Roman" w:cs="Times New Roman"/>
+                <w:sz w:val="26"/>
+                <w:szCs w:val="26"/>
+              </w:rPr>
+              <w:t xml:space="preserve">  Dữ liệu sản phẩm phải được cập nhật từ hệ thống quản trị. </w:t>
+            </w:r>
+          </w:p>
+          <w:p>
+            <w:pPr>
+              <w:spacing w:line="360" w:lineRule="auto"/>
+              <w:contextualSpacing/>
+              <w:jc w:val="both"/>
+              <w:rPr>
+                <w:rFonts w:ascii="Times New Roman" w:eastAsia="Calibri" w:hAnsi="Times New Roman" w:cs="Times New Roman"/>
+                <w:sz w:val="26"/>
+                <w:szCs w:val="26"/>
+              </w:rPr>
+            </w:pPr>
+            <w:r>
+              <w:rPr>
+                <w:rFonts w:ascii="Times New Roman" w:eastAsia="Calibri" w:hAnsi="Times New Roman" w:cs="Times New Roman"/>
+                <w:sz w:val="26"/>
+                <w:szCs w:val="26"/>
+                <w:lang w:val="vi-VN"/>
+              </w:rPr>
+              <w:t xml:space="preserve">- </w:t>
+            </w:r>
+            <w:r>
+              <w:rPr>
+                <w:rFonts w:ascii="Times New Roman" w:eastAsia="Calibri" w:hAnsi="Times New Roman" w:cs="Times New Roman"/>
+                <w:sz w:val="26"/>
+                <w:szCs w:val="26"/>
+              </w:rPr>
+              <w:t xml:space="preserve"> Hệ thống phải hiển thị thông tin chính xác và đầy đủ.</w:t>
             </w:r>
           </w:p>
         </w:tc>
@@ -10188,7 +10644,7 @@
           <w:szCs w:val="26"/>
         </w:rPr>
       </w:pPr>
-      <w:bookmarkStart w:id="11" w:name="_Toc226101798"/>
+      <w:bookmarkStart w:id="11" w:name="_Toc226101799"/>
       <w:r>
         <w:rPr>
           <w:rFonts w:ascii="Times New Roman" w:eastAsia="Calibri" w:hAnsi="Times New Roman" w:cs="Times New Roman"/>
@@ -10206,7 +10662,7 @@
           <w:szCs w:val="26"/>
           <w:lang w:val="vi-VN"/>
         </w:rPr>
-        <w:t>5</w:t>
+        <w:t>6</w:t>
       </w:r>
       <w:r>
         <w:rPr>
@@ -10215,16 +10671,7 @@
           <w:sz w:val="26"/>
           <w:szCs w:val="26"/>
         </w:rPr>
-        <w:t>:</w:t>
-      </w:r>
-      <w:r>
-        <w:rPr>
-          <w:rFonts w:ascii="Times New Roman" w:eastAsia="Calibri" w:hAnsi="Times New Roman" w:cs="Times New Roman"/>
-          <w:b/>
-          <w:sz w:val="26"/>
-          <w:szCs w:val="26"/>
-        </w:rPr>
-        <w:t xml:space="preserve"> </w:t>
+        <w:t xml:space="preserve">: </w:t>
       </w:r>
       <w:r>
         <w:rPr>
@@ -10234,7 +10681,7 @@
           <w:szCs w:val="26"/>
           <w:lang w:val="vi-VN"/>
         </w:rPr>
-        <w:t>Xem sản phẩm</w:t>
+        <w:t>Xem chi tiết sản phẩm</w:t>
       </w:r>
       <w:bookmarkEnd w:id="11"/>
     </w:p>
@@ -10272,7 +10719,8 @@
             </w:pPr>
             <w:r>
               <w:rPr>
-                <w:rFonts w:ascii="Times New Roman" w:eastAsia="Calibri" w:hAnsi="Times New Roman" w:cs="Times New Roman"/>
+                <w:rFonts w:ascii="Times New Roman" w:eastAsia="Times New Roman" w:hAnsi="Times New Roman" w:cs="Times New Roman"/>
+                <w:color w:val="000000"/>
                 <w:sz w:val="26"/>
                 <w:szCs w:val="26"/>
               </w:rPr>
@@ -10280,7 +10728,8 @@
             </w:r>
             <w:r>
               <w:rPr>
-                <w:rFonts w:ascii="Times New Roman" w:eastAsia="Calibri" w:hAnsi="Times New Roman" w:cs="Times New Roman"/>
+                <w:rFonts w:ascii="Times New Roman" w:eastAsia="Times New Roman" w:hAnsi="Times New Roman" w:cs="Times New Roman"/>
+                <w:color w:val="000000"/>
                 <w:sz w:val="26"/>
                 <w:szCs w:val="26"/>
                 <w:lang w:val="vi-VN"/>
@@ -10289,11 +10738,12 @@
             </w:r>
             <w:r>
               <w:rPr>
-                <w:rFonts w:ascii="Times New Roman" w:eastAsia="Calibri" w:hAnsi="Times New Roman" w:cs="Times New Roman"/>
-                <w:sz w:val="26"/>
-                <w:szCs w:val="26"/>
-              </w:rPr>
-              <w:t>, tôi muốn xem danh sách các sản phẩm thủy hải sản để lựa chọn sản phẩm phù hợp với nhu cầu.</w:t>
+                <w:rFonts w:ascii="Times New Roman" w:eastAsia="Times New Roman" w:hAnsi="Times New Roman" w:cs="Times New Roman"/>
+                <w:color w:val="000000"/>
+                <w:sz w:val="26"/>
+                <w:szCs w:val="26"/>
+              </w:rPr>
+              <w:t>, tôi muốn xem thông tin chi tiết của một sản phẩm để hiểu rõ trước khi quyết định mua.</w:t>
             </w:r>
           </w:p>
         </w:tc>
@@ -10326,7 +10776,6 @@
                 <w:sz w:val="26"/>
                 <w:szCs w:val="26"/>
               </w:rPr>
-              <w:lastRenderedPageBreak/>
               <w:t>Tác nhân</w:t>
             </w:r>
           </w:p>
@@ -10354,7 +10803,7 @@
                 <w:szCs w:val="26"/>
                 <w:lang w:val="vi-VN"/>
               </w:rPr>
-              <w:t>Khách hàng</w:t>
+              <w:t>Khách hàng,Khách vãng lai</w:t>
             </w:r>
           </w:p>
         </w:tc>
@@ -10454,83 +10903,203 @@
           </w:p>
           <w:p>
             <w:pPr>
-              <w:pStyle w:val="ListParagraph"/>
               <w:numPr>
                 <w:ilvl w:val="0"/>
                 <w:numId w:val="3"/>
               </w:numPr>
               <w:spacing w:line="360" w:lineRule="auto"/>
-              <w:jc w:val="both"/>
-              <w:rPr>
-                <w:rFonts w:ascii="Times New Roman" w:eastAsia="Calibri" w:hAnsi="Times New Roman" w:cs="Times New Roman"/>
-                <w:sz w:val="26"/>
-                <w:szCs w:val="26"/>
-              </w:rPr>
-            </w:pPr>
-            <w:r>
-              <w:rPr>
-                <w:rFonts w:ascii="Times New Roman" w:eastAsia="Calibri" w:hAnsi="Times New Roman" w:cs="Times New Roman"/>
-                <w:sz w:val="26"/>
-                <w:szCs w:val="26"/>
-              </w:rPr>
-              <w:t>Khi truy cập vào trang sản phẩm, hệ thống hiển thị danh sách các sản phẩm, bao gồm: tên sản phẩm, hình ảnh, giá và mô tả ngắn.</w:t>
-            </w:r>
-          </w:p>
-          <w:p>
-            <w:pPr>
-              <w:pStyle w:val="ListParagraph"/>
-              <w:spacing w:line="360" w:lineRule="auto"/>
-              <w:jc w:val="both"/>
-              <w:rPr>
-                <w:rFonts w:ascii="Times New Roman" w:eastAsia="Calibri" w:hAnsi="Times New Roman" w:cs="Times New Roman"/>
-                <w:sz w:val="26"/>
-                <w:szCs w:val="26"/>
-              </w:rPr>
-            </w:pPr>
-            <w:r>
-              <w:rPr>
-                <w:rFonts w:ascii="Times New Roman" w:eastAsia="Calibri" w:hAnsi="Times New Roman" w:cs="Times New Roman"/>
-                <w:sz w:val="26"/>
-                <w:szCs w:val="26"/>
-              </w:rPr>
-              <w:t xml:space="preserve">+ </w:t>
-            </w:r>
-            <w:r>
-              <w:rPr>
-                <w:rFonts w:ascii="Times New Roman" w:eastAsia="Calibri" w:hAnsi="Times New Roman" w:cs="Times New Roman"/>
-                <w:sz w:val="26"/>
-                <w:szCs w:val="26"/>
-              </w:rPr>
-              <w:t>Người dùng có thể xem danh sách sản phẩm theo từng danh mục (cá, tôm, cua, hải sản đông lạnh...).</w:t>
-            </w:r>
-          </w:p>
-          <w:p>
-            <w:pPr>
-              <w:spacing w:line="360" w:lineRule="auto"/>
-              <w:ind w:left="720"/>
-              <w:contextualSpacing/>
-              <w:jc w:val="both"/>
-              <w:rPr>
-                <w:rFonts w:ascii="Times New Roman" w:eastAsia="Calibri" w:hAnsi="Times New Roman" w:cs="Times New Roman"/>
-                <w:sz w:val="26"/>
-                <w:szCs w:val="26"/>
-              </w:rPr>
-            </w:pPr>
-            <w:r>
-              <w:rPr>
-                <w:rFonts w:ascii="Times New Roman" w:eastAsia="Calibri" w:hAnsi="Times New Roman" w:cs="Times New Roman"/>
-                <w:sz w:val="26"/>
-                <w:szCs w:val="26"/>
-              </w:rPr>
-              <w:t xml:space="preserve">+ </w:t>
-            </w:r>
-            <w:r>
-              <w:rPr>
-                <w:rFonts w:ascii="Times New Roman" w:eastAsia="Calibri" w:hAnsi="Times New Roman" w:cs="Times New Roman"/>
-                <w:sz w:val="26"/>
-                <w:szCs w:val="26"/>
-              </w:rPr>
-              <w:t>Người dùng có thể tìm kiếm sản phẩm theo tên.</w:t>
+              <w:contextualSpacing/>
+              <w:jc w:val="both"/>
+              <w:rPr>
+                <w:rFonts w:ascii="Times New Roman" w:eastAsia="Calibri" w:hAnsi="Times New Roman" w:cs="Times New Roman"/>
+                <w:sz w:val="26"/>
+                <w:szCs w:val="26"/>
+              </w:rPr>
+            </w:pPr>
+            <w:r>
+              <w:rPr>
+                <w:rFonts w:ascii="Times New Roman" w:eastAsia="Calibri" w:hAnsi="Times New Roman" w:cs="Times New Roman"/>
+                <w:sz w:val="26"/>
+                <w:szCs w:val="26"/>
+              </w:rPr>
+              <w:t>Khi người dùng chọn một sản phẩm từ danh sách, hệ thống hiển thị trang chi tiết sản phẩm, bao gồm:</w:t>
+            </w:r>
+            <w:r>
+              <w:rPr>
+                <w:rFonts w:ascii="Times New Roman" w:eastAsia="Calibri" w:hAnsi="Times New Roman" w:cs="Times New Roman"/>
+                <w:sz w:val="26"/>
+                <w:szCs w:val="26"/>
+                <w:lang w:val="vi-VN"/>
+              </w:rPr>
+              <w:t xml:space="preserve"> </w:t>
+            </w:r>
+            <w:r>
+              <w:rPr>
+                <w:rFonts w:ascii="Times New Roman" w:eastAsia="Calibri" w:hAnsi="Times New Roman" w:cs="Times New Roman"/>
+                <w:sz w:val="26"/>
+                <w:szCs w:val="26"/>
+              </w:rPr>
+              <w:t xml:space="preserve">Tên sản </w:t>
+            </w:r>
+            <w:r>
+              <w:rPr>
+                <w:rFonts w:ascii="Times New Roman" w:eastAsia="Calibri" w:hAnsi="Times New Roman" w:cs="Times New Roman"/>
+                <w:sz w:val="26"/>
+                <w:szCs w:val="26"/>
+                <w:lang w:val="vi-VN"/>
+              </w:rPr>
+              <w:t>phẩm,</w:t>
+            </w:r>
+            <w:r>
+              <w:rPr>
+                <w:rFonts w:ascii="Times New Roman" w:eastAsia="Calibri" w:hAnsi="Times New Roman" w:cs="Times New Roman"/>
+                <w:sz w:val="26"/>
+                <w:szCs w:val="26"/>
+                <w:lang w:val="vi-VN"/>
+              </w:rPr>
+              <w:t xml:space="preserve"> h</w:t>
+            </w:r>
+            <w:r>
+              <w:rPr>
+                <w:rFonts w:ascii="Times New Roman" w:eastAsia="Calibri" w:hAnsi="Times New Roman" w:cs="Times New Roman"/>
+                <w:sz w:val="26"/>
+                <w:szCs w:val="26"/>
+              </w:rPr>
+              <w:t xml:space="preserve">ình ảnh chi </w:t>
+            </w:r>
+            <w:r>
+              <w:rPr>
+                <w:rFonts w:ascii="Times New Roman" w:eastAsia="Calibri" w:hAnsi="Times New Roman" w:cs="Times New Roman"/>
+                <w:sz w:val="26"/>
+                <w:szCs w:val="26"/>
+                <w:lang w:val="vi-VN"/>
+              </w:rPr>
+              <w:t>tiết,</w:t>
+            </w:r>
+            <w:r>
+              <w:rPr>
+                <w:rFonts w:ascii="Times New Roman" w:eastAsia="Calibri" w:hAnsi="Times New Roman" w:cs="Times New Roman"/>
+                <w:sz w:val="26"/>
+                <w:szCs w:val="26"/>
+                <w:lang w:val="vi-VN"/>
+              </w:rPr>
+              <w:t xml:space="preserve"> g</w:t>
+            </w:r>
+            <w:r>
+              <w:rPr>
+                <w:rFonts w:ascii="Times New Roman" w:eastAsia="Calibri" w:hAnsi="Times New Roman" w:cs="Times New Roman"/>
+                <w:sz w:val="26"/>
+                <w:szCs w:val="26"/>
+              </w:rPr>
+              <w:t xml:space="preserve">iá </w:t>
+            </w:r>
+            <w:r>
+              <w:rPr>
+                <w:rFonts w:ascii="Times New Roman" w:eastAsia="Calibri" w:hAnsi="Times New Roman" w:cs="Times New Roman"/>
+                <w:sz w:val="26"/>
+                <w:szCs w:val="26"/>
+                <w:lang w:val="vi-VN"/>
+              </w:rPr>
+              <w:t>bán,</w:t>
+            </w:r>
+            <w:r>
+              <w:rPr>
+                <w:rFonts w:ascii="Times New Roman" w:eastAsia="Calibri" w:hAnsi="Times New Roman" w:cs="Times New Roman"/>
+                <w:sz w:val="26"/>
+                <w:szCs w:val="26"/>
+                <w:lang w:val="vi-VN"/>
+              </w:rPr>
+              <w:t xml:space="preserve"> m</w:t>
+            </w:r>
+            <w:r>
+              <w:rPr>
+                <w:rFonts w:ascii="Times New Roman" w:eastAsia="Calibri" w:hAnsi="Times New Roman" w:cs="Times New Roman"/>
+                <w:sz w:val="26"/>
+                <w:szCs w:val="26"/>
+              </w:rPr>
+              <w:t>ô tả chi tiết (nguồn gốc, cách chế biến, tình trạng tươi sống…)</w:t>
+            </w:r>
+            <w:r>
+              <w:rPr>
+                <w:rFonts w:ascii="Times New Roman" w:eastAsia="Calibri" w:hAnsi="Times New Roman" w:cs="Times New Roman"/>
+                <w:sz w:val="26"/>
+                <w:szCs w:val="26"/>
+                <w:lang w:val="vi-VN"/>
+              </w:rPr>
+              <w:t>, s</w:t>
+            </w:r>
+            <w:r>
+              <w:rPr>
+                <w:rFonts w:ascii="Times New Roman" w:eastAsia="Calibri" w:hAnsi="Times New Roman" w:cs="Times New Roman"/>
+                <w:sz w:val="26"/>
+                <w:szCs w:val="26"/>
+              </w:rPr>
+              <w:t xml:space="preserve">ố lượng còn </w:t>
+            </w:r>
+            <w:r>
+              <w:rPr>
+                <w:rFonts w:ascii="Times New Roman" w:eastAsia="Calibri" w:hAnsi="Times New Roman" w:cs="Times New Roman"/>
+                <w:sz w:val="26"/>
+                <w:szCs w:val="26"/>
+                <w:lang w:val="vi-VN"/>
+              </w:rPr>
+              <w:t>lại.....</w:t>
+            </w:r>
+          </w:p>
+          <w:p>
+            <w:pPr>
+              <w:numPr>
+                <w:ilvl w:val="0"/>
+                <w:numId w:val="3"/>
+              </w:numPr>
+              <w:spacing w:line="360" w:lineRule="auto"/>
+              <w:contextualSpacing/>
+              <w:jc w:val="both"/>
+              <w:rPr>
+                <w:rFonts w:ascii="Times New Roman" w:eastAsia="Calibri" w:hAnsi="Times New Roman" w:cs="Times New Roman"/>
+                <w:sz w:val="26"/>
+                <w:szCs w:val="26"/>
+              </w:rPr>
+            </w:pPr>
+            <w:r>
+              <w:rPr>
+                <w:rFonts w:ascii="Times New Roman" w:eastAsia="Calibri" w:hAnsi="Times New Roman" w:cs="Times New Roman"/>
+                <w:sz w:val="26"/>
+                <w:szCs w:val="26"/>
+              </w:rPr>
+              <w:t xml:space="preserve"> </w:t>
+            </w:r>
+            <w:r>
+              <w:rPr>
+                <w:rFonts w:ascii="Times New Roman" w:eastAsia="Calibri" w:hAnsi="Times New Roman" w:cs="Times New Roman"/>
+                <w:sz w:val="26"/>
+                <w:szCs w:val="26"/>
+              </w:rPr>
+              <w:t>Người dùng có thể thực hiện các thao tác từ trang chi tiết như: thêm vào giỏ hàng, chọn số lượng.</w:t>
+            </w:r>
+          </w:p>
+          <w:p>
+            <w:pPr>
+              <w:numPr>
+                <w:ilvl w:val="0"/>
+                <w:numId w:val="3"/>
+              </w:numPr>
+              <w:spacing w:line="360" w:lineRule="auto"/>
+              <w:contextualSpacing/>
+              <w:jc w:val="both"/>
+              <w:rPr>
+                <w:rFonts w:ascii="Times New Roman" w:eastAsia="Calibri" w:hAnsi="Times New Roman" w:cs="Times New Roman"/>
+                <w:sz w:val="26"/>
+                <w:szCs w:val="26"/>
+              </w:rPr>
+            </w:pPr>
+            <w:r>
+              <w:rPr>
+                <w:rFonts w:ascii="Times New Roman" w:eastAsia="Calibri" w:hAnsi="Times New Roman" w:cs="Times New Roman"/>
+                <w:sz w:val="26"/>
+                <w:szCs w:val="26"/>
+              </w:rPr>
+              <w:t>Nếu sản phẩm không tồn tại hoặc bị xóa, hệ thống hiển thị thông báo “Sản phẩm không tồn tại”.</w:t>
             </w:r>
           </w:p>
         </w:tc>
@@ -10646,7 +11215,7 @@
           <w:szCs w:val="26"/>
         </w:rPr>
       </w:pPr>
-      <w:bookmarkStart w:id="12" w:name="_Toc226101799"/>
+      <w:bookmarkStart w:id="12" w:name="_Toc226101800"/>
       <w:r>
         <w:rPr>
           <w:rFonts w:ascii="Times New Roman" w:eastAsia="Calibri" w:hAnsi="Times New Roman" w:cs="Times New Roman"/>
@@ -10664,7 +11233,7 @@
           <w:szCs w:val="26"/>
           <w:lang w:val="vi-VN"/>
         </w:rPr>
-        <w:t>6</w:t>
+        <w:t>7</w:t>
       </w:r>
       <w:r>
         <w:rPr>
@@ -10683,7 +11252,7 @@
           <w:szCs w:val="26"/>
           <w:lang w:val="vi-VN"/>
         </w:rPr>
-        <w:t>Xem chi tiết sản phẩm</w:t>
+        <w:t>Tìm kiếm sản phẩm</w:t>
       </w:r>
       <w:bookmarkEnd w:id="12"/>
     </w:p>
@@ -10706,23 +11275,23 @@
           <w:tcPr>
             <w:tcW w:w="9062" w:type="dxa"/>
             <w:gridSpan w:val="2"/>
-            <w:shd w:val="clear" w:color="auto" w:fill="FFFFFF" w:themeFill="background1"/>
-          </w:tcPr>
-          <w:p>
-            <w:pPr>
-              <w:spacing w:line="360" w:lineRule="auto"/>
-              <w:contextualSpacing/>
-              <w:jc w:val="both"/>
-              <w:rPr>
-                <w:rFonts w:ascii="Times New Roman" w:eastAsia="Calibri" w:hAnsi="Times New Roman" w:cs="Times New Roman"/>
-                <w:sz w:val="26"/>
-                <w:szCs w:val="26"/>
-              </w:rPr>
-            </w:pPr>
-            <w:r>
-              <w:rPr>
-                <w:rFonts w:ascii="Times New Roman" w:eastAsia="Times New Roman" w:hAnsi="Times New Roman" w:cs="Times New Roman"/>
-                <w:color w:val="000000"/>
+            <w:shd w:val="clear" w:color="auto" w:fill="auto"/>
+          </w:tcPr>
+          <w:p>
+            <w:pPr>
+              <w:spacing w:line="360" w:lineRule="auto"/>
+              <w:contextualSpacing/>
+              <w:jc w:val="both"/>
+              <w:rPr>
+                <w:rFonts w:ascii="Times New Roman" w:eastAsia="Calibri" w:hAnsi="Times New Roman" w:cs="Times New Roman"/>
+                <w:sz w:val="26"/>
+                <w:szCs w:val="26"/>
+              </w:rPr>
+            </w:pPr>
+            <w:r>
+              <w:rPr>
+                <w:rFonts w:ascii="Times New Roman" w:eastAsia="Calibri" w:hAnsi="Times New Roman" w:cs="Times New Roman"/>
+                <w:bCs/>
                 <w:sz w:val="26"/>
                 <w:szCs w:val="26"/>
               </w:rPr>
@@ -10730,8 +11299,8 @@
             </w:r>
             <w:r>
               <w:rPr>
-                <w:rFonts w:ascii="Times New Roman" w:eastAsia="Times New Roman" w:hAnsi="Times New Roman" w:cs="Times New Roman"/>
-                <w:color w:val="000000"/>
+                <w:rFonts w:ascii="Times New Roman" w:eastAsia="Calibri" w:hAnsi="Times New Roman" w:cs="Times New Roman"/>
+                <w:bCs/>
                 <w:sz w:val="26"/>
                 <w:szCs w:val="26"/>
                 <w:lang w:val="vi-VN"/>
@@ -10740,12 +11309,12 @@
             </w:r>
             <w:r>
               <w:rPr>
-                <w:rFonts w:ascii="Times New Roman" w:eastAsia="Times New Roman" w:hAnsi="Times New Roman" w:cs="Times New Roman"/>
-                <w:color w:val="000000"/>
-                <w:sz w:val="26"/>
-                <w:szCs w:val="26"/>
-              </w:rPr>
-              <w:t>, tôi muốn xem thông tin chi tiết của một sản phẩm để hiểu rõ trước khi quyết định mua.</w:t>
+                <w:rFonts w:ascii="Times New Roman" w:eastAsia="Calibri" w:hAnsi="Times New Roman" w:cs="Times New Roman"/>
+                <w:bCs/>
+                <w:sz w:val="26"/>
+                <w:szCs w:val="26"/>
+              </w:rPr>
+              <w:t>, tôi muốn tìm kiếm sản phẩm theo tên hoặc từ khóa để nhanh chóng tìm được sản phẩm thủy hải sản mong muốn.</w:t>
             </w:r>
           </w:p>
         </w:tc>
@@ -10795,17 +11364,16 @@
                 <w:rFonts w:ascii="Times New Roman" w:eastAsia="Calibri" w:hAnsi="Times New Roman" w:cs="Times New Roman"/>
                 <w:sz w:val="26"/>
                 <w:szCs w:val="26"/>
-                <w:lang w:val="vi-VN"/>
-              </w:rPr>
-            </w:pPr>
-            <w:r>
-              <w:rPr>
-                <w:rFonts w:ascii="Times New Roman" w:eastAsia="Calibri" w:hAnsi="Times New Roman" w:cs="Times New Roman"/>
-                <w:sz w:val="26"/>
-                <w:szCs w:val="26"/>
-                <w:lang w:val="vi-VN"/>
-              </w:rPr>
-              <w:t>Khách hàng,Khách vãng lai</w:t>
+              </w:rPr>
+            </w:pPr>
+            <w:r>
+              <w:rPr>
+                <w:rFonts w:ascii="Times New Roman" w:eastAsia="Calibri" w:hAnsi="Times New Roman" w:cs="Times New Roman"/>
+                <w:sz w:val="26"/>
+                <w:szCs w:val="26"/>
+                <w:lang w:val="vi-VN"/>
+              </w:rPr>
+              <w:t>Khách hàng, Khách vãng lai</w:t>
             </w:r>
           </w:p>
         </w:tc>
@@ -10905,203 +11473,103 @@
           </w:p>
           <w:p>
             <w:pPr>
+              <w:pStyle w:val="ListParagraph"/>
               <w:numPr>
                 <w:ilvl w:val="0"/>
                 <w:numId w:val="3"/>
               </w:numPr>
               <w:spacing w:line="360" w:lineRule="auto"/>
-              <w:contextualSpacing/>
-              <w:jc w:val="both"/>
-              <w:rPr>
-                <w:rFonts w:ascii="Times New Roman" w:eastAsia="Calibri" w:hAnsi="Times New Roman" w:cs="Times New Roman"/>
-                <w:sz w:val="26"/>
-                <w:szCs w:val="26"/>
-              </w:rPr>
-            </w:pPr>
-            <w:r>
-              <w:rPr>
-                <w:rFonts w:ascii="Times New Roman" w:eastAsia="Calibri" w:hAnsi="Times New Roman" w:cs="Times New Roman"/>
-                <w:sz w:val="26"/>
-                <w:szCs w:val="26"/>
-              </w:rPr>
-              <w:t>Khi người dùng chọn một sản phẩm từ danh sách, hệ thống hiển thị trang chi tiết sản phẩm, bao gồm:</w:t>
-            </w:r>
-            <w:r>
-              <w:rPr>
-                <w:rFonts w:ascii="Times New Roman" w:eastAsia="Calibri" w:hAnsi="Times New Roman" w:cs="Times New Roman"/>
-                <w:sz w:val="26"/>
-                <w:szCs w:val="26"/>
-                <w:lang w:val="vi-VN"/>
-              </w:rPr>
-              <w:t xml:space="preserve"> </w:t>
-            </w:r>
-            <w:r>
-              <w:rPr>
-                <w:rFonts w:ascii="Times New Roman" w:eastAsia="Calibri" w:hAnsi="Times New Roman" w:cs="Times New Roman"/>
-                <w:sz w:val="26"/>
-                <w:szCs w:val="26"/>
-              </w:rPr>
-              <w:t xml:space="preserve">Tên sản </w:t>
-            </w:r>
-            <w:r>
-              <w:rPr>
-                <w:rFonts w:ascii="Times New Roman" w:eastAsia="Calibri" w:hAnsi="Times New Roman" w:cs="Times New Roman"/>
-                <w:sz w:val="26"/>
-                <w:szCs w:val="26"/>
-                <w:lang w:val="vi-VN"/>
-              </w:rPr>
-              <w:t>phẩm,</w:t>
-            </w:r>
-            <w:r>
-              <w:rPr>
-                <w:rFonts w:ascii="Times New Roman" w:eastAsia="Calibri" w:hAnsi="Times New Roman" w:cs="Times New Roman"/>
-                <w:sz w:val="26"/>
-                <w:szCs w:val="26"/>
-                <w:lang w:val="vi-VN"/>
-              </w:rPr>
-              <w:t xml:space="preserve"> h</w:t>
-            </w:r>
-            <w:r>
-              <w:rPr>
-                <w:rFonts w:ascii="Times New Roman" w:eastAsia="Calibri" w:hAnsi="Times New Roman" w:cs="Times New Roman"/>
-                <w:sz w:val="26"/>
-                <w:szCs w:val="26"/>
-              </w:rPr>
-              <w:t xml:space="preserve">ình ảnh chi </w:t>
-            </w:r>
-            <w:r>
-              <w:rPr>
-                <w:rFonts w:ascii="Times New Roman" w:eastAsia="Calibri" w:hAnsi="Times New Roman" w:cs="Times New Roman"/>
-                <w:sz w:val="26"/>
-                <w:szCs w:val="26"/>
-                <w:lang w:val="vi-VN"/>
-              </w:rPr>
-              <w:t>tiết,</w:t>
-            </w:r>
-            <w:r>
-              <w:rPr>
-                <w:rFonts w:ascii="Times New Roman" w:eastAsia="Calibri" w:hAnsi="Times New Roman" w:cs="Times New Roman"/>
-                <w:sz w:val="26"/>
-                <w:szCs w:val="26"/>
-                <w:lang w:val="vi-VN"/>
-              </w:rPr>
-              <w:t xml:space="preserve"> g</w:t>
-            </w:r>
-            <w:r>
-              <w:rPr>
-                <w:rFonts w:ascii="Times New Roman" w:eastAsia="Calibri" w:hAnsi="Times New Roman" w:cs="Times New Roman"/>
-                <w:sz w:val="26"/>
-                <w:szCs w:val="26"/>
-              </w:rPr>
-              <w:t xml:space="preserve">iá </w:t>
-            </w:r>
-            <w:r>
-              <w:rPr>
-                <w:rFonts w:ascii="Times New Roman" w:eastAsia="Calibri" w:hAnsi="Times New Roman" w:cs="Times New Roman"/>
-                <w:sz w:val="26"/>
-                <w:szCs w:val="26"/>
-                <w:lang w:val="vi-VN"/>
-              </w:rPr>
-              <w:t>bán,</w:t>
-            </w:r>
-            <w:r>
-              <w:rPr>
-                <w:rFonts w:ascii="Times New Roman" w:eastAsia="Calibri" w:hAnsi="Times New Roman" w:cs="Times New Roman"/>
-                <w:sz w:val="26"/>
-                <w:szCs w:val="26"/>
-                <w:lang w:val="vi-VN"/>
-              </w:rPr>
-              <w:t xml:space="preserve"> m</w:t>
-            </w:r>
-            <w:r>
-              <w:rPr>
-                <w:rFonts w:ascii="Times New Roman" w:eastAsia="Calibri" w:hAnsi="Times New Roman" w:cs="Times New Roman"/>
-                <w:sz w:val="26"/>
-                <w:szCs w:val="26"/>
-              </w:rPr>
-              <w:t>ô tả chi tiết (nguồn gốc, cách chế biến, tình trạng tươi sống…)</w:t>
-            </w:r>
-            <w:r>
-              <w:rPr>
-                <w:rFonts w:ascii="Times New Roman" w:eastAsia="Calibri" w:hAnsi="Times New Roman" w:cs="Times New Roman"/>
-                <w:sz w:val="26"/>
-                <w:szCs w:val="26"/>
-                <w:lang w:val="vi-VN"/>
-              </w:rPr>
-              <w:t>, s</w:t>
-            </w:r>
-            <w:r>
-              <w:rPr>
-                <w:rFonts w:ascii="Times New Roman" w:eastAsia="Calibri" w:hAnsi="Times New Roman" w:cs="Times New Roman"/>
-                <w:sz w:val="26"/>
-                <w:szCs w:val="26"/>
-              </w:rPr>
-              <w:t xml:space="preserve">ố lượng còn </w:t>
-            </w:r>
-            <w:r>
-              <w:rPr>
-                <w:rFonts w:ascii="Times New Roman" w:eastAsia="Calibri" w:hAnsi="Times New Roman" w:cs="Times New Roman"/>
-                <w:sz w:val="26"/>
-                <w:szCs w:val="26"/>
-                <w:lang w:val="vi-VN"/>
-              </w:rPr>
-              <w:t>lại.....</w:t>
-            </w:r>
-          </w:p>
-          <w:p>
-            <w:pPr>
+              <w:jc w:val="both"/>
+              <w:rPr>
+                <w:rFonts w:ascii="Times New Roman" w:eastAsia="Calibri" w:hAnsi="Times New Roman" w:cs="Times New Roman"/>
+                <w:sz w:val="26"/>
+                <w:szCs w:val="26"/>
+              </w:rPr>
+            </w:pPr>
+            <w:r>
+              <w:rPr>
+                <w:rFonts w:ascii="Times New Roman" w:eastAsia="Calibri" w:hAnsi="Times New Roman" w:cs="Times New Roman"/>
+                <w:sz w:val="26"/>
+                <w:szCs w:val="26"/>
+              </w:rPr>
+              <w:lastRenderedPageBreak/>
+              <w:t xml:space="preserve">Khi người dùng nhập từ khóa vào ô tìm kiếm, hệ thống hiển thị danh sách các sản phẩm phù hợp với từ khóa. </w:t>
+            </w:r>
+          </w:p>
+          <w:p>
+            <w:pPr>
+              <w:pStyle w:val="ListParagraph"/>
+              <w:spacing w:line="360" w:lineRule="auto"/>
+              <w:jc w:val="both"/>
+              <w:rPr>
+                <w:rFonts w:ascii="Times New Roman" w:eastAsia="Calibri" w:hAnsi="Times New Roman" w:cs="Times New Roman"/>
+                <w:sz w:val="26"/>
+                <w:szCs w:val="26"/>
+              </w:rPr>
+            </w:pPr>
+            <w:r>
+              <w:rPr>
+                <w:rFonts w:ascii="Times New Roman" w:eastAsia="Calibri" w:hAnsi="Times New Roman" w:cs="Times New Roman"/>
+                <w:sz w:val="26"/>
+                <w:szCs w:val="26"/>
+              </w:rPr>
+              <w:t xml:space="preserve">+ </w:t>
+            </w:r>
+            <w:r>
+              <w:rPr>
+                <w:rFonts w:ascii="Times New Roman" w:eastAsia="Calibri" w:hAnsi="Times New Roman" w:cs="Times New Roman"/>
+                <w:sz w:val="26"/>
+                <w:szCs w:val="26"/>
+              </w:rPr>
+              <w:t>Kết quả tìm kiếm bao gồm các thông tin cơ bản: tên sản phẩm, hình ảnh, giá.</w:t>
+            </w:r>
+          </w:p>
+          <w:p>
+            <w:pPr>
+              <w:pStyle w:val="ListParagraph"/>
               <w:numPr>
                 <w:ilvl w:val="0"/>
                 <w:numId w:val="3"/>
               </w:numPr>
               <w:spacing w:line="360" w:lineRule="auto"/>
-              <w:contextualSpacing/>
-              <w:jc w:val="both"/>
-              <w:rPr>
-                <w:rFonts w:ascii="Times New Roman" w:eastAsia="Calibri" w:hAnsi="Times New Roman" w:cs="Times New Roman"/>
-                <w:sz w:val="26"/>
-                <w:szCs w:val="26"/>
-              </w:rPr>
-            </w:pPr>
-            <w:r>
-              <w:rPr>
-                <w:rFonts w:ascii="Times New Roman" w:eastAsia="Calibri" w:hAnsi="Times New Roman" w:cs="Times New Roman"/>
-                <w:sz w:val="26"/>
-                <w:szCs w:val="26"/>
-              </w:rPr>
-              <w:t xml:space="preserve"> </w:t>
-            </w:r>
-            <w:r>
-              <w:rPr>
-                <w:rFonts w:ascii="Times New Roman" w:eastAsia="Calibri" w:hAnsi="Times New Roman" w:cs="Times New Roman"/>
-                <w:sz w:val="26"/>
-                <w:szCs w:val="26"/>
-              </w:rPr>
-              <w:t>Người dùng có thể thực hiện các thao tác từ trang chi tiết như: thêm vào giỏ hàng, chọn số lượng.</w:t>
-            </w:r>
-          </w:p>
-          <w:p>
-            <w:pPr>
+              <w:jc w:val="both"/>
+              <w:rPr>
+                <w:rFonts w:ascii="Times New Roman" w:eastAsia="Calibri" w:hAnsi="Times New Roman" w:cs="Times New Roman"/>
+                <w:sz w:val="26"/>
+                <w:szCs w:val="26"/>
+              </w:rPr>
+            </w:pPr>
+            <w:r>
+              <w:rPr>
+                <w:rFonts w:ascii="Times New Roman" w:eastAsia="Calibri" w:hAnsi="Times New Roman" w:cs="Times New Roman"/>
+                <w:sz w:val="26"/>
+                <w:szCs w:val="26"/>
+              </w:rPr>
+              <w:t>Nếu không tìm thấy sản phẩm phù hợp, hệ thống hiển thị thông báo: “Không tìm thấy sản phẩm phù hợp”.</w:t>
+            </w:r>
+          </w:p>
+          <w:p>
+            <w:pPr>
+              <w:pStyle w:val="ListParagraph"/>
               <w:numPr>
                 <w:ilvl w:val="0"/>
                 <w:numId w:val="3"/>
               </w:numPr>
               <w:spacing w:line="360" w:lineRule="auto"/>
-              <w:contextualSpacing/>
-              <w:jc w:val="both"/>
-              <w:rPr>
-                <w:rFonts w:ascii="Times New Roman" w:eastAsia="Calibri" w:hAnsi="Times New Roman" w:cs="Times New Roman"/>
-                <w:sz w:val="26"/>
-                <w:szCs w:val="26"/>
-              </w:rPr>
-            </w:pPr>
-            <w:r>
-              <w:rPr>
-                <w:rFonts w:ascii="Times New Roman" w:eastAsia="Calibri" w:hAnsi="Times New Roman" w:cs="Times New Roman"/>
-                <w:sz w:val="26"/>
-                <w:szCs w:val="26"/>
-              </w:rPr>
-              <w:t>Nếu sản phẩm không tồn tại hoặc bị xóa, hệ thống hiển thị thông báo “Sản phẩm không tồn tại”.</w:t>
+              <w:jc w:val="both"/>
+              <w:rPr>
+                <w:rFonts w:ascii="Times New Roman" w:eastAsia="Calibri" w:hAnsi="Times New Roman" w:cs="Times New Roman"/>
+                <w:sz w:val="26"/>
+                <w:szCs w:val="26"/>
+              </w:rPr>
+            </w:pPr>
+            <w:r>
+              <w:rPr>
+                <w:rFonts w:ascii="Times New Roman" w:eastAsia="Calibri" w:hAnsi="Times New Roman" w:cs="Times New Roman"/>
+                <w:sz w:val="26"/>
+                <w:szCs w:val="26"/>
+              </w:rPr>
+              <w:t>Khi người dùng chọn một sản phẩm trong kết quả tìm kiếm, hệ thống chuyển đến trang chi tiết sản phẩm.</w:t>
             </w:r>
           </w:p>
         </w:tc>
@@ -11134,6 +11602,7 @@
                 <w:sz w:val="26"/>
                 <w:szCs w:val="26"/>
               </w:rPr>
+              <w:lastRenderedPageBreak/>
               <w:t>Điều kiện ràng buộc</w:t>
             </w:r>
           </w:p>
@@ -11144,6 +11613,8 @@
           </w:tcPr>
           <w:p>
             <w:pPr>
+              <w:spacing w:line="360" w:lineRule="auto"/>
+              <w:jc w:val="both"/>
               <w:rPr>
                 <w:rFonts w:ascii="Times New Roman" w:eastAsia="Calibri" w:hAnsi="Times New Roman" w:cs="Times New Roman"/>
                 <w:sz w:val="26"/>
@@ -11165,36 +11636,15 @@
                 <w:sz w:val="26"/>
                 <w:szCs w:val="26"/>
               </w:rPr>
-              <w:t xml:space="preserve">  Dữ liệu sản phẩm phải được cập nhật từ hệ thống quản trị. </w:t>
-            </w:r>
-          </w:p>
-          <w:p>
-            <w:pPr>
-              <w:spacing w:line="360" w:lineRule="auto"/>
-              <w:contextualSpacing/>
-              <w:jc w:val="both"/>
-              <w:rPr>
-                <w:rFonts w:ascii="Times New Roman" w:eastAsia="Calibri" w:hAnsi="Times New Roman" w:cs="Times New Roman"/>
-                <w:sz w:val="26"/>
-                <w:szCs w:val="26"/>
-              </w:rPr>
-            </w:pPr>
-            <w:r>
-              <w:rPr>
-                <w:rFonts w:ascii="Times New Roman" w:eastAsia="Calibri" w:hAnsi="Times New Roman" w:cs="Times New Roman"/>
-                <w:sz w:val="26"/>
-                <w:szCs w:val="26"/>
-                <w:lang w:val="vi-VN"/>
-              </w:rPr>
-              <w:t xml:space="preserve">- </w:t>
-            </w:r>
-            <w:r>
-              <w:rPr>
-                <w:rFonts w:ascii="Times New Roman" w:eastAsia="Calibri" w:hAnsi="Times New Roman" w:cs="Times New Roman"/>
-                <w:sz w:val="26"/>
-                <w:szCs w:val="26"/>
-              </w:rPr>
-              <w:t xml:space="preserve"> Hệ thống phải hiển thị thông tin chính xác và đầy đủ.</w:t>
+              <w:t xml:space="preserve"> </w:t>
+            </w:r>
+            <w:r>
+              <w:rPr>
+                <w:rFonts w:ascii="Times New Roman" w:eastAsia="Calibri" w:hAnsi="Times New Roman" w:cs="Times New Roman"/>
+                <w:sz w:val="26"/>
+                <w:szCs w:val="26"/>
+              </w:rPr>
+              <w:t>Từ khóa tìm kiếm không được để trống.</w:t>
             </w:r>
           </w:p>
         </w:tc>
@@ -11217,7 +11667,7 @@
           <w:szCs w:val="26"/>
         </w:rPr>
       </w:pPr>
-      <w:bookmarkStart w:id="13" w:name="_Toc226101800"/>
+      <w:bookmarkStart w:id="13" w:name="_Toc226101801"/>
       <w:r>
         <w:rPr>
           <w:rFonts w:ascii="Times New Roman" w:eastAsia="Calibri" w:hAnsi="Times New Roman" w:cs="Times New Roman"/>
@@ -11235,7 +11685,7 @@
           <w:szCs w:val="26"/>
           <w:lang w:val="vi-VN"/>
         </w:rPr>
-        <w:t>7</w:t>
+        <w:t>8</w:t>
       </w:r>
       <w:r>
         <w:rPr>
@@ -11245,6 +11695,24 @@
           <w:szCs w:val="26"/>
         </w:rPr>
         <w:t xml:space="preserve">: </w:t>
+      </w:r>
+      <w:r>
+        <w:rPr>
+          <w:rFonts w:ascii="Times New Roman" w:eastAsia="Calibri" w:hAnsi="Times New Roman" w:cs="Times New Roman"/>
+          <w:b/>
+          <w:sz w:val="26"/>
+          <w:szCs w:val="26"/>
+        </w:rPr>
+        <w:t>Quản lý</w:t>
+      </w:r>
+      <w:r>
+        <w:rPr>
+          <w:rFonts w:ascii="Times New Roman" w:eastAsia="Calibri" w:hAnsi="Times New Roman" w:cs="Times New Roman"/>
+          <w:b/>
+          <w:sz w:val="26"/>
+          <w:szCs w:val="26"/>
+        </w:rPr>
+        <w:t xml:space="preserve"> </w:t>
       </w:r>
       <w:r>
         <w:rPr>
@@ -11254,7 +11722,7 @@
           <w:szCs w:val="26"/>
           <w:lang w:val="vi-VN"/>
         </w:rPr>
-        <w:t>Tìm kiếm sản phẩm</w:t>
+        <w:t>thông tin cá nhân</w:t>
       </w:r>
       <w:bookmarkEnd w:id="13"/>
     </w:p>
@@ -11290,6 +11758,7 @@
                 <w:szCs w:val="26"/>
               </w:rPr>
             </w:pPr>
+            <w:bookmarkStart w:id="14" w:name="_Hlk183637654"/>
             <w:r>
               <w:rPr>
                 <w:rFonts w:ascii="Times New Roman" w:eastAsia="Calibri" w:hAnsi="Times New Roman" w:cs="Times New Roman"/>
@@ -11297,26 +11766,68 @@
                 <w:sz w:val="26"/>
                 <w:szCs w:val="26"/>
               </w:rPr>
-              <w:t xml:space="preserve">Là Khách </w:t>
-            </w:r>
-            <w:r>
-              <w:rPr>
-                <w:rFonts w:ascii="Times New Roman" w:eastAsia="Calibri" w:hAnsi="Times New Roman" w:cs="Times New Roman"/>
-                <w:bCs/>
-                <w:sz w:val="26"/>
-                <w:szCs w:val="26"/>
-                <w:lang w:val="vi-VN"/>
-              </w:rPr>
-              <w:t>hàng,Khách vãng lai</w:t>
-            </w:r>
-            <w:r>
-              <w:rPr>
-                <w:rFonts w:ascii="Times New Roman" w:eastAsia="Calibri" w:hAnsi="Times New Roman" w:cs="Times New Roman"/>
-                <w:bCs/>
-                <w:sz w:val="26"/>
-                <w:szCs w:val="26"/>
-              </w:rPr>
-              <w:t>, tôi muốn tìm kiếm sản phẩm theo tên hoặc từ khóa để nhanh chóng tìm được sản phẩm thủy hải sản mong muốn.</w:t>
+              <w:t>Là Khách hàng, tôi muốn xem và cập nhật thông tin cá nhân để đảm bảo thông tin tài khoản luôn chính xác và phục vụ cho việc mua hàng.</w:t>
+            </w:r>
+          </w:p>
+        </w:tc>
+      </w:tr>
+      <w:bookmarkEnd w:id="14"/>
+      <w:tr>
+        <w:trPr>
+          <w:jc w:val="center"/>
+        </w:trPr>
+        <w:tc>
+          <w:tcPr>
+            <w:tcW w:w="2565" w:type="dxa"/>
+            <w:shd w:val="clear" w:color="auto" w:fill="DBE5F1"/>
+          </w:tcPr>
+          <w:p>
+            <w:pPr>
+              <w:spacing w:line="360" w:lineRule="auto"/>
+              <w:contextualSpacing/>
+              <w:jc w:val="both"/>
+              <w:rPr>
+                <w:rFonts w:ascii="Times New Roman" w:eastAsia="Calibri" w:hAnsi="Times New Roman" w:cs="Times New Roman"/>
+                <w:b/>
+                <w:sz w:val="26"/>
+                <w:szCs w:val="26"/>
+              </w:rPr>
+            </w:pPr>
+            <w:r>
+              <w:rPr>
+                <w:rFonts w:ascii="Times New Roman" w:eastAsia="Calibri" w:hAnsi="Times New Roman" w:cs="Times New Roman"/>
+                <w:b/>
+                <w:sz w:val="26"/>
+                <w:szCs w:val="26"/>
+              </w:rPr>
+              <w:t>Tác nhân</w:t>
+            </w:r>
+          </w:p>
+        </w:tc>
+        <w:tc>
+          <w:tcPr>
+            <w:tcW w:w="6497" w:type="dxa"/>
+          </w:tcPr>
+          <w:p>
+            <w:pPr>
+              <w:spacing w:line="360" w:lineRule="auto"/>
+              <w:contextualSpacing/>
+              <w:jc w:val="both"/>
+              <w:rPr>
+                <w:rFonts w:ascii="Times New Roman" w:eastAsia="Calibri" w:hAnsi="Times New Roman" w:cs="Times New Roman"/>
+                <w:sz w:val="26"/>
+                <w:szCs w:val="26"/>
+                <w:lang w:val="vi-VN"/>
+              </w:rPr>
+            </w:pPr>
+            <w:r>
+              <w:rPr>
+                <w:rFonts w:ascii="Times New Roman" w:eastAsia="Calibri" w:hAnsi="Times New Roman" w:cs="Times New Roman"/>
+                <w:sz w:val="26"/>
+                <w:szCs w:val="26"/>
+                <w:lang w:val="vi-VN"/>
+              </w:rPr>
+              <w:t>Khách hàng</w:t>
             </w:r>
           </w:p>
         </w:tc>
@@ -11349,7 +11860,7 @@
                 <w:sz w:val="26"/>
                 <w:szCs w:val="26"/>
               </w:rPr>
-              <w:t>Tác nhân</w:t>
+              <w:t>Điều kiện tiên quyết</w:t>
             </w:r>
           </w:p>
         </w:tc>
@@ -11373,9 +11884,8 @@
                 <w:rFonts w:ascii="Times New Roman" w:eastAsia="Calibri" w:hAnsi="Times New Roman" w:cs="Times New Roman"/>
                 <w:sz w:val="26"/>
                 <w:szCs w:val="26"/>
-                <w:lang w:val="vi-VN"/>
-              </w:rPr>
-              <w:t>Khách hàng, Khách vãng lai</w:t>
+              </w:rPr>
+              <w:t>Đăng nhập thành công vào hệ thống.</w:t>
             </w:r>
           </w:p>
         </w:tc>
@@ -11386,56 +11896,257 @@
         </w:trPr>
         <w:tc>
           <w:tcPr>
-            <w:tcW w:w="2565" w:type="dxa"/>
-            <w:shd w:val="clear" w:color="auto" w:fill="DBE5F1"/>
-          </w:tcPr>
-          <w:p>
-            <w:pPr>
-              <w:spacing w:line="360" w:lineRule="auto"/>
-              <w:contextualSpacing/>
-              <w:jc w:val="both"/>
-              <w:rPr>
-                <w:rFonts w:ascii="Times New Roman" w:eastAsia="Calibri" w:hAnsi="Times New Roman" w:cs="Times New Roman"/>
+            <w:tcW w:w="9062" w:type="dxa"/>
+            <w:gridSpan w:val="2"/>
+          </w:tcPr>
+          <w:p>
+            <w:pPr>
+              <w:spacing w:line="360" w:lineRule="auto"/>
+              <w:contextualSpacing/>
+              <w:jc w:val="both"/>
+              <w:rPr>
+                <w:rFonts w:ascii="Times New Roman" w:eastAsia="Calibri" w:hAnsi="Times New Roman" w:cs="Times New Roman"/>
+                <w:i/>
+                <w:sz w:val="26"/>
+                <w:szCs w:val="26"/>
+              </w:rPr>
+            </w:pPr>
+            <w:r>
+              <w:rPr>
+                <w:rFonts w:ascii="Times New Roman" w:hAnsi="Times New Roman" w:cs="Times New Roman"/>
                 <w:b/>
-                <w:sz w:val="26"/>
-                <w:szCs w:val="26"/>
-              </w:rPr>
-            </w:pPr>
-            <w:r>
-              <w:rPr>
-                <w:rFonts w:ascii="Times New Roman" w:eastAsia="Calibri" w:hAnsi="Times New Roman" w:cs="Times New Roman"/>
-                <w:b/>
-                <w:sz w:val="26"/>
-                <w:szCs w:val="26"/>
-              </w:rPr>
-              <w:t>Điều kiện tiên quyết</w:t>
-            </w:r>
-          </w:p>
-        </w:tc>
-        <w:tc>
-          <w:tcPr>
-            <w:tcW w:w="6497" w:type="dxa"/>
-          </w:tcPr>
-          <w:p>
-            <w:pPr>
-              <w:spacing w:line="360" w:lineRule="auto"/>
-              <w:contextualSpacing/>
-              <w:jc w:val="both"/>
-              <w:rPr>
-                <w:rFonts w:ascii="Times New Roman" w:eastAsia="Calibri" w:hAnsi="Times New Roman" w:cs="Times New Roman"/>
-                <w:sz w:val="26"/>
-                <w:szCs w:val="26"/>
-                <w:lang w:val="vi-VN"/>
-              </w:rPr>
-            </w:pPr>
-            <w:r>
-              <w:rPr>
-                <w:rFonts w:ascii="Times New Roman" w:eastAsia="Calibri" w:hAnsi="Times New Roman" w:cs="Times New Roman"/>
-                <w:sz w:val="26"/>
-                <w:szCs w:val="26"/>
-                <w:lang w:val="vi-VN"/>
-              </w:rPr>
-              <w:t>Không có</w:t>
+                <w:i/>
+                <w:color w:val="000000"/>
+                <w:sz w:val="26"/>
+                <w:szCs w:val="26"/>
+              </w:rPr>
+              <w:t>Tiêu chí chấp nhận:</w:t>
+            </w:r>
+          </w:p>
+          <w:p>
+            <w:pPr>
+              <w:pStyle w:val="ListParagraph"/>
+              <w:numPr>
+                <w:ilvl w:val="0"/>
+                <w:numId w:val="3"/>
+              </w:numPr>
+              <w:spacing w:line="360" w:lineRule="auto"/>
+              <w:jc w:val="both"/>
+              <w:rPr>
+                <w:rFonts w:ascii="Times New Roman" w:eastAsia="Calibri" w:hAnsi="Times New Roman" w:cs="Times New Roman"/>
+                <w:sz w:val="26"/>
+                <w:szCs w:val="26"/>
+              </w:rPr>
+            </w:pPr>
+            <w:r>
+              <w:rPr>
+                <w:rFonts w:ascii="Times New Roman" w:eastAsia="Calibri" w:hAnsi="Times New Roman" w:cs="Times New Roman"/>
+                <w:sz w:val="26"/>
+                <w:szCs w:val="26"/>
+              </w:rPr>
+              <w:t xml:space="preserve">Khi truy cập vào trang thông tin cá nhân, hệ thống hiển thị các thông tin của người dùng, bao gồm: họ tên, email, số điện thoại, địa </w:t>
+            </w:r>
+            <w:r>
+              <w:rPr>
+                <w:rFonts w:ascii="Times New Roman" w:eastAsia="Calibri" w:hAnsi="Times New Roman" w:cs="Times New Roman"/>
+                <w:sz w:val="26"/>
+                <w:szCs w:val="26"/>
+                <w:lang w:val="vi-VN"/>
+              </w:rPr>
+              <w:t>chỉ,.......</w:t>
+            </w:r>
+          </w:p>
+          <w:p>
+            <w:pPr>
+              <w:pStyle w:val="ListParagraph"/>
+              <w:numPr>
+                <w:ilvl w:val="0"/>
+                <w:numId w:val="3"/>
+              </w:numPr>
+              <w:spacing w:line="360" w:lineRule="auto"/>
+              <w:jc w:val="both"/>
+              <w:rPr>
+                <w:rFonts w:ascii="Times New Roman" w:eastAsia="Calibri" w:hAnsi="Times New Roman" w:cs="Times New Roman"/>
+                <w:sz w:val="26"/>
+                <w:szCs w:val="26"/>
+              </w:rPr>
+            </w:pPr>
+            <w:r>
+              <w:rPr>
+                <w:rFonts w:ascii="Times New Roman" w:eastAsia="Calibri" w:hAnsi="Times New Roman" w:cs="Times New Roman"/>
+                <w:sz w:val="26"/>
+                <w:szCs w:val="26"/>
+              </w:rPr>
+              <w:t>Người dùng có thể chỉnh sửa thông tin cá nhân:</w:t>
+            </w:r>
+          </w:p>
+          <w:p>
+            <w:pPr>
+              <w:pStyle w:val="ListParagraph"/>
+              <w:spacing w:line="360" w:lineRule="auto"/>
+              <w:jc w:val="both"/>
+              <w:rPr>
+                <w:rFonts w:ascii="Times New Roman" w:eastAsia="Calibri" w:hAnsi="Times New Roman" w:cs="Times New Roman"/>
+                <w:sz w:val="26"/>
+                <w:szCs w:val="26"/>
+              </w:rPr>
+            </w:pPr>
+            <w:r>
+              <w:rPr>
+                <w:rFonts w:ascii="Times New Roman" w:eastAsia="Calibri" w:hAnsi="Times New Roman" w:cs="Times New Roman"/>
+                <w:sz w:val="26"/>
+                <w:szCs w:val="26"/>
+              </w:rPr>
+              <w:t xml:space="preserve">+ </w:t>
+            </w:r>
+            <w:r>
+              <w:rPr>
+                <w:rFonts w:ascii="Times New Roman" w:eastAsia="Calibri" w:hAnsi="Times New Roman" w:cs="Times New Roman"/>
+                <w:sz w:val="26"/>
+                <w:szCs w:val="26"/>
+              </w:rPr>
+              <w:t>Nếu cập nhật thành công, hệ thống thông báo “Cập nhật thông tin thành công”.</w:t>
+            </w:r>
+          </w:p>
+          <w:p>
+            <w:pPr>
+              <w:spacing w:line="360" w:lineRule="auto"/>
+              <w:ind w:left="720"/>
+              <w:contextualSpacing/>
+              <w:jc w:val="both"/>
+              <w:rPr>
+                <w:rFonts w:ascii="Times New Roman" w:eastAsia="Calibri" w:hAnsi="Times New Roman" w:cs="Times New Roman"/>
+                <w:sz w:val="26"/>
+                <w:szCs w:val="26"/>
+              </w:rPr>
+            </w:pPr>
+            <w:r>
+              <w:rPr>
+                <w:rFonts w:ascii="Times New Roman" w:eastAsia="Calibri" w:hAnsi="Times New Roman" w:cs="Times New Roman"/>
+                <w:sz w:val="26"/>
+                <w:szCs w:val="26"/>
+                <w:lang w:val="vi-VN"/>
+              </w:rPr>
+              <w:t xml:space="preserve">+ </w:t>
+            </w:r>
+            <w:r>
+              <w:rPr>
+                <w:rFonts w:ascii="Times New Roman" w:eastAsia="Calibri" w:hAnsi="Times New Roman" w:cs="Times New Roman"/>
+                <w:sz w:val="26"/>
+                <w:szCs w:val="26"/>
+              </w:rPr>
+              <w:t>Nếu thông tin không hợp lệ (email sai định dạng, số điện thoại không hợp lệ…), hệ thống hiển thị lỗi và yêu cầu nhập lại.</w:t>
+            </w:r>
+          </w:p>
+          <w:p>
+            <w:pPr>
+              <w:pStyle w:val="ListParagraph"/>
+              <w:numPr>
+                <w:ilvl w:val="0"/>
+                <w:numId w:val="3"/>
+              </w:numPr>
+              <w:spacing w:line="360" w:lineRule="auto"/>
+              <w:jc w:val="both"/>
+              <w:rPr>
+                <w:rFonts w:ascii="Times New Roman" w:eastAsia="Calibri" w:hAnsi="Times New Roman" w:cs="Times New Roman"/>
+                <w:sz w:val="26"/>
+                <w:szCs w:val="26"/>
+              </w:rPr>
+            </w:pPr>
+            <w:r>
+              <w:rPr>
+                <w:rFonts w:ascii="Times New Roman" w:eastAsia="Calibri" w:hAnsi="Times New Roman" w:cs="Times New Roman"/>
+                <w:sz w:val="26"/>
+                <w:szCs w:val="26"/>
+              </w:rPr>
+              <w:t>Người dùng có thể thay đổi mật khẩu:</w:t>
+            </w:r>
+          </w:p>
+          <w:p>
+            <w:pPr>
+              <w:pStyle w:val="ListParagraph"/>
+              <w:spacing w:line="360" w:lineRule="auto"/>
+              <w:jc w:val="both"/>
+              <w:rPr>
+                <w:rFonts w:ascii="Times New Roman" w:eastAsia="Calibri" w:hAnsi="Times New Roman" w:cs="Times New Roman"/>
+                <w:sz w:val="26"/>
+                <w:szCs w:val="26"/>
+              </w:rPr>
+            </w:pPr>
+            <w:r>
+              <w:rPr>
+                <w:rFonts w:ascii="Times New Roman" w:eastAsia="Calibri" w:hAnsi="Times New Roman" w:cs="Times New Roman"/>
+                <w:sz w:val="26"/>
+                <w:szCs w:val="26"/>
+                <w:lang w:val="vi-VN"/>
+              </w:rPr>
+              <w:t xml:space="preserve">+ </w:t>
+            </w:r>
+            <w:r>
+              <w:rPr>
+                <w:rFonts w:ascii="Times New Roman" w:eastAsia="Calibri" w:hAnsi="Times New Roman" w:cs="Times New Roman"/>
+                <w:sz w:val="26"/>
+                <w:szCs w:val="26"/>
+              </w:rPr>
+              <w:t>Phải nhập mật khẩu cũ và mật khẩu mới.</w:t>
+            </w:r>
+          </w:p>
+          <w:p>
+            <w:pPr>
+              <w:pStyle w:val="ListParagraph"/>
+              <w:spacing w:line="360" w:lineRule="auto"/>
+              <w:jc w:val="both"/>
+              <w:rPr>
+                <w:rFonts w:ascii="Times New Roman" w:eastAsia="Calibri" w:hAnsi="Times New Roman" w:cs="Times New Roman"/>
+                <w:sz w:val="26"/>
+                <w:szCs w:val="26"/>
+              </w:rPr>
+            </w:pPr>
+            <w:r>
+              <w:rPr>
+                <w:rFonts w:ascii="Times New Roman" w:eastAsia="Calibri" w:hAnsi="Times New Roman" w:cs="Times New Roman"/>
+                <w:sz w:val="26"/>
+                <w:szCs w:val="26"/>
+                <w:lang w:val="vi-VN"/>
+              </w:rPr>
+              <w:t xml:space="preserve">+ </w:t>
+            </w:r>
+            <w:r>
+              <w:rPr>
+                <w:rFonts w:ascii="Times New Roman" w:eastAsia="Calibri" w:hAnsi="Times New Roman" w:cs="Times New Roman"/>
+                <w:sz w:val="26"/>
+                <w:szCs w:val="26"/>
+              </w:rPr>
+              <w:t>Nếu thay đổi thành công, hệ thống thông báo “Đổi mật khẩu thành công”.</w:t>
+            </w:r>
+          </w:p>
+          <w:p>
+            <w:pPr>
+              <w:pStyle w:val="ListParagraph"/>
+              <w:spacing w:line="360" w:lineRule="auto"/>
+              <w:jc w:val="both"/>
+              <w:rPr>
+                <w:rFonts w:ascii="Times New Roman" w:eastAsia="Calibri" w:hAnsi="Times New Roman" w:cs="Times New Roman"/>
+                <w:sz w:val="26"/>
+                <w:szCs w:val="26"/>
+              </w:rPr>
+            </w:pPr>
+            <w:r>
+              <w:rPr>
+                <w:rFonts w:ascii="Times New Roman" w:eastAsia="Calibri" w:hAnsi="Times New Roman" w:cs="Times New Roman"/>
+                <w:sz w:val="26"/>
+                <w:szCs w:val="26"/>
+                <w:lang w:val="vi-VN"/>
+              </w:rPr>
+              <w:t xml:space="preserve">+ </w:t>
+            </w:r>
+            <w:r>
+              <w:rPr>
+                <w:rFonts w:ascii="Times New Roman" w:eastAsia="Calibri" w:hAnsi="Times New Roman" w:cs="Times New Roman"/>
+                <w:sz w:val="26"/>
+                <w:szCs w:val="26"/>
+              </w:rPr>
+              <w:t>Nếu mật khẩu cũ không đúng hoặc mật khẩu mới không hợp lệ, hệ thống hiển thị lỗi.</w:t>
             </w:r>
           </w:p>
         </w:tc>
@@ -11446,142 +12157,6 @@
         </w:trPr>
         <w:tc>
           <w:tcPr>
-            <w:tcW w:w="9062" w:type="dxa"/>
-            <w:gridSpan w:val="2"/>
-          </w:tcPr>
-          <w:p>
-            <w:pPr>
-              <w:spacing w:line="360" w:lineRule="auto"/>
-              <w:contextualSpacing/>
-              <w:jc w:val="both"/>
-              <w:rPr>
-                <w:rFonts w:ascii="Times New Roman" w:eastAsia="Calibri" w:hAnsi="Times New Roman" w:cs="Times New Roman"/>
-                <w:i/>
-                <w:sz w:val="26"/>
-                <w:szCs w:val="26"/>
-              </w:rPr>
-            </w:pPr>
-            <w:r>
-              <w:rPr>
-                <w:rFonts w:ascii="Times New Roman" w:hAnsi="Times New Roman" w:cs="Times New Roman"/>
-                <w:b/>
-                <w:i/>
-                <w:color w:val="000000"/>
-                <w:sz w:val="26"/>
-                <w:szCs w:val="26"/>
-              </w:rPr>
-              <w:t>Tiêu chí chấp nhận:</w:t>
-            </w:r>
-          </w:p>
-          <w:p>
-            <w:pPr>
-              <w:pStyle w:val="ListParagraph"/>
-              <w:numPr>
-                <w:ilvl w:val="0"/>
-                <w:numId w:val="3"/>
-              </w:numPr>
-              <w:spacing w:line="360" w:lineRule="auto"/>
-              <w:jc w:val="both"/>
-              <w:rPr>
-                <w:rFonts w:ascii="Times New Roman" w:eastAsia="Calibri" w:hAnsi="Times New Roman" w:cs="Times New Roman"/>
-                <w:sz w:val="26"/>
-                <w:szCs w:val="26"/>
-              </w:rPr>
-            </w:pPr>
-            <w:r>
-              <w:rPr>
-                <w:rFonts w:ascii="Times New Roman" w:eastAsia="Calibri" w:hAnsi="Times New Roman" w:cs="Times New Roman"/>
-                <w:sz w:val="26"/>
-                <w:szCs w:val="26"/>
-              </w:rPr>
-              <w:lastRenderedPageBreak/>
-              <w:t xml:space="preserve">Khi người dùng nhập từ khóa vào ô tìm kiếm, hệ thống hiển thị danh sách các sản phẩm phù hợp với từ khóa. </w:t>
-            </w:r>
-          </w:p>
-          <w:p>
-            <w:pPr>
-              <w:pStyle w:val="ListParagraph"/>
-              <w:spacing w:line="360" w:lineRule="auto"/>
-              <w:jc w:val="both"/>
-              <w:rPr>
-                <w:rFonts w:ascii="Times New Roman" w:eastAsia="Calibri" w:hAnsi="Times New Roman" w:cs="Times New Roman"/>
-                <w:sz w:val="26"/>
-                <w:szCs w:val="26"/>
-              </w:rPr>
-            </w:pPr>
-            <w:r>
-              <w:rPr>
-                <w:rFonts w:ascii="Times New Roman" w:eastAsia="Calibri" w:hAnsi="Times New Roman" w:cs="Times New Roman"/>
-                <w:sz w:val="26"/>
-                <w:szCs w:val="26"/>
-              </w:rPr>
-              <w:t xml:space="preserve">+ </w:t>
-            </w:r>
-            <w:r>
-              <w:rPr>
-                <w:rFonts w:ascii="Times New Roman" w:eastAsia="Calibri" w:hAnsi="Times New Roman" w:cs="Times New Roman"/>
-                <w:sz w:val="26"/>
-                <w:szCs w:val="26"/>
-              </w:rPr>
-              <w:t>Kết quả tìm kiếm bao gồm các thông tin cơ bản: tên sản phẩm, hình ảnh, giá.</w:t>
-            </w:r>
-          </w:p>
-          <w:p>
-            <w:pPr>
-              <w:pStyle w:val="ListParagraph"/>
-              <w:numPr>
-                <w:ilvl w:val="0"/>
-                <w:numId w:val="3"/>
-              </w:numPr>
-              <w:spacing w:line="360" w:lineRule="auto"/>
-              <w:jc w:val="both"/>
-              <w:rPr>
-                <w:rFonts w:ascii="Times New Roman" w:eastAsia="Calibri" w:hAnsi="Times New Roman" w:cs="Times New Roman"/>
-                <w:sz w:val="26"/>
-                <w:szCs w:val="26"/>
-              </w:rPr>
-            </w:pPr>
-            <w:r>
-              <w:rPr>
-                <w:rFonts w:ascii="Times New Roman" w:eastAsia="Calibri" w:hAnsi="Times New Roman" w:cs="Times New Roman"/>
-                <w:sz w:val="26"/>
-                <w:szCs w:val="26"/>
-              </w:rPr>
-              <w:t>Nếu không tìm thấy sản phẩm phù hợp, hệ thống hiển thị thông báo: “Không tìm thấy sản phẩm phù hợp”.</w:t>
-            </w:r>
-          </w:p>
-          <w:p>
-            <w:pPr>
-              <w:pStyle w:val="ListParagraph"/>
-              <w:numPr>
-                <w:ilvl w:val="0"/>
-                <w:numId w:val="3"/>
-              </w:numPr>
-              <w:spacing w:line="360" w:lineRule="auto"/>
-              <w:jc w:val="both"/>
-              <w:rPr>
-                <w:rFonts w:ascii="Times New Roman" w:eastAsia="Calibri" w:hAnsi="Times New Roman" w:cs="Times New Roman"/>
-                <w:sz w:val="26"/>
-                <w:szCs w:val="26"/>
-              </w:rPr>
-            </w:pPr>
-            <w:r>
-              <w:rPr>
-                <w:rFonts w:ascii="Times New Roman" w:eastAsia="Calibri" w:hAnsi="Times New Roman" w:cs="Times New Roman"/>
-                <w:sz w:val="26"/>
-                <w:szCs w:val="26"/>
-              </w:rPr>
-              <w:t>Khi người dùng chọn một sản phẩm trong kết quả tìm kiếm, hệ thống chuyển đến trang chi tiết sản phẩm.</w:t>
-            </w:r>
-          </w:p>
-        </w:tc>
-      </w:tr>
-      <w:tr>
-        <w:trPr>
-          <w:jc w:val="center"/>
-        </w:trPr>
-        <w:tc>
-          <w:tcPr>
             <w:tcW w:w="2565" w:type="dxa"/>
             <w:shd w:val="clear" w:color="auto" w:fill="DBE5F1"/>
           </w:tcPr>
@@ -11604,7 +12179,6 @@
                 <w:sz w:val="26"/>
                 <w:szCs w:val="26"/>
               </w:rPr>
-              <w:lastRenderedPageBreak/>
               <w:t>Điều kiện ràng buộc</w:t>
             </w:r>
           </w:p>
@@ -11616,37 +12190,21 @@
           <w:p>
             <w:pPr>
               <w:spacing w:line="360" w:lineRule="auto"/>
-              <w:jc w:val="both"/>
-              <w:rPr>
-                <w:rFonts w:ascii="Times New Roman" w:eastAsia="Calibri" w:hAnsi="Times New Roman" w:cs="Times New Roman"/>
-                <w:sz w:val="26"/>
-                <w:szCs w:val="26"/>
-              </w:rPr>
-            </w:pPr>
-            <w:r>
-              <w:rPr>
-                <w:rFonts w:ascii="Times New Roman" w:eastAsia="Calibri" w:hAnsi="Times New Roman" w:cs="Times New Roman"/>
-                <w:sz w:val="26"/>
-                <w:szCs w:val="26"/>
-                <w:lang w:val="vi-VN"/>
-              </w:rPr>
-              <w:t>-</w:t>
-            </w:r>
-            <w:r>
-              <w:rPr>
-                <w:rFonts w:ascii="Times New Roman" w:eastAsia="Calibri" w:hAnsi="Times New Roman" w:cs="Times New Roman"/>
-                <w:sz w:val="26"/>
-                <w:szCs w:val="26"/>
-              </w:rPr>
-              <w:t xml:space="preserve"> </w:t>
-            </w:r>
-            <w:r>
-              <w:rPr>
-                <w:rFonts w:ascii="Times New Roman" w:eastAsia="Calibri" w:hAnsi="Times New Roman" w:cs="Times New Roman"/>
-                <w:sz w:val="26"/>
-                <w:szCs w:val="26"/>
-              </w:rPr>
-              <w:t>Từ khóa tìm kiếm không được để trống.</w:t>
+              <w:contextualSpacing/>
+              <w:jc w:val="both"/>
+              <w:rPr>
+                <w:rFonts w:ascii="Times New Roman" w:eastAsia="Calibri" w:hAnsi="Times New Roman" w:cs="Times New Roman"/>
+                <w:sz w:val="26"/>
+                <w:szCs w:val="26"/>
+              </w:rPr>
+            </w:pPr>
+            <w:r>
+              <w:rPr>
+                <w:rFonts w:ascii="Times New Roman" w:eastAsia="Calibri" w:hAnsi="Times New Roman" w:cs="Times New Roman"/>
+                <w:sz w:val="26"/>
+                <w:szCs w:val="26"/>
+              </w:rPr>
+              <w:t>Account phải tồn tại trong hệ thống</w:t>
             </w:r>
           </w:p>
         </w:tc>
@@ -11669,7 +12227,7 @@
           <w:szCs w:val="26"/>
         </w:rPr>
       </w:pPr>
-      <w:bookmarkStart w:id="14" w:name="_Toc226101801"/>
+      <w:bookmarkStart w:id="15" w:name="_Toc226101802"/>
       <w:r>
         <w:rPr>
           <w:rFonts w:ascii="Times New Roman" w:eastAsia="Calibri" w:hAnsi="Times New Roman" w:cs="Times New Roman"/>
@@ -11687,7 +12245,7 @@
           <w:szCs w:val="26"/>
           <w:lang w:val="vi-VN"/>
         </w:rPr>
-        <w:t>8</w:t>
+        <w:t>9</w:t>
       </w:r>
       <w:r>
         <w:rPr>
@@ -11697,24 +12255,6 @@
           <w:szCs w:val="26"/>
         </w:rPr>
         <w:t xml:space="preserve">: </w:t>
-      </w:r>
-      <w:r>
-        <w:rPr>
-          <w:rFonts w:ascii="Times New Roman" w:eastAsia="Calibri" w:hAnsi="Times New Roman" w:cs="Times New Roman"/>
-          <w:b/>
-          <w:sz w:val="26"/>
-          <w:szCs w:val="26"/>
-        </w:rPr>
-        <w:t>Quản lý</w:t>
-      </w:r>
-      <w:r>
-        <w:rPr>
-          <w:rFonts w:ascii="Times New Roman" w:eastAsia="Calibri" w:hAnsi="Times New Roman" w:cs="Times New Roman"/>
-          <w:b/>
-          <w:sz w:val="26"/>
-          <w:szCs w:val="26"/>
-        </w:rPr>
-        <w:t xml:space="preserve"> </w:t>
       </w:r>
       <w:r>
         <w:rPr>
@@ -11724,9 +12264,9 @@
           <w:szCs w:val="26"/>
           <w:lang w:val="vi-VN"/>
         </w:rPr>
-        <w:t>thông tin cá nhân</w:t>
+        <w:t>Xem danh sách đơn hàng</w:t>
       </w:r>
-      <w:bookmarkEnd w:id="14"/>
+      <w:bookmarkEnd w:id="15"/>
     </w:p>
     <w:tbl>
       <w:tblPr>
@@ -11760,7 +12300,6 @@
                 <w:szCs w:val="26"/>
               </w:rPr>
             </w:pPr>
-            <w:bookmarkStart w:id="15" w:name="_Hlk183637654"/>
             <w:r>
               <w:rPr>
                 <w:rFonts w:ascii="Times New Roman" w:eastAsia="Calibri" w:hAnsi="Times New Roman" w:cs="Times New Roman"/>
@@ -11768,68 +12307,7 @@
                 <w:sz w:val="26"/>
                 <w:szCs w:val="26"/>
               </w:rPr>
-              <w:t>Là Khách hàng, tôi muốn xem và cập nhật thông tin cá nhân để đảm bảo thông tin tài khoản luôn chính xác và phục vụ cho việc mua hàng.</w:t>
-            </w:r>
-          </w:p>
-        </w:tc>
-      </w:tr>
-      <w:bookmarkEnd w:id="15"/>
-      <w:tr>
-        <w:trPr>
-          <w:jc w:val="center"/>
-        </w:trPr>
-        <w:tc>
-          <w:tcPr>
-            <w:tcW w:w="2565" w:type="dxa"/>
-            <w:shd w:val="clear" w:color="auto" w:fill="DBE5F1"/>
-          </w:tcPr>
-          <w:p>
-            <w:pPr>
-              <w:spacing w:line="360" w:lineRule="auto"/>
-              <w:contextualSpacing/>
-              <w:jc w:val="both"/>
-              <w:rPr>
-                <w:rFonts w:ascii="Times New Roman" w:eastAsia="Calibri" w:hAnsi="Times New Roman" w:cs="Times New Roman"/>
-                <w:b/>
-                <w:sz w:val="26"/>
-                <w:szCs w:val="26"/>
-              </w:rPr>
-            </w:pPr>
-            <w:r>
-              <w:rPr>
-                <w:rFonts w:ascii="Times New Roman" w:eastAsia="Calibri" w:hAnsi="Times New Roman" w:cs="Times New Roman"/>
-                <w:b/>
-                <w:sz w:val="26"/>
-                <w:szCs w:val="26"/>
-              </w:rPr>
-              <w:t>Tác nhân</w:t>
-            </w:r>
-          </w:p>
-        </w:tc>
-        <w:tc>
-          <w:tcPr>
-            <w:tcW w:w="6497" w:type="dxa"/>
-          </w:tcPr>
-          <w:p>
-            <w:pPr>
-              <w:spacing w:line="360" w:lineRule="auto"/>
-              <w:contextualSpacing/>
-              <w:jc w:val="both"/>
-              <w:rPr>
-                <w:rFonts w:ascii="Times New Roman" w:eastAsia="Calibri" w:hAnsi="Times New Roman" w:cs="Times New Roman"/>
-                <w:sz w:val="26"/>
-                <w:szCs w:val="26"/>
-                <w:lang w:val="vi-VN"/>
-              </w:rPr>
-            </w:pPr>
-            <w:r>
-              <w:rPr>
-                <w:rFonts w:ascii="Times New Roman" w:eastAsia="Calibri" w:hAnsi="Times New Roman" w:cs="Times New Roman"/>
-                <w:sz w:val="26"/>
-                <w:szCs w:val="26"/>
-                <w:lang w:val="vi-VN"/>
-              </w:rPr>
-              <w:t>Khách hàng</w:t>
+              <w:t>Là Khách hàng, tôi muốn xem danh sách các đơn hàng đã đặt để theo dõi tình trạng mua hàng.</w:t>
             </w:r>
           </w:p>
         </w:tc>
@@ -11862,7 +12340,8 @@
                 <w:sz w:val="26"/>
                 <w:szCs w:val="26"/>
               </w:rPr>
-              <w:t>Điều kiện tiên quyết</w:t>
+              <w:lastRenderedPageBreak/>
+              <w:t>Tác nhân</w:t>
             </w:r>
           </w:p>
         </w:tc>
@@ -11879,15 +12358,26 @@
                 <w:rFonts w:ascii="Times New Roman" w:eastAsia="Calibri" w:hAnsi="Times New Roman" w:cs="Times New Roman"/>
                 <w:sz w:val="26"/>
                 <w:szCs w:val="26"/>
-              </w:rPr>
-            </w:pPr>
-            <w:r>
-              <w:rPr>
-                <w:rFonts w:ascii="Times New Roman" w:eastAsia="Calibri" w:hAnsi="Times New Roman" w:cs="Times New Roman"/>
-                <w:sz w:val="26"/>
-                <w:szCs w:val="26"/>
-              </w:rPr>
-              <w:t>Đăng nhập thành công vào hệ thống.</w:t>
+                <w:lang w:val="vi-VN"/>
+              </w:rPr>
+            </w:pPr>
+            <w:r>
+              <w:rPr>
+                <w:rFonts w:ascii="Times New Roman" w:eastAsia="Calibri" w:hAnsi="Times New Roman" w:cs="Times New Roman"/>
+                <w:sz w:val="26"/>
+                <w:szCs w:val="26"/>
+                <w:lang w:val="vi-VN"/>
+              </w:rPr>
+              <w:t xml:space="preserve">Khách </w:t>
+            </w:r>
+            <w:r>
+              <w:rPr>
+                <w:rFonts w:ascii="Times New Roman" w:eastAsia="Calibri" w:hAnsi="Times New Roman" w:cs="Times New Roman"/>
+                <w:sz w:val="26"/>
+                <w:szCs w:val="26"/>
+                <w:lang w:val="vi-VN"/>
+              </w:rPr>
+              <w:t>hàng</w:t>
             </w:r>
           </w:p>
         </w:tc>
@@ -11898,12 +12388,70 @@
         </w:trPr>
         <w:tc>
           <w:tcPr>
+            <w:tcW w:w="2565" w:type="dxa"/>
+            <w:shd w:val="clear" w:color="auto" w:fill="DBE5F1"/>
+          </w:tcPr>
+          <w:p>
+            <w:pPr>
+              <w:spacing w:line="360" w:lineRule="auto"/>
+              <w:contextualSpacing/>
+              <w:jc w:val="both"/>
+              <w:rPr>
+                <w:rFonts w:ascii="Times New Roman" w:eastAsia="Calibri" w:hAnsi="Times New Roman" w:cs="Times New Roman"/>
+                <w:b/>
+                <w:sz w:val="26"/>
+                <w:szCs w:val="26"/>
+              </w:rPr>
+            </w:pPr>
+            <w:r>
+              <w:rPr>
+                <w:rFonts w:ascii="Times New Roman" w:eastAsia="Calibri" w:hAnsi="Times New Roman" w:cs="Times New Roman"/>
+                <w:b/>
+                <w:sz w:val="26"/>
+                <w:szCs w:val="26"/>
+              </w:rPr>
+              <w:t>Điều kiện tiên quyết</w:t>
+            </w:r>
+          </w:p>
+        </w:tc>
+        <w:tc>
+          <w:tcPr>
+            <w:tcW w:w="6497" w:type="dxa"/>
+          </w:tcPr>
+          <w:p>
+            <w:pPr>
+              <w:spacing w:line="360" w:lineRule="auto"/>
+              <w:contextualSpacing/>
+              <w:jc w:val="both"/>
+              <w:rPr>
+                <w:rFonts w:ascii="Times New Roman" w:eastAsia="Calibri" w:hAnsi="Times New Roman" w:cs="Times New Roman"/>
+                <w:sz w:val="26"/>
+                <w:szCs w:val="26"/>
+              </w:rPr>
+            </w:pPr>
+            <w:r>
+              <w:rPr>
+                <w:rFonts w:ascii="Times New Roman" w:eastAsia="Calibri" w:hAnsi="Times New Roman" w:cs="Times New Roman"/>
+                <w:sz w:val="26"/>
+                <w:szCs w:val="26"/>
+              </w:rPr>
+              <w:t>Đăng nhập thành công vào hệ thống.</w:t>
+            </w:r>
+          </w:p>
+        </w:tc>
+      </w:tr>
+      <w:tr>
+        <w:trPr>
+          <w:jc w:val="center"/>
+        </w:trPr>
+        <w:tc>
+          <w:tcPr>
             <w:tcW w:w="9062" w:type="dxa"/>
             <w:gridSpan w:val="2"/>
           </w:tcPr>
           <w:p>
             <w:pPr>
-              <w:spacing w:line="360" w:lineRule="auto"/>
+              <w:spacing w:after="200" w:line="360" w:lineRule="auto"/>
               <w:contextualSpacing/>
               <w:jc w:val="both"/>
               <w:rPr>
@@ -11927,228 +12475,211 @@
           </w:p>
           <w:p>
             <w:pPr>
-              <w:pStyle w:val="ListParagraph"/>
               <w:numPr>
                 <w:ilvl w:val="0"/>
                 <w:numId w:val="3"/>
               </w:numPr>
-              <w:spacing w:line="360" w:lineRule="auto"/>
-              <w:jc w:val="both"/>
-              <w:rPr>
-                <w:rFonts w:ascii="Times New Roman" w:eastAsia="Calibri" w:hAnsi="Times New Roman" w:cs="Times New Roman"/>
-                <w:sz w:val="26"/>
-                <w:szCs w:val="26"/>
-              </w:rPr>
-            </w:pPr>
-            <w:r>
-              <w:rPr>
-                <w:rFonts w:ascii="Times New Roman" w:eastAsia="Calibri" w:hAnsi="Times New Roman" w:cs="Times New Roman"/>
-                <w:sz w:val="26"/>
-                <w:szCs w:val="26"/>
-              </w:rPr>
-              <w:t xml:space="preserve">Khi truy cập vào trang thông tin cá nhân, hệ thống hiển thị các thông tin của người dùng, bao gồm: họ tên, email, số điện thoại, địa </w:t>
-            </w:r>
-            <w:r>
-              <w:rPr>
-                <w:rFonts w:ascii="Times New Roman" w:eastAsia="Calibri" w:hAnsi="Times New Roman" w:cs="Times New Roman"/>
-                <w:sz w:val="26"/>
-                <w:szCs w:val="26"/>
-                <w:lang w:val="vi-VN"/>
-              </w:rPr>
-              <w:t>chỉ,.......</w:t>
-            </w:r>
-          </w:p>
-          <w:p>
-            <w:pPr>
-              <w:pStyle w:val="ListParagraph"/>
+              <w:spacing w:after="200" w:line="360" w:lineRule="auto"/>
+              <w:contextualSpacing/>
+              <w:jc w:val="both"/>
+              <w:rPr>
+                <w:rFonts w:ascii="Times New Roman" w:eastAsia="Calibri" w:hAnsi="Times New Roman" w:cs="Times New Roman"/>
+                <w:sz w:val="26"/>
+                <w:szCs w:val="26"/>
+              </w:rPr>
+            </w:pPr>
+            <w:r>
+              <w:rPr>
+                <w:rFonts w:ascii="Times New Roman" w:eastAsia="Calibri" w:hAnsi="Times New Roman" w:cs="Times New Roman"/>
+                <w:sz w:val="26"/>
+                <w:szCs w:val="26"/>
+                <w:lang w:val="vi-VN"/>
+              </w:rPr>
+              <w:t>Khi truy cập vào mục đơn hàng của tôi,hệ thống hiển thị các danh sách đơn hàng, bao gồm</w:t>
+            </w:r>
+            <w:r>
+              <w:rPr>
+                <w:rFonts w:ascii="Times New Roman" w:eastAsia="Calibri" w:hAnsi="Times New Roman" w:cs="Times New Roman"/>
+                <w:sz w:val="26"/>
+                <w:szCs w:val="26"/>
+              </w:rPr>
+              <w:t>:</w:t>
+            </w:r>
+          </w:p>
+          <w:p>
+            <w:pPr>
+              <w:spacing w:after="200" w:line="360" w:lineRule="auto"/>
+              <w:ind w:left="720"/>
+              <w:contextualSpacing/>
+              <w:jc w:val="both"/>
+              <w:rPr>
+                <w:rFonts w:ascii="Times New Roman" w:eastAsia="Calibri" w:hAnsi="Times New Roman" w:cs="Times New Roman"/>
+                <w:sz w:val="26"/>
+                <w:szCs w:val="26"/>
+                <w:lang w:val="vi-VN"/>
+              </w:rPr>
+            </w:pPr>
+            <w:r>
+              <w:rPr>
+                <w:rFonts w:ascii="Times New Roman" w:eastAsia="Calibri" w:hAnsi="Times New Roman" w:cs="Times New Roman"/>
+                <w:sz w:val="26"/>
+                <w:szCs w:val="26"/>
+              </w:rPr>
+              <w:t xml:space="preserve">+ </w:t>
+            </w:r>
+            <w:r>
+              <w:rPr>
+                <w:rFonts w:ascii="Times New Roman" w:eastAsia="Calibri" w:hAnsi="Times New Roman" w:cs="Times New Roman"/>
+                <w:sz w:val="26"/>
+                <w:szCs w:val="26"/>
+                <w:lang w:val="vi-VN"/>
+              </w:rPr>
+              <w:t>Mã đơn hàng</w:t>
+            </w:r>
+          </w:p>
+          <w:p>
+            <w:pPr>
+              <w:spacing w:after="200" w:line="360" w:lineRule="auto"/>
+              <w:ind w:left="720"/>
+              <w:contextualSpacing/>
+              <w:jc w:val="both"/>
+              <w:rPr>
+                <w:rFonts w:ascii="Times New Roman" w:eastAsia="Calibri" w:hAnsi="Times New Roman" w:cs="Times New Roman"/>
+                <w:sz w:val="26"/>
+                <w:szCs w:val="26"/>
+                <w:lang w:val="vi-VN"/>
+              </w:rPr>
+            </w:pPr>
+            <w:r>
+              <w:rPr>
+                <w:rFonts w:ascii="Times New Roman" w:eastAsia="Calibri" w:hAnsi="Times New Roman" w:cs="Times New Roman"/>
+                <w:sz w:val="26"/>
+                <w:szCs w:val="26"/>
+              </w:rPr>
+              <w:t>+</w:t>
+            </w:r>
+            <w:r>
+              <w:rPr>
+                <w:rFonts w:ascii="Times New Roman" w:eastAsia="Calibri" w:hAnsi="Times New Roman" w:cs="Times New Roman"/>
+                <w:sz w:val="26"/>
+                <w:szCs w:val="26"/>
+              </w:rPr>
+              <w:t xml:space="preserve"> </w:t>
+            </w:r>
+            <w:r>
+              <w:rPr>
+                <w:rFonts w:ascii="Times New Roman" w:eastAsia="Calibri" w:hAnsi="Times New Roman" w:cs="Times New Roman"/>
+                <w:sz w:val="26"/>
+                <w:szCs w:val="26"/>
+                <w:lang w:val="vi-VN"/>
+              </w:rPr>
+              <w:t>Ngày đặt</w:t>
+            </w:r>
+          </w:p>
+          <w:p>
+            <w:pPr>
+              <w:spacing w:line="360" w:lineRule="auto"/>
+              <w:ind w:left="720"/>
+              <w:contextualSpacing/>
+              <w:jc w:val="both"/>
+              <w:rPr>
+                <w:rFonts w:ascii="Times New Roman" w:eastAsia="Calibri" w:hAnsi="Times New Roman" w:cs="Times New Roman"/>
+                <w:sz w:val="26"/>
+                <w:szCs w:val="26"/>
+                <w:lang w:val="vi-VN"/>
+              </w:rPr>
+            </w:pPr>
+            <w:r>
+              <w:rPr>
+                <w:rFonts w:ascii="Times New Roman" w:eastAsia="Calibri" w:hAnsi="Times New Roman" w:cs="Times New Roman"/>
+                <w:sz w:val="26"/>
+                <w:szCs w:val="26"/>
+              </w:rPr>
+              <w:t xml:space="preserve">+ </w:t>
+            </w:r>
+            <w:r>
+              <w:rPr>
+                <w:rFonts w:ascii="Times New Roman" w:eastAsia="Calibri" w:hAnsi="Times New Roman" w:cs="Times New Roman"/>
+                <w:sz w:val="26"/>
+                <w:szCs w:val="26"/>
+                <w:lang w:val="vi-VN"/>
+              </w:rPr>
+              <w:t>Trạng thái</w:t>
+            </w:r>
+          </w:p>
+          <w:p>
+            <w:pPr>
+              <w:spacing w:line="360" w:lineRule="auto"/>
+              <w:ind w:left="720"/>
+              <w:contextualSpacing/>
+              <w:jc w:val="both"/>
+              <w:rPr>
+                <w:rFonts w:ascii="Times New Roman" w:eastAsia="Calibri" w:hAnsi="Times New Roman" w:cs="Times New Roman"/>
+                <w:sz w:val="26"/>
+                <w:szCs w:val="26"/>
+                <w:lang w:val="vi-VN"/>
+              </w:rPr>
+            </w:pPr>
+            <w:r>
+              <w:rPr>
+                <w:rFonts w:ascii="Times New Roman" w:eastAsia="Calibri" w:hAnsi="Times New Roman" w:cs="Times New Roman"/>
+                <w:sz w:val="26"/>
+                <w:szCs w:val="26"/>
+                <w:lang w:val="vi-VN"/>
+              </w:rPr>
+              <w:t>+ Tổng tiền</w:t>
+            </w:r>
+          </w:p>
+          <w:p>
+            <w:pPr>
               <w:numPr>
                 <w:ilvl w:val="0"/>
                 <w:numId w:val="3"/>
               </w:numPr>
-              <w:spacing w:line="360" w:lineRule="auto"/>
-              <w:jc w:val="both"/>
-              <w:rPr>
-                <w:rFonts w:ascii="Times New Roman" w:eastAsia="Calibri" w:hAnsi="Times New Roman" w:cs="Times New Roman"/>
-                <w:sz w:val="26"/>
-                <w:szCs w:val="26"/>
-              </w:rPr>
-            </w:pPr>
-            <w:r>
-              <w:rPr>
-                <w:rFonts w:ascii="Times New Roman" w:eastAsia="Calibri" w:hAnsi="Times New Roman" w:cs="Times New Roman"/>
-                <w:sz w:val="26"/>
-                <w:szCs w:val="26"/>
-              </w:rPr>
-              <w:t>Người dùng có thể chỉnh sửa thông tin cá nhân:</w:t>
-            </w:r>
-          </w:p>
-          <w:p>
-            <w:pPr>
-              <w:pStyle w:val="ListParagraph"/>
-              <w:spacing w:line="360" w:lineRule="auto"/>
-              <w:jc w:val="both"/>
-              <w:rPr>
-                <w:rFonts w:ascii="Times New Roman" w:eastAsia="Calibri" w:hAnsi="Times New Roman" w:cs="Times New Roman"/>
-                <w:sz w:val="26"/>
-                <w:szCs w:val="26"/>
-              </w:rPr>
-            </w:pPr>
-            <w:r>
-              <w:rPr>
-                <w:rFonts w:ascii="Times New Roman" w:eastAsia="Calibri" w:hAnsi="Times New Roman" w:cs="Times New Roman"/>
-                <w:sz w:val="26"/>
-                <w:szCs w:val="26"/>
-              </w:rPr>
-              <w:t xml:space="preserve">+ </w:t>
-            </w:r>
-            <w:r>
-              <w:rPr>
-                <w:rFonts w:ascii="Times New Roman" w:eastAsia="Calibri" w:hAnsi="Times New Roman" w:cs="Times New Roman"/>
-                <w:sz w:val="26"/>
-                <w:szCs w:val="26"/>
-              </w:rPr>
-              <w:t>Nếu cập nhật thành công, hệ thống thông báo “Cập nhật thông tin thành công”.</w:t>
-            </w:r>
-          </w:p>
-          <w:p>
-            <w:pPr>
-              <w:spacing w:line="360" w:lineRule="auto"/>
-              <w:ind w:left="720"/>
-              <w:contextualSpacing/>
-              <w:jc w:val="both"/>
-              <w:rPr>
-                <w:rFonts w:ascii="Times New Roman" w:eastAsia="Calibri" w:hAnsi="Times New Roman" w:cs="Times New Roman"/>
-                <w:sz w:val="26"/>
-                <w:szCs w:val="26"/>
-              </w:rPr>
-            </w:pPr>
-            <w:r>
-              <w:rPr>
-                <w:rFonts w:ascii="Times New Roman" w:eastAsia="Calibri" w:hAnsi="Times New Roman" w:cs="Times New Roman"/>
-                <w:sz w:val="26"/>
-                <w:szCs w:val="26"/>
-                <w:lang w:val="vi-VN"/>
-              </w:rPr>
-              <w:t xml:space="preserve">+ </w:t>
-            </w:r>
-            <w:r>
-              <w:rPr>
-                <w:rFonts w:ascii="Times New Roman" w:eastAsia="Calibri" w:hAnsi="Times New Roman" w:cs="Times New Roman"/>
-                <w:sz w:val="26"/>
-                <w:szCs w:val="26"/>
-              </w:rPr>
-              <w:t>Nếu thông tin không hợp lệ (email sai định dạng, số điện thoại không hợp lệ…), hệ thống hiển thị lỗi và yêu cầu nhập lại.</w:t>
-            </w:r>
-          </w:p>
-          <w:p>
-            <w:pPr>
-              <w:pStyle w:val="ListParagraph"/>
+              <w:spacing w:after="200" w:line="360" w:lineRule="auto"/>
+              <w:contextualSpacing/>
+              <w:jc w:val="both"/>
+              <w:rPr>
+                <w:rFonts w:ascii="Times New Roman" w:eastAsia="Calibri" w:hAnsi="Times New Roman" w:cs="Times New Roman"/>
+                <w:sz w:val="26"/>
+                <w:szCs w:val="26"/>
+                <w:lang w:val="vi-VN"/>
+              </w:rPr>
+            </w:pPr>
+            <w:r>
+              <w:rPr>
+                <w:rFonts w:ascii="Times New Roman" w:eastAsia="Calibri" w:hAnsi="Times New Roman" w:cs="Times New Roman"/>
+                <w:sz w:val="26"/>
+                <w:szCs w:val="26"/>
+                <w:lang w:val="vi-VN"/>
+              </w:rPr>
+              <w:t>Nếu chưa có đơn hàng nào, hệ thống hiển thị thông báo: “Bạn chưa có đơn hàng nào”.</w:t>
+            </w:r>
+          </w:p>
+          <w:p>
+            <w:pPr>
               <w:numPr>
                 <w:ilvl w:val="0"/>
                 <w:numId w:val="3"/>
               </w:numPr>
-              <w:spacing w:line="360" w:lineRule="auto"/>
-              <w:jc w:val="both"/>
-              <w:rPr>
-                <w:rFonts w:ascii="Times New Roman" w:eastAsia="Calibri" w:hAnsi="Times New Roman" w:cs="Times New Roman"/>
-                <w:sz w:val="26"/>
-                <w:szCs w:val="26"/>
-              </w:rPr>
-            </w:pPr>
-            <w:r>
-              <w:rPr>
-                <w:rFonts w:ascii="Times New Roman" w:eastAsia="Calibri" w:hAnsi="Times New Roman" w:cs="Times New Roman"/>
-                <w:sz w:val="26"/>
-                <w:szCs w:val="26"/>
-              </w:rPr>
-              <w:t>Người dùng có thể thay đổi mật khẩu:</w:t>
-            </w:r>
-          </w:p>
-          <w:p>
-            <w:pPr>
-              <w:pStyle w:val="ListParagraph"/>
-              <w:spacing w:line="360" w:lineRule="auto"/>
-              <w:jc w:val="both"/>
-              <w:rPr>
-                <w:rFonts w:ascii="Times New Roman" w:eastAsia="Calibri" w:hAnsi="Times New Roman" w:cs="Times New Roman"/>
-                <w:sz w:val="26"/>
-                <w:szCs w:val="26"/>
-              </w:rPr>
-            </w:pPr>
-            <w:r>
-              <w:rPr>
-                <w:rFonts w:ascii="Times New Roman" w:eastAsia="Calibri" w:hAnsi="Times New Roman" w:cs="Times New Roman"/>
-                <w:sz w:val="26"/>
-                <w:szCs w:val="26"/>
-                <w:lang w:val="vi-VN"/>
-              </w:rPr>
-              <w:t xml:space="preserve">+ </w:t>
-            </w:r>
-            <w:r>
-              <w:rPr>
-                <w:rFonts w:ascii="Times New Roman" w:eastAsia="Calibri" w:hAnsi="Times New Roman" w:cs="Times New Roman"/>
-                <w:sz w:val="26"/>
-                <w:szCs w:val="26"/>
-              </w:rPr>
-              <w:t>Phải nhập mật khẩu cũ và mật khẩu mới.</w:t>
-            </w:r>
-          </w:p>
-          <w:p>
-            <w:pPr>
-              <w:pStyle w:val="ListParagraph"/>
-              <w:spacing w:line="360" w:lineRule="auto"/>
-              <w:jc w:val="both"/>
-              <w:rPr>
-                <w:rFonts w:ascii="Times New Roman" w:eastAsia="Calibri" w:hAnsi="Times New Roman" w:cs="Times New Roman"/>
-                <w:sz w:val="26"/>
-                <w:szCs w:val="26"/>
-              </w:rPr>
-            </w:pPr>
-            <w:r>
-              <w:rPr>
-                <w:rFonts w:ascii="Times New Roman" w:eastAsia="Calibri" w:hAnsi="Times New Roman" w:cs="Times New Roman"/>
-                <w:sz w:val="26"/>
-                <w:szCs w:val="26"/>
-                <w:lang w:val="vi-VN"/>
-              </w:rPr>
-              <w:t xml:space="preserve">+ </w:t>
-            </w:r>
-            <w:r>
-              <w:rPr>
-                <w:rFonts w:ascii="Times New Roman" w:eastAsia="Calibri" w:hAnsi="Times New Roman" w:cs="Times New Roman"/>
-                <w:sz w:val="26"/>
-                <w:szCs w:val="26"/>
-              </w:rPr>
-              <w:t>Nếu thay đổi thành công, hệ thống thông báo “Đổi mật khẩu thành công”.</w:t>
-            </w:r>
-          </w:p>
-          <w:p>
-            <w:pPr>
-              <w:pStyle w:val="ListParagraph"/>
-              <w:spacing w:line="360" w:lineRule="auto"/>
-              <w:jc w:val="both"/>
-              <w:rPr>
-                <w:rFonts w:ascii="Times New Roman" w:eastAsia="Calibri" w:hAnsi="Times New Roman" w:cs="Times New Roman"/>
-                <w:sz w:val="26"/>
-                <w:szCs w:val="26"/>
-              </w:rPr>
-            </w:pPr>
-            <w:r>
-              <w:rPr>
-                <w:rFonts w:ascii="Times New Roman" w:eastAsia="Calibri" w:hAnsi="Times New Roman" w:cs="Times New Roman"/>
-                <w:sz w:val="26"/>
-                <w:szCs w:val="26"/>
-                <w:lang w:val="vi-VN"/>
-              </w:rPr>
-              <w:t xml:space="preserve">+ </w:t>
-            </w:r>
-            <w:r>
-              <w:rPr>
-                <w:rFonts w:ascii="Times New Roman" w:eastAsia="Calibri" w:hAnsi="Times New Roman" w:cs="Times New Roman"/>
-                <w:sz w:val="26"/>
-                <w:szCs w:val="26"/>
-              </w:rPr>
-              <w:t>Nếu mật khẩu cũ không đúng hoặc mật khẩu mới không hợp lệ, hệ thống hiển thị lỗi.</w:t>
+              <w:spacing w:after="200" w:line="360" w:lineRule="auto"/>
+              <w:contextualSpacing/>
+              <w:jc w:val="both"/>
+              <w:rPr>
+                <w:rFonts w:ascii="Times New Roman" w:eastAsia="Calibri" w:hAnsi="Times New Roman" w:cs="Times New Roman"/>
+                <w:sz w:val="26"/>
+                <w:szCs w:val="26"/>
+                <w:lang w:val="vi-VN"/>
+              </w:rPr>
+            </w:pPr>
+            <w:r>
+              <w:rPr>
+                <w:rFonts w:ascii="Times New Roman" w:eastAsia="Calibri" w:hAnsi="Times New Roman" w:cs="Times New Roman"/>
+                <w:sz w:val="26"/>
+                <w:szCs w:val="26"/>
+                <w:lang w:val="vi-VN"/>
+              </w:rPr>
+              <w:t>Khi người dùng chọn một đơn hàng trong danh sách, hệ thống chuyển đến trang chi tiết đơn hàng.</w:t>
             </w:r>
           </w:p>
         </w:tc>
@@ -12229,7 +12760,7 @@
           <w:szCs w:val="26"/>
         </w:rPr>
       </w:pPr>
-      <w:bookmarkStart w:id="16" w:name="_Toc226101802"/>
+      <w:bookmarkStart w:id="16" w:name="_Toc226101803"/>
       <w:r>
         <w:rPr>
           <w:rFonts w:ascii="Times New Roman" w:eastAsia="Calibri" w:hAnsi="Times New Roman" w:cs="Times New Roman"/>
@@ -12247,7 +12778,7 @@
           <w:szCs w:val="26"/>
           <w:lang w:val="vi-VN"/>
         </w:rPr>
-        <w:t>9</w:t>
+        <w:t>10</w:t>
       </w:r>
       <w:r>
         <w:rPr>
@@ -12266,7 +12797,7 @@
           <w:szCs w:val="26"/>
           <w:lang w:val="vi-VN"/>
         </w:rPr>
-        <w:t>Xem danh sách đơn hàng</w:t>
+        <w:t>Xem chi tiết đơn hàng</w:t>
       </w:r>
       <w:bookmarkEnd w:id="16"/>
     </w:p>
@@ -12309,7 +12840,7 @@
                 <w:sz w:val="26"/>
                 <w:szCs w:val="26"/>
               </w:rPr>
-              <w:t>Là Khách hàng, tôi muốn xem danh sách các đơn hàng đã đặt để theo dõi tình trạng mua hàng.</w:t>
+              <w:t>Là Khách hàng, tôi muốn xem chi tiết một đơn hàng để biết rõ thông tin sản phẩm và trạng thái giao hàng.</w:t>
             </w:r>
           </w:p>
         </w:tc>
@@ -12342,7 +12873,6 @@
                 <w:sz w:val="26"/>
                 <w:szCs w:val="26"/>
               </w:rPr>
-              <w:lastRenderedPageBreak/>
               <w:t>Tác nhân</w:t>
             </w:r>
           </w:p>
@@ -12370,16 +12900,7 @@
                 <w:szCs w:val="26"/>
                 <w:lang w:val="vi-VN"/>
               </w:rPr>
-              <w:t xml:space="preserve">Khách </w:t>
-            </w:r>
-            <w:r>
-              <w:rPr>
-                <w:rFonts w:ascii="Times New Roman" w:eastAsia="Calibri" w:hAnsi="Times New Roman" w:cs="Times New Roman"/>
-                <w:sz w:val="26"/>
-                <w:szCs w:val="26"/>
-                <w:lang w:val="vi-VN"/>
-              </w:rPr>
-              <w:t>hàng</w:t>
+              <w:t>Khách hàng</w:t>
             </w:r>
           </w:p>
         </w:tc>
@@ -12429,15 +12950,42 @@
                 <w:rFonts w:ascii="Times New Roman" w:eastAsia="Calibri" w:hAnsi="Times New Roman" w:cs="Times New Roman"/>
                 <w:sz w:val="26"/>
                 <w:szCs w:val="26"/>
-              </w:rPr>
-            </w:pPr>
-            <w:r>
-              <w:rPr>
-                <w:rFonts w:ascii="Times New Roman" w:eastAsia="Calibri" w:hAnsi="Times New Roman" w:cs="Times New Roman"/>
-                <w:sz w:val="26"/>
-                <w:szCs w:val="26"/>
-              </w:rPr>
-              <w:t>Đăng nhập thành công vào hệ thống.</w:t>
+                <w:lang w:val="vi-VN"/>
+              </w:rPr>
+            </w:pPr>
+            <w:r>
+              <w:rPr>
+                <w:rFonts w:ascii="Times New Roman" w:eastAsia="Calibri" w:hAnsi="Times New Roman" w:cs="Times New Roman"/>
+                <w:sz w:val="26"/>
+                <w:szCs w:val="26"/>
+              </w:rPr>
+              <w:t>Đăng nhập thành công vào hệ thố</w:t>
+            </w:r>
+            <w:r>
+              <w:rPr>
+                <w:rFonts w:ascii="Times New Roman" w:eastAsia="Calibri" w:hAnsi="Times New Roman" w:cs="Times New Roman"/>
+                <w:sz w:val="26"/>
+                <w:szCs w:val="26"/>
+              </w:rPr>
+              <w:t>ng</w:t>
+            </w:r>
+            <w:r>
+              <w:rPr>
+                <w:rFonts w:ascii="Times New Roman" w:eastAsia="Calibri" w:hAnsi="Times New Roman" w:cs="Times New Roman"/>
+                <w:sz w:val="26"/>
+                <w:szCs w:val="26"/>
+                <w:lang w:val="vi-VN"/>
+              </w:rPr>
+              <w:t xml:space="preserve"> và </w:t>
+            </w:r>
+            <w:r>
+              <w:rPr>
+                <w:rFonts w:ascii="Times New Roman" w:eastAsia="Calibri" w:hAnsi="Times New Roman" w:cs="Times New Roman"/>
+                <w:sz w:val="26"/>
+                <w:szCs w:val="26"/>
+                <w:lang w:val="vi-VN"/>
+              </w:rPr>
+              <w:t>đã có ít nhất một đơn hàng.</w:t>
             </w:r>
           </w:p>
         </w:tc>
@@ -12495,9 +13043,8 @@
                 <w:rFonts w:ascii="Times New Roman" w:eastAsia="Calibri" w:hAnsi="Times New Roman" w:cs="Times New Roman"/>
                 <w:sz w:val="26"/>
                 <w:szCs w:val="26"/>
-                <w:lang w:val="vi-VN"/>
-              </w:rPr>
-              <w:t>Khi truy cập vào mục đơn hàng của tôi,hệ thống hiển thị các danh sách đơn hàng, bao gồm</w:t>
+              </w:rPr>
+              <w:t>Khi chọn một đơn hàng, hệ thống hiển thị đầy đủ thông tin chi tiết, bao gồm</w:t>
             </w:r>
             <w:r>
               <w:rPr>
@@ -12510,7 +13057,7 @@
           </w:p>
           <w:p>
             <w:pPr>
-              <w:spacing w:after="200" w:line="360" w:lineRule="auto"/>
+              <w:spacing w:line="360" w:lineRule="auto"/>
               <w:ind w:left="720"/>
               <w:contextualSpacing/>
               <w:jc w:val="both"/>
@@ -12518,7 +13065,6 @@
                 <w:rFonts w:ascii="Times New Roman" w:eastAsia="Calibri" w:hAnsi="Times New Roman" w:cs="Times New Roman"/>
                 <w:sz w:val="26"/>
                 <w:szCs w:val="26"/>
-                <w:lang w:val="vi-VN"/>
               </w:rPr>
             </w:pPr>
             <w:r>
@@ -12534,14 +13080,13 @@
                 <w:rFonts w:ascii="Times New Roman" w:eastAsia="Calibri" w:hAnsi="Times New Roman" w:cs="Times New Roman"/>
                 <w:sz w:val="26"/>
                 <w:szCs w:val="26"/>
-                <w:lang w:val="vi-VN"/>
               </w:rPr>
               <w:t>Mã đơn hàng</w:t>
             </w:r>
           </w:p>
           <w:p>
             <w:pPr>
-              <w:spacing w:after="200" w:line="360" w:lineRule="auto"/>
+              <w:spacing w:line="360" w:lineRule="auto"/>
               <w:ind w:left="720"/>
               <w:contextualSpacing/>
               <w:jc w:val="both"/>
@@ -12549,33 +13094,24 @@
                 <w:rFonts w:ascii="Times New Roman" w:eastAsia="Calibri" w:hAnsi="Times New Roman" w:cs="Times New Roman"/>
                 <w:sz w:val="26"/>
                 <w:szCs w:val="26"/>
-                <w:lang w:val="vi-VN"/>
-              </w:rPr>
-            </w:pPr>
-            <w:r>
-              <w:rPr>
-                <w:rFonts w:ascii="Times New Roman" w:eastAsia="Calibri" w:hAnsi="Times New Roman" w:cs="Times New Roman"/>
-                <w:sz w:val="26"/>
-                <w:szCs w:val="26"/>
-              </w:rPr>
-              <w:t>+</w:t>
-            </w:r>
-            <w:r>
-              <w:rPr>
-                <w:rFonts w:ascii="Times New Roman" w:eastAsia="Calibri" w:hAnsi="Times New Roman" w:cs="Times New Roman"/>
-                <w:sz w:val="26"/>
-                <w:szCs w:val="26"/>
-              </w:rPr>
-              <w:t xml:space="preserve"> </w:t>
-            </w:r>
-            <w:r>
-              <w:rPr>
-                <w:rFonts w:ascii="Times New Roman" w:eastAsia="Calibri" w:hAnsi="Times New Roman" w:cs="Times New Roman"/>
-                <w:sz w:val="26"/>
-                <w:szCs w:val="26"/>
-                <w:lang w:val="vi-VN"/>
-              </w:rPr>
-              <w:t>Ngày đặt</w:t>
+              </w:rPr>
+            </w:pPr>
+            <w:r>
+              <w:rPr>
+                <w:rFonts w:ascii="Times New Roman" w:eastAsia="Calibri" w:hAnsi="Times New Roman" w:cs="Times New Roman"/>
+                <w:sz w:val="26"/>
+                <w:szCs w:val="26"/>
+                <w:lang w:val="vi-VN"/>
+              </w:rPr>
+              <w:t xml:space="preserve">+ </w:t>
+            </w:r>
+            <w:r>
+              <w:rPr>
+                <w:rFonts w:ascii="Times New Roman" w:eastAsia="Calibri" w:hAnsi="Times New Roman" w:cs="Times New Roman"/>
+                <w:sz w:val="26"/>
+                <w:szCs w:val="26"/>
+              </w:rPr>
+              <w:t>Thông tin người nhận (tên, số điện thoại, địa chỉ)</w:t>
             </w:r>
           </w:p>
           <w:p>
@@ -12588,14 +13124,14 @@
                 <w:rFonts w:ascii="Times New Roman" w:eastAsia="Calibri" w:hAnsi="Times New Roman" w:cs="Times New Roman"/>
                 <w:sz w:val="26"/>
                 <w:szCs w:val="26"/>
-                <w:lang w:val="vi-VN"/>
-              </w:rPr>
-            </w:pPr>
-            <w:r>
-              <w:rPr>
-                <w:rFonts w:ascii="Times New Roman" w:eastAsia="Calibri" w:hAnsi="Times New Roman" w:cs="Times New Roman"/>
-                <w:sz w:val="26"/>
-                <w:szCs w:val="26"/>
+              </w:rPr>
+            </w:pPr>
+            <w:r>
+              <w:rPr>
+                <w:rFonts w:ascii="Times New Roman" w:eastAsia="Calibri" w:hAnsi="Times New Roman" w:cs="Times New Roman"/>
+                <w:sz w:val="26"/>
+                <w:szCs w:val="26"/>
+                <w:lang w:val="vi-VN"/>
               </w:rPr>
               <w:t xml:space="preserve">+ </w:t>
             </w:r>
@@ -12604,9 +13140,25 @@
                 <w:rFonts w:ascii="Times New Roman" w:eastAsia="Calibri" w:hAnsi="Times New Roman" w:cs="Times New Roman"/>
                 <w:sz w:val="26"/>
                 <w:szCs w:val="26"/>
-                <w:lang w:val="vi-VN"/>
-              </w:rPr>
-              <w:t>Trạng thái</w:t>
+              </w:rPr>
+              <w:t xml:space="preserve">Danh sách sản phẩm trong đơn (tên sản phẩm, số lượng, </w:t>
+            </w:r>
+            <w:r>
+              <w:rPr>
+                <w:rFonts w:ascii="Times New Roman" w:eastAsia="Calibri" w:hAnsi="Times New Roman" w:cs="Times New Roman"/>
+                <w:sz w:val="26"/>
+                <w:szCs w:val="26"/>
+                <w:lang w:val="vi-VN"/>
+              </w:rPr>
+              <w:t>giá...</w:t>
+            </w:r>
+            <w:r>
+              <w:rPr>
+                <w:rFonts w:ascii="Times New Roman" w:eastAsia="Calibri" w:hAnsi="Times New Roman" w:cs="Times New Roman"/>
+                <w:sz w:val="26"/>
+                <w:szCs w:val="26"/>
+              </w:rPr>
+              <w:t>)</w:t>
             </w:r>
           </w:p>
           <w:p>
@@ -12619,17 +13171,84 @@
                 <w:rFonts w:ascii="Times New Roman" w:eastAsia="Calibri" w:hAnsi="Times New Roman" w:cs="Times New Roman"/>
                 <w:sz w:val="26"/>
                 <w:szCs w:val="26"/>
-                <w:lang w:val="vi-VN"/>
-              </w:rPr>
-            </w:pPr>
-            <w:r>
-              <w:rPr>
-                <w:rFonts w:ascii="Times New Roman" w:eastAsia="Calibri" w:hAnsi="Times New Roman" w:cs="Times New Roman"/>
-                <w:sz w:val="26"/>
-                <w:szCs w:val="26"/>
-                <w:lang w:val="vi-VN"/>
-              </w:rPr>
-              <w:t>+ Tổng tiền</w:t>
+              </w:rPr>
+            </w:pPr>
+            <w:r>
+              <w:rPr>
+                <w:rFonts w:ascii="Times New Roman" w:eastAsia="Calibri" w:hAnsi="Times New Roman" w:cs="Times New Roman"/>
+                <w:sz w:val="26"/>
+                <w:szCs w:val="26"/>
+                <w:lang w:val="vi-VN"/>
+              </w:rPr>
+              <w:t xml:space="preserve">+ </w:t>
+            </w:r>
+            <w:r>
+              <w:rPr>
+                <w:rFonts w:ascii="Times New Roman" w:eastAsia="Calibri" w:hAnsi="Times New Roman" w:cs="Times New Roman"/>
+                <w:sz w:val="26"/>
+                <w:szCs w:val="26"/>
+              </w:rPr>
+              <w:t>Tổng tiền thanh toán</w:t>
+            </w:r>
+          </w:p>
+          <w:p>
+            <w:pPr>
+              <w:spacing w:line="360" w:lineRule="auto"/>
+              <w:ind w:left="720"/>
+              <w:contextualSpacing/>
+              <w:jc w:val="both"/>
+              <w:rPr>
+                <w:rFonts w:ascii="Times New Roman" w:eastAsia="Calibri" w:hAnsi="Times New Roman" w:cs="Times New Roman"/>
+                <w:sz w:val="26"/>
+                <w:szCs w:val="26"/>
+              </w:rPr>
+            </w:pPr>
+            <w:r>
+              <w:rPr>
+                <w:rFonts w:ascii="Times New Roman" w:eastAsia="Calibri" w:hAnsi="Times New Roman" w:cs="Times New Roman"/>
+                <w:sz w:val="26"/>
+                <w:szCs w:val="26"/>
+                <w:lang w:val="vi-VN"/>
+              </w:rPr>
+              <w:t>+ P</w:t>
+            </w:r>
+            <w:r>
+              <w:rPr>
+                <w:rFonts w:ascii="Times New Roman" w:eastAsia="Calibri" w:hAnsi="Times New Roman" w:cs="Times New Roman"/>
+                <w:sz w:val="26"/>
+                <w:szCs w:val="26"/>
+              </w:rPr>
+              <w:t>hương thức thanh toán</w:t>
+            </w:r>
+          </w:p>
+          <w:p>
+            <w:pPr>
+              <w:spacing w:line="360" w:lineRule="auto"/>
+              <w:ind w:left="720"/>
+              <w:contextualSpacing/>
+              <w:jc w:val="both"/>
+              <w:rPr>
+                <w:rFonts w:ascii="Times New Roman" w:eastAsia="Calibri" w:hAnsi="Times New Roman" w:cs="Times New Roman"/>
+                <w:sz w:val="26"/>
+                <w:szCs w:val="26"/>
+              </w:rPr>
+            </w:pPr>
+            <w:r>
+              <w:rPr>
+                <w:rFonts w:ascii="Times New Roman" w:eastAsia="Calibri" w:hAnsi="Times New Roman" w:cs="Times New Roman"/>
+                <w:sz w:val="26"/>
+                <w:szCs w:val="26"/>
+                <w:lang w:val="vi-VN"/>
+              </w:rPr>
+              <w:t xml:space="preserve">+ </w:t>
+            </w:r>
+            <w:r>
+              <w:rPr>
+                <w:rFonts w:ascii="Times New Roman" w:eastAsia="Calibri" w:hAnsi="Times New Roman" w:cs="Times New Roman"/>
+                <w:sz w:val="26"/>
+                <w:szCs w:val="26"/>
+              </w:rPr>
+              <w:t>Trạng thái đơn hàng</w:t>
             </w:r>
           </w:p>
           <w:p>
@@ -12645,43 +13264,83 @@
                 <w:rFonts w:ascii="Times New Roman" w:eastAsia="Calibri" w:hAnsi="Times New Roman" w:cs="Times New Roman"/>
                 <w:sz w:val="26"/>
                 <w:szCs w:val="26"/>
-                <w:lang w:val="vi-VN"/>
-              </w:rPr>
-            </w:pPr>
-            <w:r>
-              <w:rPr>
-                <w:rFonts w:ascii="Times New Roman" w:eastAsia="Calibri" w:hAnsi="Times New Roman" w:cs="Times New Roman"/>
-                <w:sz w:val="26"/>
-                <w:szCs w:val="26"/>
-                <w:lang w:val="vi-VN"/>
-              </w:rPr>
-              <w:t>Nếu chưa có đơn hàng nào, hệ thống hiển thị thông báo: “Bạn chưa có đơn hàng nào”.</w:t>
-            </w:r>
-          </w:p>
-          <w:p>
-            <w:pPr>
-              <w:numPr>
-                <w:ilvl w:val="0"/>
-                <w:numId w:val="3"/>
-              </w:numPr>
-              <w:spacing w:after="200" w:line="360" w:lineRule="auto"/>
-              <w:contextualSpacing/>
-              <w:jc w:val="both"/>
-              <w:rPr>
-                <w:rFonts w:ascii="Times New Roman" w:eastAsia="Calibri" w:hAnsi="Times New Roman" w:cs="Times New Roman"/>
-                <w:sz w:val="26"/>
-                <w:szCs w:val="26"/>
-                <w:lang w:val="vi-VN"/>
-              </w:rPr>
-            </w:pPr>
-            <w:r>
-              <w:rPr>
-                <w:rFonts w:ascii="Times New Roman" w:eastAsia="Calibri" w:hAnsi="Times New Roman" w:cs="Times New Roman"/>
-                <w:sz w:val="26"/>
-                <w:szCs w:val="26"/>
-                <w:lang w:val="vi-VN"/>
-              </w:rPr>
-              <w:t>Khi người dùng chọn một đơn hàng trong danh sách, hệ thống chuyển đến trang chi tiết đơn hàng.</w:t>
+              </w:rPr>
+            </w:pPr>
+            <w:r>
+              <w:rPr>
+                <w:rFonts w:ascii="Times New Roman" w:eastAsia="Calibri" w:hAnsi="Times New Roman" w:cs="Times New Roman"/>
+                <w:sz w:val="26"/>
+                <w:szCs w:val="26"/>
+              </w:rPr>
+              <w:t>Người dùng có thể thực hiện một số</w:t>
+            </w:r>
+            <w:r>
+              <w:rPr>
+                <w:rFonts w:ascii="Times New Roman" w:eastAsia="Calibri" w:hAnsi="Times New Roman" w:cs="Times New Roman"/>
+                <w:sz w:val="26"/>
+                <w:szCs w:val="26"/>
+              </w:rPr>
+              <w:t xml:space="preserve"> thao tác</w:t>
+            </w:r>
+            <w:r>
+              <w:rPr>
+                <w:rFonts w:ascii="Times New Roman" w:eastAsia="Calibri" w:hAnsi="Times New Roman" w:cs="Times New Roman"/>
+                <w:sz w:val="26"/>
+                <w:szCs w:val="26"/>
+              </w:rPr>
+              <w:t>:</w:t>
+            </w:r>
+          </w:p>
+          <w:p>
+            <w:pPr>
+              <w:spacing w:line="360" w:lineRule="auto"/>
+              <w:ind w:left="720"/>
+              <w:contextualSpacing/>
+              <w:jc w:val="both"/>
+              <w:rPr>
+                <w:rFonts w:ascii="Times New Roman" w:eastAsia="Calibri" w:hAnsi="Times New Roman" w:cs="Times New Roman"/>
+                <w:sz w:val="26"/>
+                <w:szCs w:val="26"/>
+              </w:rPr>
+            </w:pPr>
+            <w:r>
+              <w:rPr>
+                <w:rFonts w:ascii="Times New Roman" w:eastAsia="Calibri" w:hAnsi="Times New Roman" w:cs="Times New Roman"/>
+                <w:sz w:val="26"/>
+                <w:szCs w:val="26"/>
+                <w:lang w:val="vi-VN"/>
+              </w:rPr>
+              <w:t xml:space="preserve">+ </w:t>
+            </w:r>
+            <w:r>
+              <w:rPr>
+                <w:rFonts w:ascii="Times New Roman" w:eastAsia="Calibri" w:hAnsi="Times New Roman" w:cs="Times New Roman"/>
+                <w:sz w:val="26"/>
+                <w:szCs w:val="26"/>
+              </w:rPr>
+              <w:t>Hủy đơn hàng (nếu đơn chưa được xử lý)</w:t>
+            </w:r>
+          </w:p>
+          <w:p>
+            <w:pPr>
+              <w:spacing w:line="360" w:lineRule="auto"/>
+              <w:ind w:left="720"/>
+              <w:contextualSpacing/>
+              <w:jc w:val="both"/>
+              <w:rPr>
+                <w:rFonts w:ascii="Times New Roman" w:eastAsia="Calibri" w:hAnsi="Times New Roman" w:cs="Times New Roman"/>
+                <w:sz w:val="26"/>
+                <w:szCs w:val="26"/>
+              </w:rPr>
+            </w:pPr>
+            <w:r>
+              <w:rPr>
+                <w:rFonts w:ascii="Times New Roman" w:eastAsia="Calibri" w:hAnsi="Times New Roman" w:cs="Times New Roman"/>
+                <w:sz w:val="26"/>
+                <w:szCs w:val="26"/>
+                <w:lang w:val="vi-VN"/>
+              </w:rPr>
+              <w:t>+ Đánh giá sản phẩm</w:t>
             </w:r>
           </w:p>
         </w:tc>
@@ -12714,6 +13373,7 @@
                 <w:sz w:val="26"/>
                 <w:szCs w:val="26"/>
               </w:rPr>
+              <w:lastRenderedPageBreak/>
               <w:t>Điều kiện ràng buộc</w:t>
             </w:r>
           </w:p>
@@ -12762,7 +13422,7 @@
           <w:szCs w:val="26"/>
         </w:rPr>
       </w:pPr>
-      <w:bookmarkStart w:id="17" w:name="_Toc226101803"/>
+      <w:bookmarkStart w:id="17" w:name="_Toc226101804"/>
       <w:r>
         <w:rPr>
           <w:rFonts w:ascii="Times New Roman" w:eastAsia="Calibri" w:hAnsi="Times New Roman" w:cs="Times New Roman"/>
@@ -12780,7 +13440,7 @@
           <w:szCs w:val="26"/>
           <w:lang w:val="vi-VN"/>
         </w:rPr>
-        <w:t>10</w:t>
+        <w:t>11</w:t>
       </w:r>
       <w:r>
         <w:rPr>
@@ -12789,7 +13449,7 @@
           <w:sz w:val="26"/>
           <w:szCs w:val="26"/>
         </w:rPr>
-        <w:t xml:space="preserve">: </w:t>
+        <w:t>:</w:t>
       </w:r>
       <w:r>
         <w:rPr>
@@ -12799,7 +13459,7 @@
           <w:szCs w:val="26"/>
           <w:lang w:val="vi-VN"/>
         </w:rPr>
-        <w:t>Xem chi tiết đơn hàng</w:t>
+        <w:t xml:space="preserve"> Hủy đơn hàng</w:t>
       </w:r>
       <w:bookmarkEnd w:id="17"/>
     </w:p>
@@ -12842,7 +13502,7 @@
                 <w:sz w:val="26"/>
                 <w:szCs w:val="26"/>
               </w:rPr>
-              <w:t>Là Khách hàng, tôi muốn xem chi tiết một đơn hàng để biết rõ thông tin sản phẩm và trạng thái giao hàng.</w:t>
+              <w:t>Là Khách hàng, tôi muốn hủy đơn hàng khi không còn nhu cầu mua để tránh phát sinh chi phí không mong muốn.</w:t>
             </w:r>
           </w:p>
         </w:tc>
@@ -12952,42 +13612,59 @@
                 <w:rFonts w:ascii="Times New Roman" w:eastAsia="Calibri" w:hAnsi="Times New Roman" w:cs="Times New Roman"/>
                 <w:sz w:val="26"/>
                 <w:szCs w:val="26"/>
-                <w:lang w:val="vi-VN"/>
-              </w:rPr>
-            </w:pPr>
-            <w:r>
-              <w:rPr>
-                <w:rFonts w:ascii="Times New Roman" w:eastAsia="Calibri" w:hAnsi="Times New Roman" w:cs="Times New Roman"/>
-                <w:sz w:val="26"/>
-                <w:szCs w:val="26"/>
-              </w:rPr>
-              <w:t>Đăng nhập thành công vào hệ thố</w:t>
-            </w:r>
-            <w:r>
-              <w:rPr>
-                <w:rFonts w:ascii="Times New Roman" w:eastAsia="Calibri" w:hAnsi="Times New Roman" w:cs="Times New Roman"/>
-                <w:sz w:val="26"/>
-                <w:szCs w:val="26"/>
-              </w:rPr>
-              <w:t>ng</w:t>
-            </w:r>
-            <w:r>
-              <w:rPr>
-                <w:rFonts w:ascii="Times New Roman" w:eastAsia="Calibri" w:hAnsi="Times New Roman" w:cs="Times New Roman"/>
-                <w:sz w:val="26"/>
-                <w:szCs w:val="26"/>
-                <w:lang w:val="vi-VN"/>
-              </w:rPr>
-              <w:t xml:space="preserve"> và </w:t>
-            </w:r>
-            <w:r>
-              <w:rPr>
-                <w:rFonts w:ascii="Times New Roman" w:eastAsia="Calibri" w:hAnsi="Times New Roman" w:cs="Times New Roman"/>
-                <w:sz w:val="26"/>
-                <w:szCs w:val="26"/>
-                <w:lang w:val="vi-VN"/>
-              </w:rPr>
-              <w:t>đã có ít nhất một đơn hàng.</w:t>
+              </w:rPr>
+            </w:pPr>
+            <w:r>
+              <w:rPr>
+                <w:rFonts w:ascii="Times New Roman" w:eastAsia="Calibri" w:hAnsi="Times New Roman" w:cs="Times New Roman"/>
+                <w:sz w:val="26"/>
+                <w:szCs w:val="26"/>
+              </w:rPr>
+              <w:t>Đăng nhập thành công vào hệ thống.</w:t>
+            </w:r>
+          </w:p>
+          <w:p>
+            <w:pPr>
+              <w:spacing w:line="360" w:lineRule="auto"/>
+              <w:contextualSpacing/>
+              <w:jc w:val="both"/>
+              <w:rPr>
+                <w:rFonts w:ascii="Times New Roman" w:eastAsia="Calibri" w:hAnsi="Times New Roman" w:cs="Times New Roman"/>
+                <w:sz w:val="26"/>
+                <w:szCs w:val="26"/>
+                <w:lang w:val="vi-VN"/>
+              </w:rPr>
+            </w:pPr>
+            <w:r>
+              <w:rPr>
+                <w:rFonts w:ascii="Times New Roman" w:eastAsia="Calibri" w:hAnsi="Times New Roman" w:cs="Times New Roman"/>
+                <w:sz w:val="26"/>
+                <w:szCs w:val="26"/>
+                <w:lang w:val="vi-VN"/>
+              </w:rPr>
+              <w:t>Đơn hàng đã tồn tại trong hệ thống.</w:t>
+            </w:r>
+          </w:p>
+          <w:p>
+            <w:pPr>
+              <w:spacing w:line="360" w:lineRule="auto"/>
+              <w:contextualSpacing/>
+              <w:jc w:val="both"/>
+              <w:rPr>
+                <w:rFonts w:ascii="Times New Roman" w:eastAsia="Calibri" w:hAnsi="Times New Roman" w:cs="Times New Roman"/>
+                <w:sz w:val="26"/>
+                <w:szCs w:val="26"/>
+                <w:lang w:val="vi-VN"/>
+              </w:rPr>
+            </w:pPr>
+            <w:r>
+              <w:rPr>
+                <w:rFonts w:ascii="Times New Roman" w:eastAsia="Calibri" w:hAnsi="Times New Roman" w:cs="Times New Roman"/>
+                <w:sz w:val="26"/>
+                <w:szCs w:val="26"/>
+                <w:lang w:val="vi-VN"/>
+              </w:rPr>
+              <w:t>Đơn hàng chưa được xử lý.</w:t>
             </w:r>
           </w:p>
         </w:tc>
@@ -13046,7 +13723,15 @@
                 <w:sz w:val="26"/>
                 <w:szCs w:val="26"/>
               </w:rPr>
-              <w:t>Khi chọn một đơn hàng, hệ thống hiển thị đầy đủ thông tin chi tiết, bao gồm</w:t>
+              <w:t>Khi người dùng chọn chức năng “Hủy đơn hàng”, hệ thống yêu cầu xác nhận hủ</w:t>
+            </w:r>
+            <w:r>
+              <w:rPr>
+                <w:rFonts w:ascii="Times New Roman" w:eastAsia="Calibri" w:hAnsi="Times New Roman" w:cs="Times New Roman"/>
+                <w:sz w:val="26"/>
+                <w:szCs w:val="26"/>
+              </w:rPr>
+              <w:t>y</w:t>
             </w:r>
             <w:r>
               <w:rPr>
@@ -13083,12 +13768,12 @@
                 <w:sz w:val="26"/>
                 <w:szCs w:val="26"/>
               </w:rPr>
-              <w:t>Mã đơn hàng</w:t>
-            </w:r>
-          </w:p>
-          <w:p>
-            <w:pPr>
-              <w:spacing w:line="360" w:lineRule="auto"/>
+              <w:t>Nếu người dùng xác nhận, hệ thống cập nhật trạng thái đơn hàng thành “Đã hủy” và thông báo “Hủy đơn hàng thành công”.</w:t>
+            </w:r>
+          </w:p>
+          <w:p>
+            <w:pPr>
+              <w:spacing w:after="200" w:line="360" w:lineRule="auto"/>
               <w:ind w:left="720"/>
               <w:contextualSpacing/>
               <w:jc w:val="both"/>
@@ -13113,144 +13798,7 @@
                 <w:sz w:val="26"/>
                 <w:szCs w:val="26"/>
               </w:rPr>
-              <w:t>Thông tin người nhận (tên, số điện thoại, địa chỉ)</w:t>
-            </w:r>
-          </w:p>
-          <w:p>
-            <w:pPr>
-              <w:spacing w:line="360" w:lineRule="auto"/>
-              <w:ind w:left="720"/>
-              <w:contextualSpacing/>
-              <w:jc w:val="both"/>
-              <w:rPr>
-                <w:rFonts w:ascii="Times New Roman" w:eastAsia="Calibri" w:hAnsi="Times New Roman" w:cs="Times New Roman"/>
-                <w:sz w:val="26"/>
-                <w:szCs w:val="26"/>
-              </w:rPr>
-            </w:pPr>
-            <w:r>
-              <w:rPr>
-                <w:rFonts w:ascii="Times New Roman" w:eastAsia="Calibri" w:hAnsi="Times New Roman" w:cs="Times New Roman"/>
-                <w:sz w:val="26"/>
-                <w:szCs w:val="26"/>
-                <w:lang w:val="vi-VN"/>
-              </w:rPr>
-              <w:t xml:space="preserve">+ </w:t>
-            </w:r>
-            <w:r>
-              <w:rPr>
-                <w:rFonts w:ascii="Times New Roman" w:eastAsia="Calibri" w:hAnsi="Times New Roman" w:cs="Times New Roman"/>
-                <w:sz w:val="26"/>
-                <w:szCs w:val="26"/>
-              </w:rPr>
-              <w:t xml:space="preserve">Danh sách sản phẩm trong đơn (tên sản phẩm, số lượng, </w:t>
-            </w:r>
-            <w:r>
-              <w:rPr>
-                <w:rFonts w:ascii="Times New Roman" w:eastAsia="Calibri" w:hAnsi="Times New Roman" w:cs="Times New Roman"/>
-                <w:sz w:val="26"/>
-                <w:szCs w:val="26"/>
-                <w:lang w:val="vi-VN"/>
-              </w:rPr>
-              <w:t>giá...</w:t>
-            </w:r>
-            <w:r>
-              <w:rPr>
-                <w:rFonts w:ascii="Times New Roman" w:eastAsia="Calibri" w:hAnsi="Times New Roman" w:cs="Times New Roman"/>
-                <w:sz w:val="26"/>
-                <w:szCs w:val="26"/>
-              </w:rPr>
-              <w:t>)</w:t>
-            </w:r>
-          </w:p>
-          <w:p>
-            <w:pPr>
-              <w:spacing w:line="360" w:lineRule="auto"/>
-              <w:ind w:left="720"/>
-              <w:contextualSpacing/>
-              <w:jc w:val="both"/>
-              <w:rPr>
-                <w:rFonts w:ascii="Times New Roman" w:eastAsia="Calibri" w:hAnsi="Times New Roman" w:cs="Times New Roman"/>
-                <w:sz w:val="26"/>
-                <w:szCs w:val="26"/>
-              </w:rPr>
-            </w:pPr>
-            <w:r>
-              <w:rPr>
-                <w:rFonts w:ascii="Times New Roman" w:eastAsia="Calibri" w:hAnsi="Times New Roman" w:cs="Times New Roman"/>
-                <w:sz w:val="26"/>
-                <w:szCs w:val="26"/>
-                <w:lang w:val="vi-VN"/>
-              </w:rPr>
-              <w:t xml:space="preserve">+ </w:t>
-            </w:r>
-            <w:r>
-              <w:rPr>
-                <w:rFonts w:ascii="Times New Roman" w:eastAsia="Calibri" w:hAnsi="Times New Roman" w:cs="Times New Roman"/>
-                <w:sz w:val="26"/>
-                <w:szCs w:val="26"/>
-              </w:rPr>
-              <w:t>Tổng tiền thanh toán</w:t>
-            </w:r>
-          </w:p>
-          <w:p>
-            <w:pPr>
-              <w:spacing w:line="360" w:lineRule="auto"/>
-              <w:ind w:left="720"/>
-              <w:contextualSpacing/>
-              <w:jc w:val="both"/>
-              <w:rPr>
-                <w:rFonts w:ascii="Times New Roman" w:eastAsia="Calibri" w:hAnsi="Times New Roman" w:cs="Times New Roman"/>
-                <w:sz w:val="26"/>
-                <w:szCs w:val="26"/>
-              </w:rPr>
-            </w:pPr>
-            <w:r>
-              <w:rPr>
-                <w:rFonts w:ascii="Times New Roman" w:eastAsia="Calibri" w:hAnsi="Times New Roman" w:cs="Times New Roman"/>
-                <w:sz w:val="26"/>
-                <w:szCs w:val="26"/>
-                <w:lang w:val="vi-VN"/>
-              </w:rPr>
-              <w:t>+ P</w:t>
-            </w:r>
-            <w:r>
-              <w:rPr>
-                <w:rFonts w:ascii="Times New Roman" w:eastAsia="Calibri" w:hAnsi="Times New Roman" w:cs="Times New Roman"/>
-                <w:sz w:val="26"/>
-                <w:szCs w:val="26"/>
-              </w:rPr>
-              <w:t>hương thức thanh toán</w:t>
-            </w:r>
-          </w:p>
-          <w:p>
-            <w:pPr>
-              <w:spacing w:line="360" w:lineRule="auto"/>
-              <w:ind w:left="720"/>
-              <w:contextualSpacing/>
-              <w:jc w:val="both"/>
-              <w:rPr>
-                <w:rFonts w:ascii="Times New Roman" w:eastAsia="Calibri" w:hAnsi="Times New Roman" w:cs="Times New Roman"/>
-                <w:sz w:val="26"/>
-                <w:szCs w:val="26"/>
-              </w:rPr>
-            </w:pPr>
-            <w:r>
-              <w:rPr>
-                <w:rFonts w:ascii="Times New Roman" w:eastAsia="Calibri" w:hAnsi="Times New Roman" w:cs="Times New Roman"/>
-                <w:sz w:val="26"/>
-                <w:szCs w:val="26"/>
-                <w:lang w:val="vi-VN"/>
-              </w:rPr>
-              <w:t xml:space="preserve">+ </w:t>
-            </w:r>
-            <w:r>
-              <w:rPr>
-                <w:rFonts w:ascii="Times New Roman" w:eastAsia="Calibri" w:hAnsi="Times New Roman" w:cs="Times New Roman"/>
-                <w:sz w:val="26"/>
-                <w:szCs w:val="26"/>
-              </w:rPr>
-              <w:t>Trạng thái đơn hàng</w:t>
+              <w:t>Nếu người dùng không xác nhận, hệ thống giữ nguyên trạng thái đơn hàng.</w:t>
             </w:r>
           </w:p>
           <w:p>
@@ -13274,75 +13822,31 @@
                 <w:sz w:val="26"/>
                 <w:szCs w:val="26"/>
               </w:rPr>
-              <w:t>Người dùng có thể thực hiện một số</w:t>
-            </w:r>
-            <w:r>
-              <w:rPr>
-                <w:rFonts w:ascii="Times New Roman" w:eastAsia="Calibri" w:hAnsi="Times New Roman" w:cs="Times New Roman"/>
-                <w:sz w:val="26"/>
-                <w:szCs w:val="26"/>
-              </w:rPr>
-              <w:t xml:space="preserve"> thao tác</w:t>
-            </w:r>
-            <w:r>
-              <w:rPr>
-                <w:rFonts w:ascii="Times New Roman" w:eastAsia="Calibri" w:hAnsi="Times New Roman" w:cs="Times New Roman"/>
-                <w:sz w:val="26"/>
-                <w:szCs w:val="26"/>
-              </w:rPr>
-              <w:t>:</w:t>
-            </w:r>
-          </w:p>
-          <w:p>
-            <w:pPr>
-              <w:spacing w:line="360" w:lineRule="auto"/>
-              <w:ind w:left="720"/>
-              <w:contextualSpacing/>
-              <w:jc w:val="both"/>
-              <w:rPr>
-                <w:rFonts w:ascii="Times New Roman" w:eastAsia="Calibri" w:hAnsi="Times New Roman" w:cs="Times New Roman"/>
-                <w:sz w:val="26"/>
-                <w:szCs w:val="26"/>
-              </w:rPr>
-            </w:pPr>
-            <w:r>
-              <w:rPr>
-                <w:rFonts w:ascii="Times New Roman" w:eastAsia="Calibri" w:hAnsi="Times New Roman" w:cs="Times New Roman"/>
-                <w:sz w:val="26"/>
-                <w:szCs w:val="26"/>
-                <w:lang w:val="vi-VN"/>
-              </w:rPr>
-              <w:t xml:space="preserve">+ </w:t>
-            </w:r>
-            <w:r>
-              <w:rPr>
-                <w:rFonts w:ascii="Times New Roman" w:eastAsia="Calibri" w:hAnsi="Times New Roman" w:cs="Times New Roman"/>
-                <w:sz w:val="26"/>
-                <w:szCs w:val="26"/>
-              </w:rPr>
-              <w:t>Hủy đơn hàng (nếu đơn chưa được xử lý)</w:t>
-            </w:r>
-          </w:p>
-          <w:p>
-            <w:pPr>
-              <w:spacing w:line="360" w:lineRule="auto"/>
-              <w:ind w:left="720"/>
-              <w:contextualSpacing/>
-              <w:jc w:val="both"/>
-              <w:rPr>
-                <w:rFonts w:ascii="Times New Roman" w:eastAsia="Calibri" w:hAnsi="Times New Roman" w:cs="Times New Roman"/>
-                <w:sz w:val="26"/>
-                <w:szCs w:val="26"/>
-              </w:rPr>
-            </w:pPr>
-            <w:r>
-              <w:rPr>
-                <w:rFonts w:ascii="Times New Roman" w:eastAsia="Calibri" w:hAnsi="Times New Roman" w:cs="Times New Roman"/>
-                <w:sz w:val="26"/>
-                <w:szCs w:val="26"/>
-                <w:lang w:val="vi-VN"/>
-              </w:rPr>
-              <w:t>+ Đánh giá sản phẩm</w:t>
+              <w:t>Nếu đơn hàng đã được xử lý (đang giao, đã giao), hệ thống không cho phép hủy và hiển thị thông báo: “Không thể hủy đơn hàng này”.</w:t>
+            </w:r>
+          </w:p>
+          <w:p>
+            <w:pPr>
+              <w:numPr>
+                <w:ilvl w:val="0"/>
+                <w:numId w:val="3"/>
+              </w:numPr>
+              <w:spacing w:after="200" w:line="360" w:lineRule="auto"/>
+              <w:contextualSpacing/>
+              <w:jc w:val="both"/>
+              <w:rPr>
+                <w:rFonts w:ascii="Times New Roman" w:eastAsia="Calibri" w:hAnsi="Times New Roman" w:cs="Times New Roman"/>
+                <w:sz w:val="26"/>
+                <w:szCs w:val="26"/>
+              </w:rPr>
+            </w:pPr>
+            <w:r>
+              <w:rPr>
+                <w:rFonts w:ascii="Times New Roman" w:eastAsia="Calibri" w:hAnsi="Times New Roman" w:cs="Times New Roman"/>
+                <w:sz w:val="26"/>
+                <w:szCs w:val="26"/>
+              </w:rPr>
+              <w:t>Sau khi hủy thành công, đơn hàng vẫn hiển thị trong danh sách với trạng thái “Đã hủy”.</w:t>
             </w:r>
           </w:p>
         </w:tc>
@@ -13375,7 +13879,6 @@
                 <w:sz w:val="26"/>
                 <w:szCs w:val="26"/>
               </w:rPr>
-              <w:lastRenderedPageBreak/>
               <w:t>Điều kiện ràng buộc</w:t>
             </w:r>
           </w:p>
@@ -13387,21 +13890,52 @@
           <w:p>
             <w:pPr>
               <w:spacing w:line="360" w:lineRule="auto"/>
-              <w:contextualSpacing/>
-              <w:jc w:val="both"/>
-              <w:rPr>
-                <w:rFonts w:ascii="Times New Roman" w:eastAsia="Calibri" w:hAnsi="Times New Roman" w:cs="Times New Roman"/>
-                <w:sz w:val="26"/>
-                <w:szCs w:val="26"/>
-              </w:rPr>
-            </w:pPr>
-            <w:r>
-              <w:rPr>
-                <w:rFonts w:ascii="Times New Roman" w:eastAsia="Calibri" w:hAnsi="Times New Roman" w:cs="Times New Roman"/>
-                <w:sz w:val="26"/>
-                <w:szCs w:val="26"/>
+              <w:jc w:val="both"/>
+              <w:rPr>
+                <w:rFonts w:ascii="Times New Roman" w:eastAsia="Calibri" w:hAnsi="Times New Roman" w:cs="Times New Roman"/>
+                <w:sz w:val="26"/>
+                <w:szCs w:val="26"/>
+                <w:lang w:val="vi-VN"/>
+              </w:rPr>
+            </w:pPr>
+            <w:r>
+              <w:rPr>
+                <w:rFonts w:ascii="Times New Roman" w:eastAsia="Calibri" w:hAnsi="Times New Roman" w:cs="Times New Roman"/>
+                <w:sz w:val="26"/>
+                <w:szCs w:val="26"/>
+                <w:lang w:val="vi-VN"/>
+              </w:rPr>
+              <w:t xml:space="preserve">- </w:t>
+            </w:r>
+            <w:r>
+              <w:rPr>
+                <w:rFonts w:ascii="Times New Roman" w:eastAsia="Calibri" w:hAnsi="Times New Roman" w:cs="Times New Roman"/>
+                <w:sz w:val="26"/>
+                <w:szCs w:val="26"/>
+                <w:lang w:val="vi-VN"/>
               </w:rPr>
               <w:t>Account phải tồn tại trong hệ thống</w:t>
+            </w:r>
+          </w:p>
+          <w:p>
+            <w:pPr>
+              <w:spacing w:line="360" w:lineRule="auto"/>
+              <w:jc w:val="both"/>
+              <w:rPr>
+                <w:rFonts w:ascii="Times New Roman" w:eastAsia="Calibri" w:hAnsi="Times New Roman" w:cs="Times New Roman"/>
+                <w:sz w:val="26"/>
+                <w:szCs w:val="26"/>
+                <w:lang w:val="vi-VN"/>
+              </w:rPr>
+            </w:pPr>
+            <w:r>
+              <w:rPr>
+                <w:rFonts w:ascii="Times New Roman" w:eastAsia="Calibri" w:hAnsi="Times New Roman" w:cs="Times New Roman"/>
+                <w:sz w:val="26"/>
+                <w:szCs w:val="26"/>
+                <w:lang w:val="vi-VN"/>
+              </w:rPr>
+              <w:t>- Chỉ cho phép hủy đơn hàng trong các trạng thái hợp lệ.</w:t>
             </w:r>
           </w:p>
         </w:tc>
@@ -13424,7 +13958,7 @@
           <w:szCs w:val="26"/>
         </w:rPr>
       </w:pPr>
-      <w:bookmarkStart w:id="18" w:name="_Toc226101804"/>
+      <w:bookmarkStart w:id="18" w:name="_Toc226101805"/>
       <w:r>
         <w:rPr>
           <w:rFonts w:ascii="Times New Roman" w:eastAsia="Calibri" w:hAnsi="Times New Roman" w:cs="Times New Roman"/>
@@ -13442,7 +13976,7 @@
           <w:szCs w:val="26"/>
           <w:lang w:val="vi-VN"/>
         </w:rPr>
-        <w:t>11</w:t>
+        <w:t>12</w:t>
       </w:r>
       <w:r>
         <w:rPr>
@@ -13451,7 +13985,16 @@
           <w:sz w:val="26"/>
           <w:szCs w:val="26"/>
         </w:rPr>
-        <w:t>:</w:t>
+        <w:t xml:space="preserve">: </w:t>
+      </w:r>
+      <w:r>
+        <w:rPr>
+          <w:rFonts w:ascii="Times New Roman" w:eastAsia="Calibri" w:hAnsi="Times New Roman" w:cs="Times New Roman"/>
+          <w:b/>
+          <w:sz w:val="26"/>
+          <w:szCs w:val="26"/>
+        </w:rPr>
+        <w:t xml:space="preserve">Quản lý </w:t>
       </w:r>
       <w:r>
         <w:rPr>
@@ -13461,7 +14004,7 @@
           <w:szCs w:val="26"/>
           <w:lang w:val="vi-VN"/>
         </w:rPr>
-        <w:t xml:space="preserve"> Hủy đơn hàng</w:t>
+        <w:t>giỏ hàng</w:t>
       </w:r>
       <w:bookmarkEnd w:id="18"/>
     </w:p>
@@ -13504,7 +14047,7 @@
                 <w:sz w:val="26"/>
                 <w:szCs w:val="26"/>
               </w:rPr>
-              <w:t>Là Khách hàng, tôi muốn hủy đơn hàng khi không còn nhu cầu mua để tránh phát sinh chi phí không mong muốn.</w:t>
+              <w:t>Là Khách hàng, tôi muốn thêm, xem, cập nhật và xóa sản phẩm trong giỏ hàng để chuẩn bị cho việc đặt hàng.</w:t>
             </w:r>
           </w:p>
         </w:tc>
@@ -13625,50 +14168,6 @@
               <w:t>Đăng nhập thành công vào hệ thống.</w:t>
             </w:r>
           </w:p>
-          <w:p>
-            <w:pPr>
-              <w:spacing w:line="360" w:lineRule="auto"/>
-              <w:contextualSpacing/>
-              <w:jc w:val="both"/>
-              <w:rPr>
-                <w:rFonts w:ascii="Times New Roman" w:eastAsia="Calibri" w:hAnsi="Times New Roman" w:cs="Times New Roman"/>
-                <w:sz w:val="26"/>
-                <w:szCs w:val="26"/>
-                <w:lang w:val="vi-VN"/>
-              </w:rPr>
-            </w:pPr>
-            <w:r>
-              <w:rPr>
-                <w:rFonts w:ascii="Times New Roman" w:eastAsia="Calibri" w:hAnsi="Times New Roman" w:cs="Times New Roman"/>
-                <w:sz w:val="26"/>
-                <w:szCs w:val="26"/>
-                <w:lang w:val="vi-VN"/>
-              </w:rPr>
-              <w:t>Đơn hàng đã tồn tại trong hệ thống.</w:t>
-            </w:r>
-          </w:p>
-          <w:p>
-            <w:pPr>
-              <w:spacing w:line="360" w:lineRule="auto"/>
-              <w:contextualSpacing/>
-              <w:jc w:val="both"/>
-              <w:rPr>
-                <w:rFonts w:ascii="Times New Roman" w:eastAsia="Calibri" w:hAnsi="Times New Roman" w:cs="Times New Roman"/>
-                <w:sz w:val="26"/>
-                <w:szCs w:val="26"/>
-                <w:lang w:val="vi-VN"/>
-              </w:rPr>
-            </w:pPr>
-            <w:r>
-              <w:rPr>
-                <w:rFonts w:ascii="Times New Roman" w:eastAsia="Calibri" w:hAnsi="Times New Roman" w:cs="Times New Roman"/>
-                <w:sz w:val="26"/>
-                <w:szCs w:val="26"/>
-                <w:lang w:val="vi-VN"/>
-              </w:rPr>
-              <w:t>Đơn hàng chưa được xử lý.</w:t>
-            </w:r>
-          </w:p>
         </w:tc>
       </w:tr>
       <w:tr>
@@ -13710,38 +14209,22 @@
                 <w:ilvl w:val="0"/>
                 <w:numId w:val="3"/>
               </w:numPr>
-              <w:spacing w:after="200" w:line="360" w:lineRule="auto"/>
-              <w:contextualSpacing/>
-              <w:jc w:val="both"/>
-              <w:rPr>
-                <w:rFonts w:ascii="Times New Roman" w:eastAsia="Calibri" w:hAnsi="Times New Roman" w:cs="Times New Roman"/>
-                <w:sz w:val="26"/>
-                <w:szCs w:val="26"/>
-              </w:rPr>
-            </w:pPr>
-            <w:r>
-              <w:rPr>
-                <w:rFonts w:ascii="Times New Roman" w:eastAsia="Calibri" w:hAnsi="Times New Roman" w:cs="Times New Roman"/>
-                <w:sz w:val="26"/>
-                <w:szCs w:val="26"/>
-              </w:rPr>
-              <w:t>Khi người dùng chọn chức năng “Hủy đơn hàng”, hệ thống yêu cầu xác nhận hủ</w:t>
-            </w:r>
-            <w:r>
-              <w:rPr>
-                <w:rFonts w:ascii="Times New Roman" w:eastAsia="Calibri" w:hAnsi="Times New Roman" w:cs="Times New Roman"/>
-                <w:sz w:val="26"/>
-                <w:szCs w:val="26"/>
-              </w:rPr>
-              <w:t>y</w:t>
-            </w:r>
-            <w:r>
-              <w:rPr>
-                <w:rFonts w:ascii="Times New Roman" w:eastAsia="Calibri" w:hAnsi="Times New Roman" w:cs="Times New Roman"/>
-                <w:sz w:val="26"/>
-                <w:szCs w:val="26"/>
-              </w:rPr>
-              <w:t>:</w:t>
+              <w:spacing w:line="360" w:lineRule="auto"/>
+              <w:contextualSpacing/>
+              <w:jc w:val="both"/>
+              <w:rPr>
+                <w:rFonts w:ascii="Times New Roman" w:eastAsia="Calibri" w:hAnsi="Times New Roman" w:cs="Times New Roman"/>
+                <w:sz w:val="26"/>
+                <w:szCs w:val="26"/>
+              </w:rPr>
+            </w:pPr>
+            <w:r>
+              <w:rPr>
+                <w:rFonts w:ascii="Times New Roman" w:eastAsia="Calibri" w:hAnsi="Times New Roman" w:cs="Times New Roman"/>
+                <w:sz w:val="26"/>
+                <w:szCs w:val="26"/>
+              </w:rPr>
+              <w:t>Người dùng có thể thêm sản phẩm vào giỏ hàng từ trang danh sách hoặc chi tiết sản phẩm.</w:t>
             </w:r>
           </w:p>
           <w:p>
@@ -13761,6 +14244,7 @@
                 <w:rFonts w:ascii="Times New Roman" w:eastAsia="Calibri" w:hAnsi="Times New Roman" w:cs="Times New Roman"/>
                 <w:sz w:val="26"/>
                 <w:szCs w:val="26"/>
+                <w:lang w:val="vi-VN"/>
               </w:rPr>
               <w:t xml:space="preserve">+ </w:t>
             </w:r>
@@ -13770,37 +14254,7 @@
                 <w:sz w:val="26"/>
                 <w:szCs w:val="26"/>
               </w:rPr>
-              <w:t>Nếu người dùng xác nhận, hệ thống cập nhật trạng thái đơn hàng thành “Đã hủy” và thông báo “Hủy đơn hàng thành công”.</w:t>
-            </w:r>
-          </w:p>
-          <w:p>
-            <w:pPr>
-              <w:spacing w:after="200" w:line="360" w:lineRule="auto"/>
-              <w:ind w:left="720"/>
-              <w:contextualSpacing/>
-              <w:jc w:val="both"/>
-              <w:rPr>
-                <w:rFonts w:ascii="Times New Roman" w:eastAsia="Calibri" w:hAnsi="Times New Roman" w:cs="Times New Roman"/>
-                <w:sz w:val="26"/>
-                <w:szCs w:val="26"/>
-              </w:rPr>
-            </w:pPr>
-            <w:r>
-              <w:rPr>
-                <w:rFonts w:ascii="Times New Roman" w:eastAsia="Calibri" w:hAnsi="Times New Roman" w:cs="Times New Roman"/>
-                <w:sz w:val="26"/>
-                <w:szCs w:val="26"/>
-                <w:lang w:val="vi-VN"/>
-              </w:rPr>
-              <w:t xml:space="preserve">+ </w:t>
-            </w:r>
-            <w:r>
-              <w:rPr>
-                <w:rFonts w:ascii="Times New Roman" w:eastAsia="Calibri" w:hAnsi="Times New Roman" w:cs="Times New Roman"/>
-                <w:sz w:val="26"/>
-                <w:szCs w:val="26"/>
-              </w:rPr>
-              <w:t>Nếu người dùng không xác nhận, hệ thống giữ nguyên trạng thái đơn hàng.</w:t>
+              <w:t>Nếu thêm thành công, hệ thống thông báo “Thêm vào giỏ hàng thành công”.</w:t>
             </w:r>
           </w:p>
           <w:p>
@@ -13809,22 +14263,83 @@
                 <w:ilvl w:val="0"/>
                 <w:numId w:val="3"/>
               </w:numPr>
-              <w:spacing w:after="200" w:line="360" w:lineRule="auto"/>
-              <w:contextualSpacing/>
-              <w:jc w:val="both"/>
-              <w:rPr>
-                <w:rFonts w:ascii="Times New Roman" w:eastAsia="Calibri" w:hAnsi="Times New Roman" w:cs="Times New Roman"/>
-                <w:sz w:val="26"/>
-                <w:szCs w:val="26"/>
-              </w:rPr>
-            </w:pPr>
-            <w:r>
-              <w:rPr>
-                <w:rFonts w:ascii="Times New Roman" w:eastAsia="Calibri" w:hAnsi="Times New Roman" w:cs="Times New Roman"/>
-                <w:sz w:val="26"/>
-                <w:szCs w:val="26"/>
-              </w:rPr>
-              <w:t>Nếu đơn hàng đã được xử lý (đang giao, đã giao), hệ thống không cho phép hủy và hiển thị thông báo: “Không thể hủy đơn hàng này”.</w:t>
+              <w:spacing w:line="360" w:lineRule="auto"/>
+              <w:contextualSpacing/>
+              <w:jc w:val="both"/>
+              <w:rPr>
+                <w:rFonts w:ascii="Times New Roman" w:eastAsia="Calibri" w:hAnsi="Times New Roman" w:cs="Times New Roman"/>
+                <w:sz w:val="26"/>
+                <w:szCs w:val="26"/>
+              </w:rPr>
+            </w:pPr>
+            <w:r>
+              <w:rPr>
+                <w:rFonts w:ascii="Times New Roman" w:eastAsia="Calibri" w:hAnsi="Times New Roman" w:cs="Times New Roman"/>
+                <w:sz w:val="26"/>
+                <w:szCs w:val="26"/>
+              </w:rPr>
+              <w:t>Khi truy cập vào giỏ hàng, hệ thống hiển thị:</w:t>
+            </w:r>
+          </w:p>
+          <w:p>
+            <w:pPr>
+              <w:spacing w:line="360" w:lineRule="auto"/>
+              <w:ind w:left="720"/>
+              <w:contextualSpacing/>
+              <w:jc w:val="both"/>
+              <w:rPr>
+                <w:rFonts w:ascii="Times New Roman" w:eastAsia="Calibri" w:hAnsi="Times New Roman" w:cs="Times New Roman"/>
+                <w:sz w:val="26"/>
+                <w:szCs w:val="26"/>
+              </w:rPr>
+            </w:pPr>
+            <w:r>
+              <w:rPr>
+                <w:rFonts w:ascii="Times New Roman" w:eastAsia="Calibri" w:hAnsi="Times New Roman" w:cs="Times New Roman"/>
+                <w:sz w:val="26"/>
+                <w:szCs w:val="26"/>
+                <w:lang w:val="vi-VN"/>
+              </w:rPr>
+              <w:lastRenderedPageBreak/>
+              <w:t xml:space="preserve">+ </w:t>
+            </w:r>
+            <w:r>
+              <w:rPr>
+                <w:rFonts w:ascii="Times New Roman" w:eastAsia="Calibri" w:hAnsi="Times New Roman" w:cs="Times New Roman"/>
+                <w:sz w:val="26"/>
+                <w:szCs w:val="26"/>
+              </w:rPr>
+              <w:t>Danh sách sản phẩm (tên, hình ảnh, giá, số lượng)</w:t>
+            </w:r>
+          </w:p>
+          <w:p>
+            <w:pPr>
+              <w:spacing w:line="360" w:lineRule="auto"/>
+              <w:ind w:left="720"/>
+              <w:contextualSpacing/>
+              <w:jc w:val="both"/>
+              <w:rPr>
+                <w:rFonts w:ascii="Times New Roman" w:eastAsia="Calibri" w:hAnsi="Times New Roman" w:cs="Times New Roman"/>
+                <w:sz w:val="26"/>
+                <w:szCs w:val="26"/>
+              </w:rPr>
+            </w:pPr>
+            <w:r>
+              <w:rPr>
+                <w:rFonts w:ascii="Times New Roman" w:eastAsia="Calibri" w:hAnsi="Times New Roman" w:cs="Times New Roman"/>
+                <w:sz w:val="26"/>
+                <w:szCs w:val="26"/>
+                <w:lang w:val="vi-VN"/>
+              </w:rPr>
+              <w:t xml:space="preserve">+ </w:t>
+            </w:r>
+            <w:r>
+              <w:rPr>
+                <w:rFonts w:ascii="Times New Roman" w:eastAsia="Calibri" w:hAnsi="Times New Roman" w:cs="Times New Roman"/>
+                <w:sz w:val="26"/>
+                <w:szCs w:val="26"/>
+              </w:rPr>
+              <w:t>Tổng tiền tạm tính</w:t>
             </w:r>
           </w:p>
           <w:p>
@@ -13833,22 +14348,160 @@
                 <w:ilvl w:val="0"/>
                 <w:numId w:val="3"/>
               </w:numPr>
-              <w:spacing w:after="200" w:line="360" w:lineRule="auto"/>
-              <w:contextualSpacing/>
-              <w:jc w:val="both"/>
-              <w:rPr>
-                <w:rFonts w:ascii="Times New Roman" w:eastAsia="Calibri" w:hAnsi="Times New Roman" w:cs="Times New Roman"/>
-                <w:sz w:val="26"/>
-                <w:szCs w:val="26"/>
-              </w:rPr>
-            </w:pPr>
-            <w:r>
-              <w:rPr>
-                <w:rFonts w:ascii="Times New Roman" w:eastAsia="Calibri" w:hAnsi="Times New Roman" w:cs="Times New Roman"/>
-                <w:sz w:val="26"/>
-                <w:szCs w:val="26"/>
-              </w:rPr>
-              <w:t>Sau khi hủy thành công, đơn hàng vẫn hiển thị trong danh sách với trạng thái “Đã hủy”.</w:t>
+              <w:spacing w:line="360" w:lineRule="auto"/>
+              <w:contextualSpacing/>
+              <w:jc w:val="both"/>
+              <w:rPr>
+                <w:rFonts w:ascii="Times New Roman" w:eastAsia="Calibri" w:hAnsi="Times New Roman" w:cs="Times New Roman"/>
+                <w:sz w:val="26"/>
+                <w:szCs w:val="26"/>
+              </w:rPr>
+            </w:pPr>
+            <w:r>
+              <w:rPr>
+                <w:rFonts w:ascii="Times New Roman" w:eastAsia="Calibri" w:hAnsi="Times New Roman" w:cs="Times New Roman"/>
+                <w:sz w:val="26"/>
+                <w:szCs w:val="26"/>
+              </w:rPr>
+              <w:t>Người dùng có thể cập nhật giỏ hàng:</w:t>
+            </w:r>
+          </w:p>
+          <w:p>
+            <w:pPr>
+              <w:spacing w:line="360" w:lineRule="auto"/>
+              <w:ind w:left="720"/>
+              <w:contextualSpacing/>
+              <w:jc w:val="both"/>
+              <w:rPr>
+                <w:rFonts w:ascii="Times New Roman" w:eastAsia="Calibri" w:hAnsi="Times New Roman" w:cs="Times New Roman"/>
+                <w:sz w:val="26"/>
+                <w:szCs w:val="26"/>
+              </w:rPr>
+            </w:pPr>
+            <w:r>
+              <w:rPr>
+                <w:rFonts w:ascii="Times New Roman" w:eastAsia="Calibri" w:hAnsi="Times New Roman" w:cs="Times New Roman"/>
+                <w:sz w:val="26"/>
+                <w:szCs w:val="26"/>
+                <w:lang w:val="vi-VN"/>
+              </w:rPr>
+              <w:t xml:space="preserve">+ </w:t>
+            </w:r>
+            <w:r>
+              <w:rPr>
+                <w:rFonts w:ascii="Times New Roman" w:eastAsia="Calibri" w:hAnsi="Times New Roman" w:cs="Times New Roman"/>
+                <w:sz w:val="26"/>
+                <w:szCs w:val="26"/>
+              </w:rPr>
+              <w:t>Thay đổi số lượng sản phẩm</w:t>
+            </w:r>
+          </w:p>
+          <w:p>
+            <w:pPr>
+              <w:spacing w:line="360" w:lineRule="auto"/>
+              <w:ind w:left="720"/>
+              <w:contextualSpacing/>
+              <w:jc w:val="both"/>
+              <w:rPr>
+                <w:rFonts w:ascii="Times New Roman" w:eastAsia="Calibri" w:hAnsi="Times New Roman" w:cs="Times New Roman"/>
+                <w:sz w:val="26"/>
+                <w:szCs w:val="26"/>
+              </w:rPr>
+            </w:pPr>
+            <w:r>
+              <w:rPr>
+                <w:rFonts w:ascii="Times New Roman" w:eastAsia="Calibri" w:hAnsi="Times New Roman" w:cs="Times New Roman"/>
+                <w:sz w:val="26"/>
+                <w:szCs w:val="26"/>
+                <w:lang w:val="vi-VN"/>
+              </w:rPr>
+              <w:t xml:space="preserve">+ </w:t>
+            </w:r>
+            <w:r>
+              <w:rPr>
+                <w:rFonts w:ascii="Times New Roman" w:eastAsia="Calibri" w:hAnsi="Times New Roman" w:cs="Times New Roman"/>
+                <w:sz w:val="26"/>
+                <w:szCs w:val="26"/>
+              </w:rPr>
+              <w:t>Xóa sản phẩm khỏi giỏ hàng</w:t>
+            </w:r>
+          </w:p>
+          <w:p>
+            <w:pPr>
+              <w:spacing w:line="360" w:lineRule="auto"/>
+              <w:ind w:left="720"/>
+              <w:contextualSpacing/>
+              <w:jc w:val="both"/>
+              <w:rPr>
+                <w:rFonts w:ascii="Times New Roman" w:eastAsia="Calibri" w:hAnsi="Times New Roman" w:cs="Times New Roman"/>
+                <w:sz w:val="26"/>
+                <w:szCs w:val="26"/>
+              </w:rPr>
+            </w:pPr>
+            <w:r>
+              <w:rPr>
+                <w:rFonts w:ascii="Times New Roman" w:eastAsia="Calibri" w:hAnsi="Times New Roman" w:cs="Times New Roman"/>
+                <w:sz w:val="26"/>
+                <w:szCs w:val="26"/>
+                <w:lang w:val="vi-VN"/>
+              </w:rPr>
+              <w:t xml:space="preserve">+ </w:t>
+            </w:r>
+            <w:r>
+              <w:rPr>
+                <w:rFonts w:ascii="Times New Roman" w:eastAsia="Calibri" w:hAnsi="Times New Roman" w:cs="Times New Roman"/>
+                <w:sz w:val="26"/>
+                <w:szCs w:val="26"/>
+              </w:rPr>
+              <w:t>Nếu cập nhật thành công, hệ thống tự động cập nhật lại tổng tiền</w:t>
+            </w:r>
+          </w:p>
+          <w:p>
+            <w:pPr>
+              <w:numPr>
+                <w:ilvl w:val="0"/>
+                <w:numId w:val="3"/>
+              </w:numPr>
+              <w:spacing w:line="360" w:lineRule="auto"/>
+              <w:contextualSpacing/>
+              <w:jc w:val="both"/>
+              <w:rPr>
+                <w:rFonts w:ascii="Times New Roman" w:eastAsia="Calibri" w:hAnsi="Times New Roman" w:cs="Times New Roman"/>
+                <w:sz w:val="26"/>
+                <w:szCs w:val="26"/>
+              </w:rPr>
+            </w:pPr>
+            <w:r>
+              <w:rPr>
+                <w:rFonts w:ascii="Times New Roman" w:eastAsia="Calibri" w:hAnsi="Times New Roman" w:cs="Times New Roman"/>
+                <w:sz w:val="26"/>
+                <w:szCs w:val="26"/>
+              </w:rPr>
+              <w:t>Nếu giỏ hàng trống, hệ thống hiển thị thông báo: “Giỏ hàng của bạn đang trống”.</w:t>
+            </w:r>
+          </w:p>
+          <w:p>
+            <w:pPr>
+              <w:numPr>
+                <w:ilvl w:val="0"/>
+                <w:numId w:val="3"/>
+              </w:numPr>
+              <w:spacing w:line="360" w:lineRule="auto"/>
+              <w:contextualSpacing/>
+              <w:jc w:val="both"/>
+              <w:rPr>
+                <w:rFonts w:ascii="Times New Roman" w:eastAsia="Calibri" w:hAnsi="Times New Roman" w:cs="Times New Roman"/>
+                <w:sz w:val="26"/>
+                <w:szCs w:val="26"/>
+              </w:rPr>
+            </w:pPr>
+            <w:r>
+              <w:rPr>
+                <w:rFonts w:ascii="Times New Roman" w:eastAsia="Calibri" w:hAnsi="Times New Roman" w:cs="Times New Roman"/>
+                <w:sz w:val="26"/>
+                <w:szCs w:val="26"/>
+              </w:rPr>
+              <w:t>Người dùng có thể chuyển sang chức năng đặt hàng từ giỏ hàng.</w:t>
             </w:r>
           </w:p>
         </w:tc>
@@ -13881,6 +14534,7 @@
                 <w:sz w:val="26"/>
                 <w:szCs w:val="26"/>
               </w:rPr>
+              <w:lastRenderedPageBreak/>
               <w:t>Điều kiện ràng buộc</w:t>
             </w:r>
           </w:p>
@@ -13892,52 +14546,21 @@
           <w:p>
             <w:pPr>
               <w:spacing w:line="360" w:lineRule="auto"/>
-              <w:jc w:val="both"/>
-              <w:rPr>
-                <w:rFonts w:ascii="Times New Roman" w:eastAsia="Calibri" w:hAnsi="Times New Roman" w:cs="Times New Roman"/>
-                <w:sz w:val="26"/>
-                <w:szCs w:val="26"/>
-                <w:lang w:val="vi-VN"/>
-              </w:rPr>
-            </w:pPr>
-            <w:r>
-              <w:rPr>
-                <w:rFonts w:ascii="Times New Roman" w:eastAsia="Calibri" w:hAnsi="Times New Roman" w:cs="Times New Roman"/>
-                <w:sz w:val="26"/>
-                <w:szCs w:val="26"/>
-                <w:lang w:val="vi-VN"/>
-              </w:rPr>
-              <w:t xml:space="preserve">- </w:t>
-            </w:r>
-            <w:r>
-              <w:rPr>
-                <w:rFonts w:ascii="Times New Roman" w:eastAsia="Calibri" w:hAnsi="Times New Roman" w:cs="Times New Roman"/>
-                <w:sz w:val="26"/>
-                <w:szCs w:val="26"/>
-                <w:lang w:val="vi-VN"/>
+              <w:contextualSpacing/>
+              <w:jc w:val="both"/>
+              <w:rPr>
+                <w:rFonts w:ascii="Times New Roman" w:eastAsia="Calibri" w:hAnsi="Times New Roman" w:cs="Times New Roman"/>
+                <w:sz w:val="26"/>
+                <w:szCs w:val="26"/>
+              </w:rPr>
+            </w:pPr>
+            <w:r>
+              <w:rPr>
+                <w:rFonts w:ascii="Times New Roman" w:eastAsia="Calibri" w:hAnsi="Times New Roman" w:cs="Times New Roman"/>
+                <w:sz w:val="26"/>
+                <w:szCs w:val="26"/>
               </w:rPr>
               <w:t>Account phải tồn tại trong hệ thống</w:t>
-            </w:r>
-          </w:p>
-          <w:p>
-            <w:pPr>
-              <w:spacing w:line="360" w:lineRule="auto"/>
-              <w:jc w:val="both"/>
-              <w:rPr>
-                <w:rFonts w:ascii="Times New Roman" w:eastAsia="Calibri" w:hAnsi="Times New Roman" w:cs="Times New Roman"/>
-                <w:sz w:val="26"/>
-                <w:szCs w:val="26"/>
-                <w:lang w:val="vi-VN"/>
-              </w:rPr>
-            </w:pPr>
-            <w:r>
-              <w:rPr>
-                <w:rFonts w:ascii="Times New Roman" w:eastAsia="Calibri" w:hAnsi="Times New Roman" w:cs="Times New Roman"/>
-                <w:sz w:val="26"/>
-                <w:szCs w:val="26"/>
-                <w:lang w:val="vi-VN"/>
-              </w:rPr>
-              <w:t>- Chỉ cho phép hủy đơn hàng trong các trạng thái hợp lệ.</w:t>
             </w:r>
           </w:p>
         </w:tc>
@@ -13960,7 +14583,8 @@
           <w:szCs w:val="26"/>
         </w:rPr>
       </w:pPr>
-      <w:bookmarkStart w:id="19" w:name="_Toc226101805"/>
+      <w:bookmarkStart w:id="19" w:name="_Toc226101806"/>
+      <w:bookmarkStart w:id="20" w:name="_Hlk183638458"/>
       <w:r>
         <w:rPr>
           <w:rFonts w:ascii="Times New Roman" w:eastAsia="Calibri" w:hAnsi="Times New Roman" w:cs="Times New Roman"/>
@@ -13978,7 +14602,7 @@
           <w:szCs w:val="26"/>
           <w:lang w:val="vi-VN"/>
         </w:rPr>
-        <w:t>12</w:t>
+        <w:t>13</w:t>
       </w:r>
       <w:r>
         <w:rPr>
@@ -13988,15 +14612,6 @@
           <w:szCs w:val="26"/>
         </w:rPr>
         <w:t xml:space="preserve">: </w:t>
-      </w:r>
-      <w:r>
-        <w:rPr>
-          <w:rFonts w:ascii="Times New Roman" w:eastAsia="Calibri" w:hAnsi="Times New Roman" w:cs="Times New Roman"/>
-          <w:b/>
-          <w:sz w:val="26"/>
-          <w:szCs w:val="26"/>
-        </w:rPr>
-        <w:t xml:space="preserve">Quản lý </w:t>
       </w:r>
       <w:r>
         <w:rPr>
@@ -14006,7 +14621,7 @@
           <w:szCs w:val="26"/>
           <w:lang w:val="vi-VN"/>
         </w:rPr>
-        <w:t>giỏ hàng</w:t>
+        <w:t>Đặt hàng</w:t>
       </w:r>
       <w:bookmarkEnd w:id="19"/>
     </w:p>
@@ -14049,7 +14664,7 @@
                 <w:sz w:val="26"/>
                 <w:szCs w:val="26"/>
               </w:rPr>
-              <w:t>Là Khách hàng, tôi muốn thêm, xem, cập nhật và xóa sản phẩm trong giỏ hàng để chuẩn bị cho việc đặt hàng.</w:t>
+              <w:t>Là Khách hàng, tôi muốn đặt hàng các sản phẩm trong giỏ hàng để tiến hành mua và nhận hàng.</w:t>
             </w:r>
           </w:p>
         </w:tc>
@@ -14226,7 +14841,7 @@
                 <w:sz w:val="26"/>
                 <w:szCs w:val="26"/>
               </w:rPr>
-              <w:t>Người dùng có thể thêm sản phẩm vào giỏ hàng từ trang danh sách hoặc chi tiết sản phẩm.</w:t>
+              <w:t>Khi người dùng chọn “Đặt hàng”, hệ thống hiển thị trang xác nhận đơn hàng, bao gồm:</w:t>
             </w:r>
           </w:p>
           <w:p>
@@ -14256,7 +14871,37 @@
                 <w:sz w:val="26"/>
                 <w:szCs w:val="26"/>
               </w:rPr>
-              <w:t>Nếu thêm thành công, hệ thống thông báo “Thêm vào giỏ hàng thành công”.</w:t>
+              <w:t>Danh sách sản phẩm trong giỏ hàng</w:t>
+            </w:r>
+          </w:p>
+          <w:p>
+            <w:pPr>
+              <w:spacing w:line="360" w:lineRule="auto"/>
+              <w:ind w:left="720"/>
+              <w:contextualSpacing/>
+              <w:jc w:val="both"/>
+              <w:rPr>
+                <w:rFonts w:ascii="Times New Roman" w:eastAsia="Calibri" w:hAnsi="Times New Roman" w:cs="Times New Roman"/>
+                <w:sz w:val="26"/>
+                <w:szCs w:val="26"/>
+              </w:rPr>
+            </w:pPr>
+            <w:r>
+              <w:rPr>
+                <w:rFonts w:ascii="Times New Roman" w:eastAsia="Calibri" w:hAnsi="Times New Roman" w:cs="Times New Roman"/>
+                <w:sz w:val="26"/>
+                <w:szCs w:val="26"/>
+                <w:lang w:val="vi-VN"/>
+              </w:rPr>
+              <w:t xml:space="preserve">+ </w:t>
+            </w:r>
+            <w:r>
+              <w:rPr>
+                <w:rFonts w:ascii="Times New Roman" w:eastAsia="Calibri" w:hAnsi="Times New Roman" w:cs="Times New Roman"/>
+                <w:sz w:val="26"/>
+                <w:szCs w:val="26"/>
+              </w:rPr>
+              <w:t>Tổng tiền thanh toán</w:t>
             </w:r>
           </w:p>
           <w:p>
@@ -14280,7 +14925,7 @@
                 <w:sz w:val="26"/>
                 <w:szCs w:val="26"/>
               </w:rPr>
-              <w:t>Khi truy cập vào giỏ hàng, hệ thống hiển thị:</w:t>
+              <w:t>Người dùng nhập thông tin giao hàng:</w:t>
             </w:r>
           </w:p>
           <w:p>
@@ -14302,7 +14947,6 @@
                 <w:szCs w:val="26"/>
                 <w:lang w:val="vi-VN"/>
               </w:rPr>
-              <w:lastRenderedPageBreak/>
               <w:t xml:space="preserve">+ </w:t>
             </w:r>
             <w:r>
@@ -14311,7 +14955,7 @@
                 <w:sz w:val="26"/>
                 <w:szCs w:val="26"/>
               </w:rPr>
-              <w:t>Danh sách sản phẩm (tên, hình ảnh, giá, số lượng)</w:t>
+              <w:t>Nếu thông tin hợp lệ, người dùng có thể tiếp tục đặt hàng.</w:t>
             </w:r>
           </w:p>
           <w:p>
@@ -14341,7 +14985,7 @@
                 <w:sz w:val="26"/>
                 <w:szCs w:val="26"/>
               </w:rPr>
-              <w:t>Tổng tiền tạm tính</w:t>
+              <w:t>Nếu thiếu hoặc sai thông tin, hệ thống hiển thị lỗi và yêu cầu nhập lại.</w:t>
             </w:r>
           </w:p>
           <w:p>
@@ -14365,97 +15009,7 @@
                 <w:sz w:val="26"/>
                 <w:szCs w:val="26"/>
               </w:rPr>
-              <w:t>Người dùng có thể cập nhật giỏ hàng:</w:t>
-            </w:r>
-          </w:p>
-          <w:p>
-            <w:pPr>
-              <w:spacing w:line="360" w:lineRule="auto"/>
-              <w:ind w:left="720"/>
-              <w:contextualSpacing/>
-              <w:jc w:val="both"/>
-              <w:rPr>
-                <w:rFonts w:ascii="Times New Roman" w:eastAsia="Calibri" w:hAnsi="Times New Roman" w:cs="Times New Roman"/>
-                <w:sz w:val="26"/>
-                <w:szCs w:val="26"/>
-              </w:rPr>
-            </w:pPr>
-            <w:r>
-              <w:rPr>
-                <w:rFonts w:ascii="Times New Roman" w:eastAsia="Calibri" w:hAnsi="Times New Roman" w:cs="Times New Roman"/>
-                <w:sz w:val="26"/>
-                <w:szCs w:val="26"/>
-                <w:lang w:val="vi-VN"/>
-              </w:rPr>
-              <w:t xml:space="preserve">+ </w:t>
-            </w:r>
-            <w:r>
-              <w:rPr>
-                <w:rFonts w:ascii="Times New Roman" w:eastAsia="Calibri" w:hAnsi="Times New Roman" w:cs="Times New Roman"/>
-                <w:sz w:val="26"/>
-                <w:szCs w:val="26"/>
-              </w:rPr>
-              <w:t>Thay đổi số lượng sản phẩm</w:t>
-            </w:r>
-          </w:p>
-          <w:p>
-            <w:pPr>
-              <w:spacing w:line="360" w:lineRule="auto"/>
-              <w:ind w:left="720"/>
-              <w:contextualSpacing/>
-              <w:jc w:val="both"/>
-              <w:rPr>
-                <w:rFonts w:ascii="Times New Roman" w:eastAsia="Calibri" w:hAnsi="Times New Roman" w:cs="Times New Roman"/>
-                <w:sz w:val="26"/>
-                <w:szCs w:val="26"/>
-              </w:rPr>
-            </w:pPr>
-            <w:r>
-              <w:rPr>
-                <w:rFonts w:ascii="Times New Roman" w:eastAsia="Calibri" w:hAnsi="Times New Roman" w:cs="Times New Roman"/>
-                <w:sz w:val="26"/>
-                <w:szCs w:val="26"/>
-                <w:lang w:val="vi-VN"/>
-              </w:rPr>
-              <w:t xml:space="preserve">+ </w:t>
-            </w:r>
-            <w:r>
-              <w:rPr>
-                <w:rFonts w:ascii="Times New Roman" w:eastAsia="Calibri" w:hAnsi="Times New Roman" w:cs="Times New Roman"/>
-                <w:sz w:val="26"/>
-                <w:szCs w:val="26"/>
-              </w:rPr>
-              <w:t>Xóa sản phẩm khỏi giỏ hàng</w:t>
-            </w:r>
-          </w:p>
-          <w:p>
-            <w:pPr>
-              <w:spacing w:line="360" w:lineRule="auto"/>
-              <w:ind w:left="720"/>
-              <w:contextualSpacing/>
-              <w:jc w:val="both"/>
-              <w:rPr>
-                <w:rFonts w:ascii="Times New Roman" w:eastAsia="Calibri" w:hAnsi="Times New Roman" w:cs="Times New Roman"/>
-                <w:sz w:val="26"/>
-                <w:szCs w:val="26"/>
-              </w:rPr>
-            </w:pPr>
-            <w:r>
-              <w:rPr>
-                <w:rFonts w:ascii="Times New Roman" w:eastAsia="Calibri" w:hAnsi="Times New Roman" w:cs="Times New Roman"/>
-                <w:sz w:val="26"/>
-                <w:szCs w:val="26"/>
-                <w:lang w:val="vi-VN"/>
-              </w:rPr>
-              <w:t xml:space="preserve">+ </w:t>
-            </w:r>
-            <w:r>
-              <w:rPr>
-                <w:rFonts w:ascii="Times New Roman" w:eastAsia="Calibri" w:hAnsi="Times New Roman" w:cs="Times New Roman"/>
-                <w:sz w:val="26"/>
-                <w:szCs w:val="26"/>
-              </w:rPr>
-              <w:t>Nếu cập nhật thành công, hệ thống tự động cập nhật lại tổng tiền</w:t>
+              <w:t>Người dùng chọn phương thức thanh toán (ví dụ: thanh toán khi nhận hàng, chuyển khoản...).</w:t>
             </w:r>
           </w:p>
           <w:p>
@@ -14479,7 +15033,97 @@
                 <w:sz w:val="26"/>
                 <w:szCs w:val="26"/>
               </w:rPr>
-              <w:t>Nếu giỏ hàng trống, hệ thống hiển thị thông báo: “Giỏ hàng của bạn đang trống”.</w:t>
+              <w:t>Sau khi xác nhận đặt hàng:</w:t>
+            </w:r>
+          </w:p>
+          <w:p>
+            <w:pPr>
+              <w:spacing w:line="360" w:lineRule="auto"/>
+              <w:ind w:left="720"/>
+              <w:contextualSpacing/>
+              <w:jc w:val="both"/>
+              <w:rPr>
+                <w:rFonts w:ascii="Times New Roman" w:eastAsia="Calibri" w:hAnsi="Times New Roman" w:cs="Times New Roman"/>
+                <w:sz w:val="26"/>
+                <w:szCs w:val="26"/>
+              </w:rPr>
+            </w:pPr>
+            <w:r>
+              <w:rPr>
+                <w:rFonts w:ascii="Times New Roman" w:eastAsia="Calibri" w:hAnsi="Times New Roman" w:cs="Times New Roman"/>
+                <w:sz w:val="26"/>
+                <w:szCs w:val="26"/>
+                <w:lang w:val="vi-VN"/>
+              </w:rPr>
+              <w:t xml:space="preserve">+ </w:t>
+            </w:r>
+            <w:r>
+              <w:rPr>
+                <w:rFonts w:ascii="Times New Roman" w:eastAsia="Calibri" w:hAnsi="Times New Roman" w:cs="Times New Roman"/>
+                <w:sz w:val="26"/>
+                <w:szCs w:val="26"/>
+              </w:rPr>
+              <w:t>Hệ thống tạo đơn hàng mới và lưu vào hệ thống.</w:t>
+            </w:r>
+          </w:p>
+          <w:p>
+            <w:pPr>
+              <w:spacing w:line="360" w:lineRule="auto"/>
+              <w:ind w:left="720"/>
+              <w:contextualSpacing/>
+              <w:jc w:val="both"/>
+              <w:rPr>
+                <w:rFonts w:ascii="Times New Roman" w:eastAsia="Calibri" w:hAnsi="Times New Roman" w:cs="Times New Roman"/>
+                <w:sz w:val="26"/>
+                <w:szCs w:val="26"/>
+              </w:rPr>
+            </w:pPr>
+            <w:r>
+              <w:rPr>
+                <w:rFonts w:ascii="Times New Roman" w:eastAsia="Calibri" w:hAnsi="Times New Roman" w:cs="Times New Roman"/>
+                <w:sz w:val="26"/>
+                <w:szCs w:val="26"/>
+                <w:lang w:val="vi-VN"/>
+              </w:rPr>
+              <w:t xml:space="preserve">+ </w:t>
+            </w:r>
+            <w:r>
+              <w:rPr>
+                <w:rFonts w:ascii="Times New Roman" w:eastAsia="Calibri" w:hAnsi="Times New Roman" w:cs="Times New Roman"/>
+                <w:sz w:val="26"/>
+                <w:szCs w:val="26"/>
+              </w:rPr>
+              <w:t>Cập nhật số lượng tồn kho của sản phẩm.</w:t>
+            </w:r>
+          </w:p>
+          <w:p>
+            <w:pPr>
+              <w:spacing w:line="360" w:lineRule="auto"/>
+              <w:ind w:left="720"/>
+              <w:contextualSpacing/>
+              <w:jc w:val="both"/>
+              <w:rPr>
+                <w:rFonts w:ascii="Times New Roman" w:eastAsia="Calibri" w:hAnsi="Times New Roman" w:cs="Times New Roman"/>
+                <w:sz w:val="26"/>
+                <w:szCs w:val="26"/>
+              </w:rPr>
+            </w:pPr>
+            <w:r>
+              <w:rPr>
+                <w:rFonts w:ascii="Times New Roman" w:eastAsia="Calibri" w:hAnsi="Times New Roman" w:cs="Times New Roman"/>
+                <w:sz w:val="26"/>
+                <w:szCs w:val="26"/>
+                <w:lang w:val="vi-VN"/>
+              </w:rPr>
+              <w:t xml:space="preserve">+ </w:t>
+            </w:r>
+            <w:r>
+              <w:rPr>
+                <w:rFonts w:ascii="Times New Roman" w:eastAsia="Calibri" w:hAnsi="Times New Roman" w:cs="Times New Roman"/>
+                <w:sz w:val="26"/>
+                <w:szCs w:val="26"/>
+              </w:rPr>
+              <w:t>Hiển thị thông báo “Đặt hàng thành công”.</w:t>
             </w:r>
           </w:p>
           <w:p>
@@ -14503,7 +15147,7 @@
                 <w:sz w:val="26"/>
                 <w:szCs w:val="26"/>
               </w:rPr>
-              <w:t>Người dùng có thể chuyển sang chức năng đặt hàng từ giỏ hàng.</w:t>
+              <w:t>Sau khi đặt hàng thành công, giỏ hàng được làm trống.</w:t>
             </w:r>
           </w:p>
         </w:tc>
@@ -14536,33 +15180,78 @@
                 <w:sz w:val="26"/>
                 <w:szCs w:val="26"/>
               </w:rPr>
+              <w:t>Điều kiện ràng buộc</w:t>
+            </w:r>
+          </w:p>
+        </w:tc>
+        <w:tc>
+          <w:tcPr>
+            <w:tcW w:w="6497" w:type="dxa"/>
+          </w:tcPr>
+          <w:p>
+            <w:pPr>
+              <w:spacing w:line="360" w:lineRule="auto"/>
+              <w:jc w:val="both"/>
+              <w:rPr>
+                <w:rFonts w:ascii="Times New Roman" w:eastAsia="Calibri" w:hAnsi="Times New Roman" w:cs="Times New Roman"/>
+                <w:sz w:val="26"/>
+                <w:szCs w:val="26"/>
+              </w:rPr>
+            </w:pPr>
+            <w:r>
+              <w:rPr>
+                <w:rFonts w:ascii="Times New Roman" w:eastAsia="Calibri" w:hAnsi="Times New Roman" w:cs="Times New Roman"/>
+                <w:sz w:val="26"/>
+                <w:szCs w:val="26"/>
+                <w:lang w:val="vi-VN"/>
+              </w:rPr>
+              <w:t>-</w:t>
+            </w:r>
+            <w:r>
+              <w:rPr>
+                <w:rFonts w:ascii="Times New Roman" w:eastAsia="Calibri" w:hAnsi="Times New Roman" w:cs="Times New Roman"/>
+                <w:sz w:val="26"/>
+                <w:szCs w:val="26"/>
+              </w:rPr>
+              <w:t xml:space="preserve"> </w:t>
+            </w:r>
+            <w:r>
+              <w:rPr>
+                <w:rFonts w:ascii="Times New Roman" w:eastAsia="Calibri" w:hAnsi="Times New Roman" w:cs="Times New Roman"/>
+                <w:sz w:val="26"/>
+                <w:szCs w:val="26"/>
+              </w:rPr>
+              <w:t>Account phải tồn tại trong hệ thống</w:t>
+            </w:r>
+          </w:p>
+          <w:p>
+            <w:pPr>
+              <w:spacing w:line="360" w:lineRule="auto"/>
+              <w:contextualSpacing/>
+              <w:jc w:val="both"/>
+              <w:rPr>
+                <w:rFonts w:ascii="Times New Roman" w:eastAsia="Calibri" w:hAnsi="Times New Roman" w:cs="Times New Roman"/>
+                <w:sz w:val="26"/>
+                <w:szCs w:val="26"/>
+              </w:rPr>
+            </w:pPr>
+            <w:r>
+              <w:rPr>
+                <w:rFonts w:ascii="Times New Roman" w:eastAsia="Calibri" w:hAnsi="Times New Roman" w:cs="Times New Roman"/>
+                <w:sz w:val="26"/>
+                <w:szCs w:val="26"/>
+                <w:lang w:val="vi-VN"/>
+              </w:rPr>
               <w:lastRenderedPageBreak/>
-              <w:t>Điều kiện ràng buộc</w:t>
-            </w:r>
-          </w:p>
-        </w:tc>
-        <w:tc>
-          <w:tcPr>
-            <w:tcW w:w="6497" w:type="dxa"/>
-          </w:tcPr>
-          <w:p>
-            <w:pPr>
-              <w:spacing w:line="360" w:lineRule="auto"/>
-              <w:contextualSpacing/>
-              <w:jc w:val="both"/>
-              <w:rPr>
-                <w:rFonts w:ascii="Times New Roman" w:eastAsia="Calibri" w:hAnsi="Times New Roman" w:cs="Times New Roman"/>
-                <w:sz w:val="26"/>
-                <w:szCs w:val="26"/>
-              </w:rPr>
-            </w:pPr>
-            <w:r>
-              <w:rPr>
-                <w:rFonts w:ascii="Times New Roman" w:eastAsia="Calibri" w:hAnsi="Times New Roman" w:cs="Times New Roman"/>
-                <w:sz w:val="26"/>
-                <w:szCs w:val="26"/>
-              </w:rPr>
-              <w:t>Account phải tồn tại trong hệ thống</w:t>
+              <w:t xml:space="preserve">- </w:t>
+            </w:r>
+            <w:r>
+              <w:rPr>
+                <w:rFonts w:ascii="Times New Roman" w:eastAsia="Calibri" w:hAnsi="Times New Roman" w:cs="Times New Roman"/>
+                <w:sz w:val="26"/>
+                <w:szCs w:val="26"/>
+              </w:rPr>
+              <w:t>Thông tin người nhận phải chính xác và đầy đủ.</w:t>
             </w:r>
           </w:p>
         </w:tc>
@@ -14585,8 +15274,9 @@
           <w:szCs w:val="26"/>
         </w:rPr>
       </w:pPr>
-      <w:bookmarkStart w:id="20" w:name="_Toc226101806"/>
-      <w:bookmarkStart w:id="21" w:name="_Hlk183638458"/>
+      <w:bookmarkStart w:id="21" w:name="_Toc226101807"/>
+      <w:bookmarkEnd w:id="5"/>
+      <w:bookmarkEnd w:id="20"/>
       <w:r>
         <w:rPr>
           <w:rFonts w:ascii="Times New Roman" w:eastAsia="Calibri" w:hAnsi="Times New Roman" w:cs="Times New Roman"/>
@@ -14594,6 +15284,7 @@
           <w:sz w:val="26"/>
           <w:szCs w:val="26"/>
         </w:rPr>
+        <w:lastRenderedPageBreak/>
         <w:t xml:space="preserve">User Story </w:t>
       </w:r>
       <w:r>
@@ -14604,7 +15295,7 @@
           <w:szCs w:val="26"/>
           <w:lang w:val="vi-VN"/>
         </w:rPr>
-        <w:t>13</w:t>
+        <w:t>14</w:t>
       </w:r>
       <w:r>
         <w:rPr>
@@ -14613,7 +15304,7 @@
           <w:sz w:val="26"/>
           <w:szCs w:val="26"/>
         </w:rPr>
-        <w:t xml:space="preserve">: </w:t>
+        <w:t>:</w:t>
       </w:r>
       <w:r>
         <w:rPr>
@@ -14623,9 +15314,9 @@
           <w:szCs w:val="26"/>
           <w:lang w:val="vi-VN"/>
         </w:rPr>
-        <w:t>Đặt hàng</w:t>
+        <w:t xml:space="preserve"> Đánh giá sản phẩm</w:t>
       </w:r>
-      <w:bookmarkEnd w:id="20"/>
+      <w:bookmarkEnd w:id="21"/>
     </w:p>
     <w:tbl>
       <w:tblPr>
@@ -14666,7 +15357,7 @@
                 <w:sz w:val="26"/>
                 <w:szCs w:val="26"/>
               </w:rPr>
-              <w:t>Là Khách hàng, tôi muốn đặt hàng các sản phẩm trong giỏ hàng để tiến hành mua và nhận hàng.</w:t>
+              <w:t>Là Khách hàng, tôi muốn đánh giá và nhận xét sản phẩm đã mua để chia sẻ trải nghiệm và giúp người dùng khác tham khảo.</w:t>
             </w:r>
           </w:p>
         </w:tc>
@@ -14770,14 +15461,30 @@
           <w:p>
             <w:pPr>
               <w:spacing w:line="360" w:lineRule="auto"/>
-              <w:contextualSpacing/>
-              <w:jc w:val="both"/>
-              <w:rPr>
-                <w:rFonts w:ascii="Times New Roman" w:eastAsia="Calibri" w:hAnsi="Times New Roman" w:cs="Times New Roman"/>
-                <w:sz w:val="26"/>
-                <w:szCs w:val="26"/>
-              </w:rPr>
-            </w:pPr>
+              <w:jc w:val="both"/>
+              <w:rPr>
+                <w:rFonts w:ascii="Times New Roman" w:eastAsia="Calibri" w:hAnsi="Times New Roman" w:cs="Times New Roman"/>
+                <w:sz w:val="26"/>
+                <w:szCs w:val="26"/>
+              </w:rPr>
+            </w:pPr>
+            <w:r>
+              <w:rPr>
+                <w:rFonts w:ascii="Times New Roman" w:eastAsia="Calibri" w:hAnsi="Times New Roman" w:cs="Times New Roman"/>
+                <w:sz w:val="26"/>
+                <w:szCs w:val="26"/>
+                <w:lang w:val="vi-VN"/>
+              </w:rPr>
+              <w:t>-</w:t>
+            </w:r>
+            <w:r>
+              <w:rPr>
+                <w:rFonts w:ascii="Times New Roman" w:eastAsia="Calibri" w:hAnsi="Times New Roman" w:cs="Times New Roman"/>
+                <w:sz w:val="26"/>
+                <w:szCs w:val="26"/>
+              </w:rPr>
+              <w:t xml:space="preserve"> </w:t>
+            </w:r>
             <w:r>
               <w:rPr>
                 <w:rFonts w:ascii="Times New Roman" w:eastAsia="Calibri" w:hAnsi="Times New Roman" w:cs="Times New Roman"/>
@@ -14785,6 +15492,35 @@
                 <w:szCs w:val="26"/>
               </w:rPr>
               <w:t>Đăng nhập thành công vào hệ thống.</w:t>
+            </w:r>
+          </w:p>
+          <w:p>
+            <w:pPr>
+              <w:spacing w:line="360" w:lineRule="auto"/>
+              <w:contextualSpacing/>
+              <w:jc w:val="both"/>
+              <w:rPr>
+                <w:rFonts w:ascii="Times New Roman" w:eastAsia="Calibri" w:hAnsi="Times New Roman" w:cs="Times New Roman"/>
+                <w:sz w:val="26"/>
+                <w:szCs w:val="26"/>
+              </w:rPr>
+            </w:pPr>
+            <w:r>
+              <w:rPr>
+                <w:rFonts w:ascii="Times New Roman" w:eastAsia="Calibri" w:hAnsi="Times New Roman" w:cs="Times New Roman"/>
+                <w:sz w:val="26"/>
+                <w:szCs w:val="26"/>
+                <w:lang w:val="vi-VN"/>
+              </w:rPr>
+              <w:t xml:space="preserve">- </w:t>
+            </w:r>
+            <w:r>
+              <w:rPr>
+                <w:rFonts w:ascii="Times New Roman" w:eastAsia="Calibri" w:hAnsi="Times New Roman" w:cs="Times New Roman"/>
+                <w:sz w:val="26"/>
+                <w:szCs w:val="26"/>
+              </w:rPr>
+              <w:t>Người dùng đã mua và nhận sản phẩm (đơn hàng ở trạng thái đã giao).</w:t>
             </w:r>
           </w:p>
         </w:tc>
@@ -14843,7 +15579,7 @@
                 <w:sz w:val="26"/>
                 <w:szCs w:val="26"/>
               </w:rPr>
-              <w:t>Khi người dùng chọn “Đặt hàng”, hệ thống hiển thị trang xác nhận đơn hàng, bao gồm:</w:t>
+              <w:t>Khi truy cập vào sản phẩm đã mua, người dùng có thể thực hiện đánh giá:</w:t>
             </w:r>
           </w:p>
           <w:p>
@@ -14873,7 +15609,7 @@
                 <w:sz w:val="26"/>
                 <w:szCs w:val="26"/>
               </w:rPr>
-              <w:t>Danh sách sản phẩm trong giỏ hàng</w:t>
+              <w:t>Chọn số sao (ví dụ: từ 1 đến 5 sao)</w:t>
             </w:r>
           </w:p>
           <w:p>
@@ -14903,7 +15639,7 @@
                 <w:sz w:val="26"/>
                 <w:szCs w:val="26"/>
               </w:rPr>
-              <w:t>Tổng tiền thanh toán</w:t>
+              <w:t>Nhập nội dung nhận xét</w:t>
             </w:r>
           </w:p>
           <w:p>
@@ -14927,7 +15663,7 @@
                 <w:sz w:val="26"/>
                 <w:szCs w:val="26"/>
               </w:rPr>
-              <w:t>Người dùng nhập thông tin giao hàng:</w:t>
+              <w:t>Khi gửi đánh giá:</w:t>
             </w:r>
           </w:p>
           <w:p>
@@ -14957,7 +15693,7 @@
                 <w:sz w:val="26"/>
                 <w:szCs w:val="26"/>
               </w:rPr>
-              <w:t>Nếu thông tin hợp lệ, người dùng có thể tiếp tục đặt hàng.</w:t>
+              <w:t>Nếu hợp lệ, hệ thống lưu đánh giá và hiển thị trong phần đánh giá sản phẩm.</w:t>
             </w:r>
           </w:p>
           <w:p>
@@ -14987,7 +15723,7 @@
                 <w:sz w:val="26"/>
                 <w:szCs w:val="26"/>
               </w:rPr>
-              <w:t>Nếu thiếu hoặc sai thông tin, hệ thống hiển thị lỗi và yêu cầu nhập lại.</w:t>
+              <w:t>Hệ thống thông báo “Đánh giá thành công”.</w:t>
             </w:r>
           </w:p>
           <w:p>
@@ -15011,145 +15747,7 @@
                 <w:sz w:val="26"/>
                 <w:szCs w:val="26"/>
               </w:rPr>
-              <w:t>Người dùng chọn phương thức thanh toán (ví dụ: thanh toán khi nhận hàng, chuyển khoản...).</w:t>
-            </w:r>
-          </w:p>
-          <w:p>
-            <w:pPr>
-              <w:numPr>
-                <w:ilvl w:val="0"/>
-                <w:numId w:val="3"/>
-              </w:numPr>
-              <w:spacing w:line="360" w:lineRule="auto"/>
-              <w:contextualSpacing/>
-              <w:jc w:val="both"/>
-              <w:rPr>
-                <w:rFonts w:ascii="Times New Roman" w:eastAsia="Calibri" w:hAnsi="Times New Roman" w:cs="Times New Roman"/>
-                <w:sz w:val="26"/>
-                <w:szCs w:val="26"/>
-              </w:rPr>
-            </w:pPr>
-            <w:r>
-              <w:rPr>
-                <w:rFonts w:ascii="Times New Roman" w:eastAsia="Calibri" w:hAnsi="Times New Roman" w:cs="Times New Roman"/>
-                <w:sz w:val="26"/>
-                <w:szCs w:val="26"/>
-              </w:rPr>
-              <w:t>Sau khi xác nhận đặt hàng:</w:t>
-            </w:r>
-          </w:p>
-          <w:p>
-            <w:pPr>
-              <w:spacing w:line="360" w:lineRule="auto"/>
-              <w:ind w:left="720"/>
-              <w:contextualSpacing/>
-              <w:jc w:val="both"/>
-              <w:rPr>
-                <w:rFonts w:ascii="Times New Roman" w:eastAsia="Calibri" w:hAnsi="Times New Roman" w:cs="Times New Roman"/>
-                <w:sz w:val="26"/>
-                <w:szCs w:val="26"/>
-              </w:rPr>
-            </w:pPr>
-            <w:r>
-              <w:rPr>
-                <w:rFonts w:ascii="Times New Roman" w:eastAsia="Calibri" w:hAnsi="Times New Roman" w:cs="Times New Roman"/>
-                <w:sz w:val="26"/>
-                <w:szCs w:val="26"/>
-                <w:lang w:val="vi-VN"/>
-              </w:rPr>
-              <w:t xml:space="preserve">+ </w:t>
-            </w:r>
-            <w:r>
-              <w:rPr>
-                <w:rFonts w:ascii="Times New Roman" w:eastAsia="Calibri" w:hAnsi="Times New Roman" w:cs="Times New Roman"/>
-                <w:sz w:val="26"/>
-                <w:szCs w:val="26"/>
-              </w:rPr>
-              <w:t>Hệ thống tạo đơn hàng mới và lưu vào hệ thống.</w:t>
-            </w:r>
-          </w:p>
-          <w:p>
-            <w:pPr>
-              <w:spacing w:line="360" w:lineRule="auto"/>
-              <w:ind w:left="720"/>
-              <w:contextualSpacing/>
-              <w:jc w:val="both"/>
-              <w:rPr>
-                <w:rFonts w:ascii="Times New Roman" w:eastAsia="Calibri" w:hAnsi="Times New Roman" w:cs="Times New Roman"/>
-                <w:sz w:val="26"/>
-                <w:szCs w:val="26"/>
-              </w:rPr>
-            </w:pPr>
-            <w:r>
-              <w:rPr>
-                <w:rFonts w:ascii="Times New Roman" w:eastAsia="Calibri" w:hAnsi="Times New Roman" w:cs="Times New Roman"/>
-                <w:sz w:val="26"/>
-                <w:szCs w:val="26"/>
-                <w:lang w:val="vi-VN"/>
-              </w:rPr>
-              <w:t xml:space="preserve">+ </w:t>
-            </w:r>
-            <w:r>
-              <w:rPr>
-                <w:rFonts w:ascii="Times New Roman" w:eastAsia="Calibri" w:hAnsi="Times New Roman" w:cs="Times New Roman"/>
-                <w:sz w:val="26"/>
-                <w:szCs w:val="26"/>
-              </w:rPr>
-              <w:t>Cập nhật số lượng tồn kho của sản phẩm.</w:t>
-            </w:r>
-          </w:p>
-          <w:p>
-            <w:pPr>
-              <w:spacing w:line="360" w:lineRule="auto"/>
-              <w:ind w:left="720"/>
-              <w:contextualSpacing/>
-              <w:jc w:val="both"/>
-              <w:rPr>
-                <w:rFonts w:ascii="Times New Roman" w:eastAsia="Calibri" w:hAnsi="Times New Roman" w:cs="Times New Roman"/>
-                <w:sz w:val="26"/>
-                <w:szCs w:val="26"/>
-              </w:rPr>
-            </w:pPr>
-            <w:r>
-              <w:rPr>
-                <w:rFonts w:ascii="Times New Roman" w:eastAsia="Calibri" w:hAnsi="Times New Roman" w:cs="Times New Roman"/>
-                <w:sz w:val="26"/>
-                <w:szCs w:val="26"/>
-                <w:lang w:val="vi-VN"/>
-              </w:rPr>
-              <w:t xml:space="preserve">+ </w:t>
-            </w:r>
-            <w:r>
-              <w:rPr>
-                <w:rFonts w:ascii="Times New Roman" w:eastAsia="Calibri" w:hAnsi="Times New Roman" w:cs="Times New Roman"/>
-                <w:sz w:val="26"/>
-                <w:szCs w:val="26"/>
-              </w:rPr>
-              <w:t>Hiển thị thông báo “Đặt hàng thành công”.</w:t>
-            </w:r>
-          </w:p>
-          <w:p>
-            <w:pPr>
-              <w:numPr>
-                <w:ilvl w:val="0"/>
-                <w:numId w:val="3"/>
-              </w:numPr>
-              <w:spacing w:line="360" w:lineRule="auto"/>
-              <w:contextualSpacing/>
-              <w:jc w:val="both"/>
-              <w:rPr>
-                <w:rFonts w:ascii="Times New Roman" w:eastAsia="Calibri" w:hAnsi="Times New Roman" w:cs="Times New Roman"/>
-                <w:sz w:val="26"/>
-                <w:szCs w:val="26"/>
-              </w:rPr>
-            </w:pPr>
-            <w:r>
-              <w:rPr>
-                <w:rFonts w:ascii="Times New Roman" w:eastAsia="Calibri" w:hAnsi="Times New Roman" w:cs="Times New Roman"/>
-                <w:sz w:val="26"/>
-                <w:szCs w:val="26"/>
-              </w:rPr>
-              <w:t>Sau khi đặt hàng thành công, giỏ hàng được làm trống.</w:t>
+              <w:t>Nếu người dùng chưa mua sản phẩm, hệ thống không cho phép đánh giá và hiển thị thông báo phù hợp.</w:t>
             </w:r>
           </w:p>
         </w:tc>
@@ -15244,7 +15842,6 @@
                 <w:szCs w:val="26"/>
                 <w:lang w:val="vi-VN"/>
               </w:rPr>
-              <w:lastRenderedPageBreak/>
               <w:t xml:space="preserve">- </w:t>
             </w:r>
             <w:r>
@@ -15253,7 +15850,7 @@
                 <w:sz w:val="26"/>
                 <w:szCs w:val="26"/>
               </w:rPr>
-              <w:t>Thông tin người nhận phải chính xác và đầy đủ.</w:t>
+              <w:t>Mỗi người dùng chỉ được đánh giá một lần cho mỗi sản phẩm</w:t>
             </w:r>
           </w:p>
         </w:tc>
@@ -15276,9 +15873,6 @@
           <w:szCs w:val="26"/>
         </w:rPr>
       </w:pPr>
-      <w:bookmarkStart w:id="22" w:name="_Toc226101807"/>
-      <w:bookmarkEnd w:id="6"/>
-      <w:bookmarkEnd w:id="21"/>
       <w:r>
         <w:rPr>
           <w:rFonts w:ascii="Times New Roman" w:eastAsia="Calibri" w:hAnsi="Times New Roman" w:cs="Times New Roman"/>
@@ -15286,7 +15880,16 @@
           <w:sz w:val="26"/>
           <w:szCs w:val="26"/>
         </w:rPr>
-        <w:lastRenderedPageBreak/>
+        <w:t xml:space="preserve"> </w:t>
+      </w:r>
+      <w:bookmarkStart w:id="22" w:name="_Toc226101808"/>
+      <w:r>
+        <w:rPr>
+          <w:rFonts w:ascii="Times New Roman" w:eastAsia="Calibri" w:hAnsi="Times New Roman" w:cs="Times New Roman"/>
+          <w:b/>
+          <w:sz w:val="26"/>
+          <w:szCs w:val="26"/>
+        </w:rPr>
         <w:t xml:space="preserve">User Story </w:t>
       </w:r>
       <w:r>
@@ -15297,7 +15900,7 @@
           <w:szCs w:val="26"/>
           <w:lang w:val="vi-VN"/>
         </w:rPr>
-        <w:t>14</w:t>
+        <w:t>15</w:t>
       </w:r>
       <w:r>
         <w:rPr>
@@ -15306,7 +15909,7 @@
           <w:sz w:val="26"/>
           <w:szCs w:val="26"/>
         </w:rPr>
-        <w:t>:</w:t>
+        <w:t xml:space="preserve">: </w:t>
       </w:r>
       <w:r>
         <w:rPr>
@@ -15316,7 +15919,7 @@
           <w:szCs w:val="26"/>
           <w:lang w:val="vi-VN"/>
         </w:rPr>
-        <w:t xml:space="preserve"> Đánh giá sản phẩm</w:t>
+        <w:t>Quản lý người dùng</w:t>
       </w:r>
       <w:bookmarkEnd w:id="22"/>
     </w:p>
@@ -15359,7 +15962,7 @@
                 <w:sz w:val="26"/>
                 <w:szCs w:val="26"/>
               </w:rPr>
-              <w:t>Là Khách hàng, tôi muốn đánh giá và nhận xét sản phẩm đã mua để chia sẻ trải nghiệm và giúp người dùng khác tham khảo.</w:t>
+              <w:t>Là Admin, tôi muốn quản lý thông tin người dùng để kiểm soát hoạt động tài khoản và đảm bảo hệ thống vận hành hiệu quả.</w:t>
             </w:r>
           </w:p>
         </w:tc>
@@ -15409,17 +16012,15 @@
                 <w:rFonts w:ascii="Times New Roman" w:eastAsia="Calibri" w:hAnsi="Times New Roman" w:cs="Times New Roman"/>
                 <w:sz w:val="26"/>
                 <w:szCs w:val="26"/>
-                <w:lang w:val="vi-VN"/>
-              </w:rPr>
-            </w:pPr>
-            <w:r>
-              <w:rPr>
-                <w:rFonts w:ascii="Times New Roman" w:eastAsia="Calibri" w:hAnsi="Times New Roman" w:cs="Times New Roman"/>
-                <w:sz w:val="26"/>
-                <w:szCs w:val="26"/>
-                <w:lang w:val="vi-VN"/>
-              </w:rPr>
-              <w:t>Khách hàng</w:t>
+              </w:rPr>
+            </w:pPr>
+            <w:r>
+              <w:rPr>
+                <w:rFonts w:ascii="Times New Roman" w:eastAsia="Calibri" w:hAnsi="Times New Roman" w:cs="Times New Roman"/>
+                <w:sz w:val="26"/>
+                <w:szCs w:val="26"/>
+              </w:rPr>
+              <w:t>Admin</w:t>
             </w:r>
           </w:p>
         </w:tc>
@@ -15463,66 +16064,39 @@
           <w:p>
             <w:pPr>
               <w:spacing w:line="360" w:lineRule="auto"/>
-              <w:jc w:val="both"/>
-              <w:rPr>
-                <w:rFonts w:ascii="Times New Roman" w:eastAsia="Calibri" w:hAnsi="Times New Roman" w:cs="Times New Roman"/>
-                <w:sz w:val="26"/>
-                <w:szCs w:val="26"/>
-              </w:rPr>
-            </w:pPr>
-            <w:r>
-              <w:rPr>
-                <w:rFonts w:ascii="Times New Roman" w:eastAsia="Calibri" w:hAnsi="Times New Roman" w:cs="Times New Roman"/>
-                <w:sz w:val="26"/>
-                <w:szCs w:val="26"/>
-                <w:lang w:val="vi-VN"/>
-              </w:rPr>
-              <w:t>-</w:t>
-            </w:r>
-            <w:r>
-              <w:rPr>
-                <w:rFonts w:ascii="Times New Roman" w:eastAsia="Calibri" w:hAnsi="Times New Roman" w:cs="Times New Roman"/>
-                <w:sz w:val="26"/>
-                <w:szCs w:val="26"/>
-              </w:rPr>
-              <w:t xml:space="preserve"> </w:t>
-            </w:r>
-            <w:r>
-              <w:rPr>
-                <w:rFonts w:ascii="Times New Roman" w:eastAsia="Calibri" w:hAnsi="Times New Roman" w:cs="Times New Roman"/>
-                <w:sz w:val="26"/>
-                <w:szCs w:val="26"/>
-              </w:rPr>
-              <w:t>Đăng nhập thành công vào hệ thống.</w:t>
-            </w:r>
-          </w:p>
-          <w:p>
-            <w:pPr>
-              <w:spacing w:line="360" w:lineRule="auto"/>
-              <w:contextualSpacing/>
-              <w:jc w:val="both"/>
-              <w:rPr>
-                <w:rFonts w:ascii="Times New Roman" w:eastAsia="Calibri" w:hAnsi="Times New Roman" w:cs="Times New Roman"/>
-                <w:sz w:val="26"/>
-                <w:szCs w:val="26"/>
-              </w:rPr>
-            </w:pPr>
-            <w:r>
-              <w:rPr>
-                <w:rFonts w:ascii="Times New Roman" w:eastAsia="Calibri" w:hAnsi="Times New Roman" w:cs="Times New Roman"/>
-                <w:sz w:val="26"/>
-                <w:szCs w:val="26"/>
-                <w:lang w:val="vi-VN"/>
-              </w:rPr>
-              <w:t xml:space="preserve">- </w:t>
-            </w:r>
-            <w:r>
-              <w:rPr>
-                <w:rFonts w:ascii="Times New Roman" w:eastAsia="Calibri" w:hAnsi="Times New Roman" w:cs="Times New Roman"/>
-                <w:sz w:val="26"/>
-                <w:szCs w:val="26"/>
-              </w:rPr>
-              <w:t>Người dùng đã mua và nhận sản phẩm (đơn hàng ở trạng thái đã giao).</w:t>
+              <w:contextualSpacing/>
+              <w:jc w:val="both"/>
+              <w:rPr>
+                <w:rFonts w:ascii="Times New Roman" w:eastAsia="Calibri" w:hAnsi="Times New Roman" w:cs="Times New Roman"/>
+                <w:sz w:val="26"/>
+                <w:szCs w:val="26"/>
+                <w:lang w:val="vi-VN"/>
+              </w:rPr>
+            </w:pPr>
+            <w:r>
+              <w:rPr>
+                <w:rFonts w:ascii="Times New Roman" w:eastAsia="Calibri" w:hAnsi="Times New Roman" w:cs="Times New Roman"/>
+                <w:sz w:val="26"/>
+                <w:szCs w:val="26"/>
+              </w:rPr>
+              <w:t>Đăng nhập thành công vào hệ thố</w:t>
+            </w:r>
+            <w:r>
+              <w:rPr>
+                <w:rFonts w:ascii="Times New Roman" w:eastAsia="Calibri" w:hAnsi="Times New Roman" w:cs="Times New Roman"/>
+                <w:sz w:val="26"/>
+                <w:szCs w:val="26"/>
+              </w:rPr>
+              <w:t>ng</w:t>
+            </w:r>
+            <w:r>
+              <w:rPr>
+                <w:rFonts w:ascii="Times New Roman" w:eastAsia="Calibri" w:hAnsi="Times New Roman" w:cs="Times New Roman"/>
+                <w:sz w:val="26"/>
+                <w:szCs w:val="26"/>
+                <w:lang w:val="vi-VN"/>
+              </w:rPr>
+              <w:t xml:space="preserve"> bằng tài khoản Admin.</w:t>
             </w:r>
           </w:p>
         </w:tc>
@@ -15581,7 +16155,7 @@
                 <w:sz w:val="26"/>
                 <w:szCs w:val="26"/>
               </w:rPr>
-              <w:t>Khi truy cập vào sản phẩm đã mua, người dùng có thể thực hiện đánh giá:</w:t>
+              <w:t>Khi truy cập vào chức năng quản lý người dùng, hệ thống hiển thị danh sách người dùng, bao gồm:</w:t>
             </w:r>
           </w:p>
           <w:p>
@@ -15603,6 +16177,28 @@
                 <w:szCs w:val="26"/>
                 <w:lang w:val="vi-VN"/>
               </w:rPr>
+              <w:t>+ Avatar</w:t>
+            </w:r>
+          </w:p>
+          <w:p>
+            <w:pPr>
+              <w:spacing w:line="360" w:lineRule="auto"/>
+              <w:ind w:left="720"/>
+              <w:contextualSpacing/>
+              <w:jc w:val="both"/>
+              <w:rPr>
+                <w:rFonts w:ascii="Times New Roman" w:eastAsia="Calibri" w:hAnsi="Times New Roman" w:cs="Times New Roman"/>
+                <w:sz w:val="26"/>
+                <w:szCs w:val="26"/>
+              </w:rPr>
+            </w:pPr>
+            <w:r>
+              <w:rPr>
+                <w:rFonts w:ascii="Times New Roman" w:eastAsia="Calibri" w:hAnsi="Times New Roman" w:cs="Times New Roman"/>
+                <w:sz w:val="26"/>
+                <w:szCs w:val="26"/>
+                <w:lang w:val="vi-VN"/>
+              </w:rPr>
               <w:t xml:space="preserve">+ </w:t>
             </w:r>
             <w:r>
@@ -15611,7 +16207,7 @@
                 <w:sz w:val="26"/>
                 <w:szCs w:val="26"/>
               </w:rPr>
-              <w:t>Chọn số sao (ví dụ: từ 1 đến 5 sao)</w:t>
+              <w:t>Tên người dùng</w:t>
             </w:r>
           </w:p>
           <w:p>
@@ -15633,6 +16229,7 @@
                 <w:szCs w:val="26"/>
                 <w:lang w:val="vi-VN"/>
               </w:rPr>
+              <w:lastRenderedPageBreak/>
               <w:t xml:space="preserve">+ </w:t>
             </w:r>
             <w:r>
@@ -15641,7 +16238,67 @@
                 <w:sz w:val="26"/>
                 <w:szCs w:val="26"/>
               </w:rPr>
-              <w:t>Nhập nội dung nhận xét</w:t>
+              <w:t>Email</w:t>
+            </w:r>
+          </w:p>
+          <w:p>
+            <w:pPr>
+              <w:spacing w:line="360" w:lineRule="auto"/>
+              <w:ind w:left="720"/>
+              <w:contextualSpacing/>
+              <w:jc w:val="both"/>
+              <w:rPr>
+                <w:rFonts w:ascii="Times New Roman" w:eastAsia="Calibri" w:hAnsi="Times New Roman" w:cs="Times New Roman"/>
+                <w:sz w:val="26"/>
+                <w:szCs w:val="26"/>
+              </w:rPr>
+            </w:pPr>
+            <w:r>
+              <w:rPr>
+                <w:rFonts w:ascii="Times New Roman" w:eastAsia="Calibri" w:hAnsi="Times New Roman" w:cs="Times New Roman"/>
+                <w:sz w:val="26"/>
+                <w:szCs w:val="26"/>
+                <w:lang w:val="vi-VN"/>
+              </w:rPr>
+              <w:t xml:space="preserve">+ </w:t>
+            </w:r>
+            <w:r>
+              <w:rPr>
+                <w:rFonts w:ascii="Times New Roman" w:eastAsia="Calibri" w:hAnsi="Times New Roman" w:cs="Times New Roman"/>
+                <w:sz w:val="26"/>
+                <w:szCs w:val="26"/>
+              </w:rPr>
+              <w:t>Số điện thoại</w:t>
+            </w:r>
+          </w:p>
+          <w:p>
+            <w:pPr>
+              <w:spacing w:line="360" w:lineRule="auto"/>
+              <w:ind w:left="720"/>
+              <w:contextualSpacing/>
+              <w:jc w:val="both"/>
+              <w:rPr>
+                <w:rFonts w:ascii="Times New Roman" w:eastAsia="Calibri" w:hAnsi="Times New Roman" w:cs="Times New Roman"/>
+                <w:sz w:val="26"/>
+                <w:szCs w:val="26"/>
+              </w:rPr>
+            </w:pPr>
+            <w:r>
+              <w:rPr>
+                <w:rFonts w:ascii="Times New Roman" w:eastAsia="Calibri" w:hAnsi="Times New Roman" w:cs="Times New Roman"/>
+                <w:sz w:val="26"/>
+                <w:szCs w:val="26"/>
+                <w:lang w:val="vi-VN"/>
+              </w:rPr>
+              <w:t xml:space="preserve">+ </w:t>
+            </w:r>
+            <w:r>
+              <w:rPr>
+                <w:rFonts w:ascii="Times New Roman" w:eastAsia="Calibri" w:hAnsi="Times New Roman" w:cs="Times New Roman"/>
+                <w:sz w:val="26"/>
+                <w:szCs w:val="26"/>
+              </w:rPr>
+              <w:t>Vai trò (Admin / Khách hàng)</w:t>
             </w:r>
           </w:p>
           <w:p>
@@ -15665,7 +16322,7 @@
                 <w:sz w:val="26"/>
                 <w:szCs w:val="26"/>
               </w:rPr>
-              <w:t>Khi gửi đánh giá:</w:t>
+              <w:t>Admin có thể thực hiện các thao tác:</w:t>
             </w:r>
           </w:p>
           <w:p>
@@ -15678,6 +16335,7 @@
                 <w:rFonts w:ascii="Times New Roman" w:eastAsia="Calibri" w:hAnsi="Times New Roman" w:cs="Times New Roman"/>
                 <w:sz w:val="26"/>
                 <w:szCs w:val="26"/>
+                <w:lang w:val="vi-VN"/>
               </w:rPr>
             </w:pPr>
             <w:r>
@@ -15694,38 +16352,34 @@
                 <w:rFonts w:ascii="Times New Roman" w:eastAsia="Calibri" w:hAnsi="Times New Roman" w:cs="Times New Roman"/>
                 <w:sz w:val="26"/>
                 <w:szCs w:val="26"/>
-              </w:rPr>
-              <w:t>Nếu hợp lệ, hệ thống lưu đánh giá và hiển thị trong phần đánh giá sản phẩm.</w:t>
-            </w:r>
-          </w:p>
-          <w:p>
-            <w:pPr>
-              <w:spacing w:line="360" w:lineRule="auto"/>
-              <w:ind w:left="720"/>
-              <w:contextualSpacing/>
-              <w:jc w:val="both"/>
-              <w:rPr>
-                <w:rFonts w:ascii="Times New Roman" w:eastAsia="Calibri" w:hAnsi="Times New Roman" w:cs="Times New Roman"/>
-                <w:sz w:val="26"/>
-                <w:szCs w:val="26"/>
-              </w:rPr>
-            </w:pPr>
-            <w:r>
-              <w:rPr>
-                <w:rFonts w:ascii="Times New Roman" w:eastAsia="Calibri" w:hAnsi="Times New Roman" w:cs="Times New Roman"/>
-                <w:sz w:val="26"/>
-                <w:szCs w:val="26"/>
-                <w:lang w:val="vi-VN"/>
-              </w:rPr>
-              <w:t xml:space="preserve">+ </w:t>
-            </w:r>
-            <w:r>
-              <w:rPr>
-                <w:rFonts w:ascii="Times New Roman" w:eastAsia="Calibri" w:hAnsi="Times New Roman" w:cs="Times New Roman"/>
-                <w:sz w:val="26"/>
-                <w:szCs w:val="26"/>
-              </w:rPr>
-              <w:t>Hệ thống thông báo “Đánh giá thành công”.</w:t>
+                <w:lang w:val="vi-VN"/>
+              </w:rPr>
+              <w:t xml:space="preserve">Khóa </w:t>
+            </w:r>
+            <w:r>
+              <w:rPr>
+                <w:rFonts w:ascii="Times New Roman" w:eastAsia="Calibri" w:hAnsi="Times New Roman" w:cs="Times New Roman"/>
+                <w:sz w:val="26"/>
+                <w:szCs w:val="26"/>
+              </w:rPr>
+              <w:t>ngườ</w:t>
+            </w:r>
+            <w:r>
+              <w:rPr>
+                <w:rFonts w:ascii="Times New Roman" w:eastAsia="Calibri" w:hAnsi="Times New Roman" w:cs="Times New Roman"/>
+                <w:sz w:val="26"/>
+                <w:szCs w:val="26"/>
+              </w:rPr>
+              <w:t xml:space="preserve">i </w:t>
+            </w:r>
+            <w:r>
+              <w:rPr>
+                <w:rFonts w:ascii="Times New Roman" w:eastAsia="Calibri" w:hAnsi="Times New Roman" w:cs="Times New Roman"/>
+                <w:sz w:val="26"/>
+                <w:szCs w:val="26"/>
+                <w:lang w:val="vi-VN"/>
+              </w:rPr>
+              <w:t>dùng.</w:t>
             </w:r>
           </w:p>
           <w:p>
@@ -15749,339 +16403,37 @@
                 <w:sz w:val="26"/>
                 <w:szCs w:val="26"/>
               </w:rPr>
-              <w:t>Nếu người dùng chưa mua sản phẩm, hệ thống không cho phép đánh giá và hiển thị thông báo phù hợp.</w:t>
-            </w:r>
-          </w:p>
-        </w:tc>
-      </w:tr>
-      <w:tr>
-        <w:trPr>
-          <w:jc w:val="center"/>
-        </w:trPr>
-        <w:tc>
-          <w:tcPr>
-            <w:tcW w:w="2565" w:type="dxa"/>
-            <w:shd w:val="clear" w:color="auto" w:fill="DBE5F1"/>
-          </w:tcPr>
-          <w:p>
-            <w:pPr>
-              <w:spacing w:line="360" w:lineRule="auto"/>
-              <w:contextualSpacing/>
-              <w:jc w:val="both"/>
-              <w:rPr>
-                <w:rFonts w:ascii="Times New Roman" w:eastAsia="Calibri" w:hAnsi="Times New Roman" w:cs="Times New Roman"/>
-                <w:b/>
-                <w:sz w:val="26"/>
-                <w:szCs w:val="26"/>
-              </w:rPr>
-            </w:pPr>
-            <w:r>
-              <w:rPr>
-                <w:rFonts w:ascii="Times New Roman" w:eastAsia="Calibri" w:hAnsi="Times New Roman" w:cs="Times New Roman"/>
-                <w:b/>
-                <w:sz w:val="26"/>
-                <w:szCs w:val="26"/>
-              </w:rPr>
-              <w:t>Điều kiện ràng buộc</w:t>
-            </w:r>
-          </w:p>
-        </w:tc>
-        <w:tc>
-          <w:tcPr>
-            <w:tcW w:w="6497" w:type="dxa"/>
-          </w:tcPr>
-          <w:p>
-            <w:pPr>
-              <w:spacing w:line="360" w:lineRule="auto"/>
-              <w:jc w:val="both"/>
-              <w:rPr>
-                <w:rFonts w:ascii="Times New Roman" w:eastAsia="Calibri" w:hAnsi="Times New Roman" w:cs="Times New Roman"/>
-                <w:sz w:val="26"/>
-                <w:szCs w:val="26"/>
-              </w:rPr>
-            </w:pPr>
-            <w:r>
-              <w:rPr>
-                <w:rFonts w:ascii="Times New Roman" w:eastAsia="Calibri" w:hAnsi="Times New Roman" w:cs="Times New Roman"/>
-                <w:sz w:val="26"/>
-                <w:szCs w:val="26"/>
-                <w:lang w:val="vi-VN"/>
-              </w:rPr>
-              <w:t>-</w:t>
-            </w:r>
-            <w:r>
-              <w:rPr>
-                <w:rFonts w:ascii="Times New Roman" w:eastAsia="Calibri" w:hAnsi="Times New Roman" w:cs="Times New Roman"/>
-                <w:sz w:val="26"/>
-                <w:szCs w:val="26"/>
-              </w:rPr>
-              <w:t xml:space="preserve"> </w:t>
-            </w:r>
-            <w:r>
-              <w:rPr>
-                <w:rFonts w:ascii="Times New Roman" w:eastAsia="Calibri" w:hAnsi="Times New Roman" w:cs="Times New Roman"/>
-                <w:sz w:val="26"/>
-                <w:szCs w:val="26"/>
-              </w:rPr>
-              <w:t>Account phải tồn tại trong hệ thống</w:t>
-            </w:r>
-          </w:p>
-          <w:p>
-            <w:pPr>
-              <w:spacing w:line="360" w:lineRule="auto"/>
-              <w:contextualSpacing/>
-              <w:jc w:val="both"/>
-              <w:rPr>
-                <w:rFonts w:ascii="Times New Roman" w:eastAsia="Calibri" w:hAnsi="Times New Roman" w:cs="Times New Roman"/>
-                <w:sz w:val="26"/>
-                <w:szCs w:val="26"/>
-              </w:rPr>
-            </w:pPr>
-            <w:r>
-              <w:rPr>
-                <w:rFonts w:ascii="Times New Roman" w:eastAsia="Calibri" w:hAnsi="Times New Roman" w:cs="Times New Roman"/>
-                <w:sz w:val="26"/>
-                <w:szCs w:val="26"/>
-                <w:lang w:val="vi-VN"/>
-              </w:rPr>
-              <w:t xml:space="preserve">- </w:t>
-            </w:r>
-            <w:r>
-              <w:rPr>
-                <w:rFonts w:ascii="Times New Roman" w:eastAsia="Calibri" w:hAnsi="Times New Roman" w:cs="Times New Roman"/>
-                <w:sz w:val="26"/>
-                <w:szCs w:val="26"/>
-              </w:rPr>
-              <w:t>Mỗi người dùng chỉ được đánh giá một lần cho mỗi sản phẩm</w:t>
-            </w:r>
-          </w:p>
-        </w:tc>
-      </w:tr>
-    </w:tbl>
-    <w:p>
-      <w:pPr>
-        <w:numPr>
-          <w:ilvl w:val="1"/>
-          <w:numId w:val="1"/>
-        </w:numPr>
-        <w:spacing w:after="0" w:line="360" w:lineRule="auto"/>
-        <w:contextualSpacing/>
-        <w:jc w:val="both"/>
-        <w:outlineLvl w:val="1"/>
-        <w:rPr>
-          <w:rFonts w:ascii="Times New Roman" w:eastAsia="Calibri" w:hAnsi="Times New Roman" w:cs="Times New Roman"/>
-          <w:b/>
-          <w:sz w:val="26"/>
-          <w:szCs w:val="26"/>
-        </w:rPr>
-      </w:pPr>
-      <w:r>
-        <w:rPr>
-          <w:rFonts w:ascii="Times New Roman" w:eastAsia="Calibri" w:hAnsi="Times New Roman" w:cs="Times New Roman"/>
-          <w:b/>
-          <w:sz w:val="26"/>
-          <w:szCs w:val="26"/>
-        </w:rPr>
-        <w:t xml:space="preserve"> </w:t>
-      </w:r>
-      <w:bookmarkStart w:id="23" w:name="_Toc226101808"/>
-      <w:r>
-        <w:rPr>
-          <w:rFonts w:ascii="Times New Roman" w:eastAsia="Calibri" w:hAnsi="Times New Roman" w:cs="Times New Roman"/>
-          <w:b/>
-          <w:sz w:val="26"/>
-          <w:szCs w:val="26"/>
-        </w:rPr>
-        <w:t xml:space="preserve">User Story </w:t>
-      </w:r>
-      <w:r>
-        <w:rPr>
-          <w:rFonts w:ascii="Times New Roman" w:eastAsia="Calibri" w:hAnsi="Times New Roman" w:cs="Times New Roman"/>
-          <w:b/>
-          <w:sz w:val="26"/>
-          <w:szCs w:val="26"/>
-          <w:lang w:val="vi-VN"/>
-        </w:rPr>
-        <w:t>15</w:t>
-      </w:r>
-      <w:r>
-        <w:rPr>
-          <w:rFonts w:ascii="Times New Roman" w:eastAsia="Calibri" w:hAnsi="Times New Roman" w:cs="Times New Roman"/>
-          <w:b/>
-          <w:sz w:val="26"/>
-          <w:szCs w:val="26"/>
-        </w:rPr>
-        <w:t xml:space="preserve">: </w:t>
-      </w:r>
-      <w:r>
-        <w:rPr>
-          <w:rFonts w:ascii="Times New Roman" w:eastAsia="Calibri" w:hAnsi="Times New Roman" w:cs="Times New Roman"/>
-          <w:b/>
-          <w:sz w:val="26"/>
-          <w:szCs w:val="26"/>
-          <w:lang w:val="vi-VN"/>
-        </w:rPr>
-        <w:t>Quản lý người dùng</w:t>
-      </w:r>
-      <w:bookmarkEnd w:id="23"/>
-    </w:p>
-    <w:tbl>
-      <w:tblPr>
-        <w:tblStyle w:val="TableGrid"/>
-        <w:tblW w:w="0" w:type="auto"/>
-        <w:jc w:val="center"/>
-        <w:tblLook w:val="04A0" w:firstRow="1" w:lastRow="0" w:firstColumn="1" w:lastColumn="0" w:noHBand="0" w:noVBand="1"/>
-      </w:tblPr>
-      <w:tblGrid>
-        <w:gridCol w:w="2565"/>
-        <w:gridCol w:w="6497"/>
-      </w:tblGrid>
-      <w:tr>
-        <w:trPr>
-          <w:jc w:val="center"/>
-        </w:trPr>
-        <w:tc>
-          <w:tcPr>
-            <w:tcW w:w="9062" w:type="dxa"/>
-            <w:gridSpan w:val="2"/>
-            <w:shd w:val="clear" w:color="auto" w:fill="auto"/>
-          </w:tcPr>
-          <w:p>
-            <w:pPr>
-              <w:spacing w:line="360" w:lineRule="auto"/>
-              <w:contextualSpacing/>
-              <w:jc w:val="both"/>
-              <w:rPr>
-                <w:rFonts w:ascii="Times New Roman" w:eastAsia="Calibri" w:hAnsi="Times New Roman" w:cs="Times New Roman"/>
-                <w:sz w:val="26"/>
-                <w:szCs w:val="26"/>
-              </w:rPr>
-            </w:pPr>
-            <w:r>
-              <w:rPr>
-                <w:rFonts w:ascii="Times New Roman" w:eastAsia="Calibri" w:hAnsi="Times New Roman" w:cs="Times New Roman"/>
-                <w:bCs/>
-                <w:sz w:val="26"/>
-                <w:szCs w:val="26"/>
-              </w:rPr>
-              <w:t>Là Admin, tôi muốn quản lý thông tin người dùng để kiểm soát hoạt động tài khoản và đảm bảo hệ thống vận hành hiệu quả.</w:t>
-            </w:r>
-          </w:p>
-        </w:tc>
-      </w:tr>
-      <w:tr>
-        <w:trPr>
-          <w:jc w:val="center"/>
-        </w:trPr>
-        <w:tc>
-          <w:tcPr>
-            <w:tcW w:w="2565" w:type="dxa"/>
-            <w:shd w:val="clear" w:color="auto" w:fill="DBE5F1"/>
-          </w:tcPr>
-          <w:p>
-            <w:pPr>
-              <w:spacing w:line="360" w:lineRule="auto"/>
-              <w:contextualSpacing/>
-              <w:jc w:val="both"/>
-              <w:rPr>
-                <w:rFonts w:ascii="Times New Roman" w:eastAsia="Calibri" w:hAnsi="Times New Roman" w:cs="Times New Roman"/>
-                <w:b/>
-                <w:sz w:val="26"/>
-                <w:szCs w:val="26"/>
-              </w:rPr>
-            </w:pPr>
-            <w:r>
-              <w:rPr>
-                <w:rFonts w:ascii="Times New Roman" w:eastAsia="Calibri" w:hAnsi="Times New Roman" w:cs="Times New Roman"/>
-                <w:b/>
-                <w:sz w:val="26"/>
-                <w:szCs w:val="26"/>
-              </w:rPr>
-              <w:t>Tác nhân</w:t>
-            </w:r>
-          </w:p>
-        </w:tc>
-        <w:tc>
-          <w:tcPr>
-            <w:tcW w:w="6497" w:type="dxa"/>
-          </w:tcPr>
-          <w:p>
-            <w:pPr>
-              <w:spacing w:line="360" w:lineRule="auto"/>
-              <w:contextualSpacing/>
-              <w:jc w:val="both"/>
-              <w:rPr>
-                <w:rFonts w:ascii="Times New Roman" w:eastAsia="Calibri" w:hAnsi="Times New Roman" w:cs="Times New Roman"/>
-                <w:sz w:val="26"/>
-                <w:szCs w:val="26"/>
-              </w:rPr>
-            </w:pPr>
-            <w:r>
-              <w:rPr>
-                <w:rFonts w:ascii="Times New Roman" w:eastAsia="Calibri" w:hAnsi="Times New Roman" w:cs="Times New Roman"/>
-                <w:sz w:val="26"/>
-                <w:szCs w:val="26"/>
-              </w:rPr>
-              <w:t>Admin</w:t>
-            </w:r>
-          </w:p>
-        </w:tc>
-      </w:tr>
-      <w:tr>
-        <w:trPr>
-          <w:jc w:val="center"/>
-        </w:trPr>
-        <w:tc>
-          <w:tcPr>
-            <w:tcW w:w="2565" w:type="dxa"/>
-            <w:shd w:val="clear" w:color="auto" w:fill="DBE5F1"/>
-          </w:tcPr>
-          <w:p>
-            <w:pPr>
-              <w:spacing w:line="360" w:lineRule="auto"/>
-              <w:contextualSpacing/>
-              <w:jc w:val="both"/>
-              <w:rPr>
-                <w:rFonts w:ascii="Times New Roman" w:eastAsia="Calibri" w:hAnsi="Times New Roman" w:cs="Times New Roman"/>
-                <w:b/>
-                <w:sz w:val="26"/>
-                <w:szCs w:val="26"/>
-              </w:rPr>
-            </w:pPr>
-            <w:r>
-              <w:rPr>
-                <w:rFonts w:ascii="Times New Roman" w:eastAsia="Calibri" w:hAnsi="Times New Roman" w:cs="Times New Roman"/>
-                <w:b/>
-                <w:sz w:val="26"/>
-                <w:szCs w:val="26"/>
-              </w:rPr>
-              <w:t>Điều kiện tiên quyết</w:t>
-            </w:r>
-          </w:p>
-        </w:tc>
-        <w:tc>
-          <w:tcPr>
-            <w:tcW w:w="6497" w:type="dxa"/>
-          </w:tcPr>
-          <w:p>
-            <w:pPr>
-              <w:spacing w:line="360" w:lineRule="auto"/>
-              <w:contextualSpacing/>
-              <w:jc w:val="both"/>
-              <w:rPr>
-                <w:rFonts w:ascii="Times New Roman" w:eastAsia="Calibri" w:hAnsi="Times New Roman" w:cs="Times New Roman"/>
-                <w:sz w:val="26"/>
-                <w:szCs w:val="26"/>
-                <w:lang w:val="vi-VN"/>
-              </w:rPr>
-            </w:pPr>
-            <w:r>
-              <w:rPr>
-                <w:rFonts w:ascii="Times New Roman" w:eastAsia="Calibri" w:hAnsi="Times New Roman" w:cs="Times New Roman"/>
-                <w:sz w:val="26"/>
-                <w:szCs w:val="26"/>
-              </w:rPr>
-              <w:t>Đăng nhập thành công vào hệ thố</w:t>
+              <w:t>Khi thực hiện các thao tác:</w:t>
+            </w:r>
+          </w:p>
+          <w:p>
+            <w:pPr>
+              <w:spacing w:line="360" w:lineRule="auto"/>
+              <w:ind w:left="720"/>
+              <w:contextualSpacing/>
+              <w:jc w:val="both"/>
+              <w:rPr>
+                <w:rFonts w:ascii="Times New Roman" w:eastAsia="Calibri" w:hAnsi="Times New Roman" w:cs="Times New Roman"/>
+                <w:sz w:val="26"/>
+                <w:szCs w:val="26"/>
+              </w:rPr>
+            </w:pPr>
+            <w:r>
+              <w:rPr>
+                <w:rFonts w:ascii="Times New Roman" w:eastAsia="Calibri" w:hAnsi="Times New Roman" w:cs="Times New Roman"/>
+                <w:sz w:val="26"/>
+                <w:szCs w:val="26"/>
+                <w:lang w:val="vi-VN"/>
+              </w:rPr>
+              <w:t xml:space="preserve">+ </w:t>
+            </w:r>
+            <w:r>
+              <w:rPr>
+                <w:rFonts w:ascii="Times New Roman" w:eastAsia="Calibri" w:hAnsi="Times New Roman" w:cs="Times New Roman"/>
+                <w:sz w:val="26"/>
+                <w:szCs w:val="26"/>
+              </w:rPr>
+              <w:t>Nếu thành công, hệ thống hiển thị thông báo tương ứ</w:t>
             </w:r>
             <w:r>
               <w:rPr>
@@ -16091,342 +16443,8 @@
               </w:rPr>
               <w:t>ng</w:t>
             </w:r>
-            <w:r>
-              <w:rPr>
-                <w:rFonts w:ascii="Times New Roman" w:eastAsia="Calibri" w:hAnsi="Times New Roman" w:cs="Times New Roman"/>
-                <w:sz w:val="26"/>
-                <w:szCs w:val="26"/>
-                <w:lang w:val="vi-VN"/>
-              </w:rPr>
-              <w:t xml:space="preserve"> bằng tài khoản Admin.</w:t>
-            </w:r>
-          </w:p>
-        </w:tc>
-      </w:tr>
-      <w:tr>
-        <w:trPr>
-          <w:jc w:val="center"/>
-        </w:trPr>
-        <w:tc>
-          <w:tcPr>
-            <w:tcW w:w="9062" w:type="dxa"/>
-            <w:gridSpan w:val="2"/>
-          </w:tcPr>
-          <w:p>
-            <w:pPr>
-              <w:spacing w:after="200" w:line="360" w:lineRule="auto"/>
-              <w:contextualSpacing/>
-              <w:jc w:val="both"/>
-              <w:rPr>
-                <w:rFonts w:ascii="Times New Roman" w:eastAsia="Calibri" w:hAnsi="Times New Roman" w:cs="Times New Roman"/>
-                <w:i/>
-                <w:sz w:val="26"/>
-                <w:szCs w:val="26"/>
-              </w:rPr>
-            </w:pPr>
-            <w:r>
-              <w:rPr>
-                <w:rFonts w:ascii="Times New Roman" w:hAnsi="Times New Roman" w:cs="Times New Roman"/>
-                <w:b/>
-                <w:i/>
-                <w:color w:val="000000"/>
-                <w:sz w:val="26"/>
-                <w:szCs w:val="26"/>
-              </w:rPr>
-              <w:t>Tiêu chí chấp nhận:</w:t>
-            </w:r>
-          </w:p>
-          <w:p>
-            <w:pPr>
-              <w:numPr>
-                <w:ilvl w:val="0"/>
-                <w:numId w:val="3"/>
-              </w:numPr>
-              <w:spacing w:line="360" w:lineRule="auto"/>
-              <w:contextualSpacing/>
-              <w:jc w:val="both"/>
-              <w:rPr>
-                <w:rFonts w:ascii="Times New Roman" w:eastAsia="Calibri" w:hAnsi="Times New Roman" w:cs="Times New Roman"/>
-                <w:sz w:val="26"/>
-                <w:szCs w:val="26"/>
-              </w:rPr>
-            </w:pPr>
-            <w:r>
-              <w:rPr>
-                <w:rFonts w:ascii="Times New Roman" w:eastAsia="Calibri" w:hAnsi="Times New Roman" w:cs="Times New Roman"/>
-                <w:sz w:val="26"/>
-                <w:szCs w:val="26"/>
-              </w:rPr>
-              <w:t>Khi truy cập vào chức năng quản lý người dùng, hệ thống hiển thị danh sách người dùng, bao gồm:</w:t>
-            </w:r>
-          </w:p>
-          <w:p>
-            <w:pPr>
-              <w:spacing w:line="360" w:lineRule="auto"/>
-              <w:ind w:left="720"/>
-              <w:contextualSpacing/>
-              <w:jc w:val="both"/>
-              <w:rPr>
-                <w:rFonts w:ascii="Times New Roman" w:eastAsia="Calibri" w:hAnsi="Times New Roman" w:cs="Times New Roman"/>
-                <w:sz w:val="26"/>
-                <w:szCs w:val="26"/>
-              </w:rPr>
-            </w:pPr>
-            <w:r>
-              <w:rPr>
-                <w:rFonts w:ascii="Times New Roman" w:eastAsia="Calibri" w:hAnsi="Times New Roman" w:cs="Times New Roman"/>
-                <w:sz w:val="26"/>
-                <w:szCs w:val="26"/>
-                <w:lang w:val="vi-VN"/>
-              </w:rPr>
-              <w:t>+ Avatar</w:t>
-            </w:r>
-          </w:p>
-          <w:p>
-            <w:pPr>
-              <w:spacing w:line="360" w:lineRule="auto"/>
-              <w:ind w:left="720"/>
-              <w:contextualSpacing/>
-              <w:jc w:val="both"/>
-              <w:rPr>
-                <w:rFonts w:ascii="Times New Roman" w:eastAsia="Calibri" w:hAnsi="Times New Roman" w:cs="Times New Roman"/>
-                <w:sz w:val="26"/>
-                <w:szCs w:val="26"/>
-              </w:rPr>
-            </w:pPr>
-            <w:r>
-              <w:rPr>
-                <w:rFonts w:ascii="Times New Roman" w:eastAsia="Calibri" w:hAnsi="Times New Roman" w:cs="Times New Roman"/>
-                <w:sz w:val="26"/>
-                <w:szCs w:val="26"/>
-                <w:lang w:val="vi-VN"/>
-              </w:rPr>
-              <w:t xml:space="preserve">+ </w:t>
-            </w:r>
-            <w:r>
-              <w:rPr>
-                <w:rFonts w:ascii="Times New Roman" w:eastAsia="Calibri" w:hAnsi="Times New Roman" w:cs="Times New Roman"/>
-                <w:sz w:val="26"/>
-                <w:szCs w:val="26"/>
-              </w:rPr>
-              <w:t>Tên người dùng</w:t>
-            </w:r>
-          </w:p>
-          <w:p>
-            <w:pPr>
-              <w:spacing w:line="360" w:lineRule="auto"/>
-              <w:ind w:left="720"/>
-              <w:contextualSpacing/>
-              <w:jc w:val="both"/>
-              <w:rPr>
-                <w:rFonts w:ascii="Times New Roman" w:eastAsia="Calibri" w:hAnsi="Times New Roman" w:cs="Times New Roman"/>
-                <w:sz w:val="26"/>
-                <w:szCs w:val="26"/>
-              </w:rPr>
-            </w:pPr>
-            <w:r>
-              <w:rPr>
-                <w:rFonts w:ascii="Times New Roman" w:eastAsia="Calibri" w:hAnsi="Times New Roman" w:cs="Times New Roman"/>
-                <w:sz w:val="26"/>
-                <w:szCs w:val="26"/>
-                <w:lang w:val="vi-VN"/>
-              </w:rPr>
-              <w:lastRenderedPageBreak/>
-              <w:t xml:space="preserve">+ </w:t>
-            </w:r>
-            <w:r>
-              <w:rPr>
-                <w:rFonts w:ascii="Times New Roman" w:eastAsia="Calibri" w:hAnsi="Times New Roman" w:cs="Times New Roman"/>
-                <w:sz w:val="26"/>
-                <w:szCs w:val="26"/>
-              </w:rPr>
-              <w:t>Email</w:t>
-            </w:r>
-          </w:p>
-          <w:p>
-            <w:pPr>
-              <w:spacing w:line="360" w:lineRule="auto"/>
-              <w:ind w:left="720"/>
-              <w:contextualSpacing/>
-              <w:jc w:val="both"/>
-              <w:rPr>
-                <w:rFonts w:ascii="Times New Roman" w:eastAsia="Calibri" w:hAnsi="Times New Roman" w:cs="Times New Roman"/>
-                <w:sz w:val="26"/>
-                <w:szCs w:val="26"/>
-              </w:rPr>
-            </w:pPr>
-            <w:r>
-              <w:rPr>
-                <w:rFonts w:ascii="Times New Roman" w:eastAsia="Calibri" w:hAnsi="Times New Roman" w:cs="Times New Roman"/>
-                <w:sz w:val="26"/>
-                <w:szCs w:val="26"/>
-                <w:lang w:val="vi-VN"/>
-              </w:rPr>
-              <w:t xml:space="preserve">+ </w:t>
-            </w:r>
-            <w:r>
-              <w:rPr>
-                <w:rFonts w:ascii="Times New Roman" w:eastAsia="Calibri" w:hAnsi="Times New Roman" w:cs="Times New Roman"/>
-                <w:sz w:val="26"/>
-                <w:szCs w:val="26"/>
-              </w:rPr>
-              <w:t>Số điện thoại</w:t>
-            </w:r>
-          </w:p>
-          <w:p>
-            <w:pPr>
-              <w:spacing w:line="360" w:lineRule="auto"/>
-              <w:ind w:left="720"/>
-              <w:contextualSpacing/>
-              <w:jc w:val="both"/>
-              <w:rPr>
-                <w:rFonts w:ascii="Times New Roman" w:eastAsia="Calibri" w:hAnsi="Times New Roman" w:cs="Times New Roman"/>
-                <w:sz w:val="26"/>
-                <w:szCs w:val="26"/>
-              </w:rPr>
-            </w:pPr>
-            <w:r>
-              <w:rPr>
-                <w:rFonts w:ascii="Times New Roman" w:eastAsia="Calibri" w:hAnsi="Times New Roman" w:cs="Times New Roman"/>
-                <w:sz w:val="26"/>
-                <w:szCs w:val="26"/>
-                <w:lang w:val="vi-VN"/>
-              </w:rPr>
-              <w:t xml:space="preserve">+ </w:t>
-            </w:r>
-            <w:r>
-              <w:rPr>
-                <w:rFonts w:ascii="Times New Roman" w:eastAsia="Calibri" w:hAnsi="Times New Roman" w:cs="Times New Roman"/>
-                <w:sz w:val="26"/>
-                <w:szCs w:val="26"/>
-              </w:rPr>
-              <w:t>Vai trò (Admin / Khách hàng)</w:t>
-            </w:r>
-          </w:p>
-          <w:p>
-            <w:pPr>
-              <w:numPr>
-                <w:ilvl w:val="0"/>
-                <w:numId w:val="3"/>
-              </w:numPr>
-              <w:spacing w:line="360" w:lineRule="auto"/>
-              <w:contextualSpacing/>
-              <w:jc w:val="both"/>
-              <w:rPr>
-                <w:rFonts w:ascii="Times New Roman" w:eastAsia="Calibri" w:hAnsi="Times New Roman" w:cs="Times New Roman"/>
-                <w:sz w:val="26"/>
-                <w:szCs w:val="26"/>
-              </w:rPr>
-            </w:pPr>
-            <w:r>
-              <w:rPr>
-                <w:rFonts w:ascii="Times New Roman" w:eastAsia="Calibri" w:hAnsi="Times New Roman" w:cs="Times New Roman"/>
-                <w:sz w:val="26"/>
-                <w:szCs w:val="26"/>
-              </w:rPr>
-              <w:t>Admin có thể thực hiện các thao tác:</w:t>
-            </w:r>
-          </w:p>
-          <w:p>
-            <w:pPr>
-              <w:spacing w:line="360" w:lineRule="auto"/>
-              <w:ind w:left="720"/>
-              <w:contextualSpacing/>
-              <w:jc w:val="both"/>
-              <w:rPr>
-                <w:rFonts w:ascii="Times New Roman" w:eastAsia="Calibri" w:hAnsi="Times New Roman" w:cs="Times New Roman"/>
-                <w:sz w:val="26"/>
-                <w:szCs w:val="26"/>
-              </w:rPr>
-            </w:pPr>
-            <w:r>
-              <w:rPr>
-                <w:rFonts w:ascii="Times New Roman" w:eastAsia="Calibri" w:hAnsi="Times New Roman" w:cs="Times New Roman"/>
-                <w:sz w:val="26"/>
-                <w:szCs w:val="26"/>
-                <w:lang w:val="vi-VN"/>
-              </w:rPr>
-              <w:t xml:space="preserve">+ </w:t>
-            </w:r>
-            <w:r>
-              <w:rPr>
-                <w:rFonts w:ascii="Times New Roman" w:eastAsia="Calibri" w:hAnsi="Times New Roman" w:cs="Times New Roman"/>
-                <w:sz w:val="26"/>
-                <w:szCs w:val="26"/>
-              </w:rPr>
-              <w:t>Xóa người dùng khỏi hệ thống</w:t>
-            </w:r>
-          </w:p>
-          <w:p>
-            <w:pPr>
-              <w:numPr>
-                <w:ilvl w:val="0"/>
-                <w:numId w:val="3"/>
-              </w:numPr>
-              <w:spacing w:line="360" w:lineRule="auto"/>
-              <w:contextualSpacing/>
-              <w:jc w:val="both"/>
-              <w:rPr>
-                <w:rFonts w:ascii="Times New Roman" w:eastAsia="Calibri" w:hAnsi="Times New Roman" w:cs="Times New Roman"/>
-                <w:sz w:val="26"/>
-                <w:szCs w:val="26"/>
-              </w:rPr>
-            </w:pPr>
-            <w:r>
-              <w:rPr>
-                <w:rFonts w:ascii="Times New Roman" w:eastAsia="Calibri" w:hAnsi="Times New Roman" w:cs="Times New Roman"/>
-                <w:sz w:val="26"/>
-                <w:szCs w:val="26"/>
-              </w:rPr>
-              <w:t>Khi thực hiện các thao tác:</w:t>
-            </w:r>
-          </w:p>
-          <w:p>
-            <w:pPr>
-              <w:spacing w:line="360" w:lineRule="auto"/>
-              <w:ind w:left="720"/>
-              <w:contextualSpacing/>
-              <w:jc w:val="both"/>
-              <w:rPr>
-                <w:rFonts w:ascii="Times New Roman" w:eastAsia="Calibri" w:hAnsi="Times New Roman" w:cs="Times New Roman"/>
-                <w:sz w:val="26"/>
-                <w:szCs w:val="26"/>
-              </w:rPr>
-            </w:pPr>
-            <w:r>
-              <w:rPr>
-                <w:rFonts w:ascii="Times New Roman" w:eastAsia="Calibri" w:hAnsi="Times New Roman" w:cs="Times New Roman"/>
-                <w:sz w:val="26"/>
-                <w:szCs w:val="26"/>
-                <w:lang w:val="vi-VN"/>
-              </w:rPr>
-              <w:t xml:space="preserve">+ </w:t>
-            </w:r>
-            <w:r>
-              <w:rPr>
-                <w:rFonts w:ascii="Times New Roman" w:eastAsia="Calibri" w:hAnsi="Times New Roman" w:cs="Times New Roman"/>
-                <w:sz w:val="26"/>
-                <w:szCs w:val="26"/>
-              </w:rPr>
-              <w:t>Nếu thành công, hệ thống hiển thị thông báo tương ứng (ví dụ: “</w:t>
-            </w:r>
-            <w:r>
-              <w:rPr>
-                <w:rFonts w:ascii="Times New Roman" w:eastAsia="Calibri" w:hAnsi="Times New Roman" w:cs="Times New Roman"/>
-                <w:sz w:val="26"/>
-                <w:szCs w:val="26"/>
-                <w:lang w:val="vi-VN"/>
-              </w:rPr>
-              <w:t xml:space="preserve">Xóa </w:t>
-            </w:r>
-            <w:r>
-              <w:rPr>
-                <w:rFonts w:ascii="Times New Roman" w:eastAsia="Calibri" w:hAnsi="Times New Roman" w:cs="Times New Roman"/>
-                <w:sz w:val="26"/>
-                <w:szCs w:val="26"/>
-              </w:rPr>
-              <w:t>thành công”).</w:t>
-            </w:r>
+            <w:bookmarkStart w:id="23" w:name="_GoBack"/>
+            <w:bookmarkEnd w:id="23"/>
           </w:p>
         </w:tc>
       </w:tr>
@@ -17098,7 +17116,6 @@
                 <w:szCs w:val="26"/>
                 <w:lang w:val="vi-VN"/>
               </w:rPr>
-              <w:lastRenderedPageBreak/>
               <w:t xml:space="preserve">+ </w:t>
             </w:r>
             <w:r>
@@ -17131,6 +17148,7 @@
                 <w:sz w:val="26"/>
                 <w:szCs w:val="26"/>
               </w:rPr>
+              <w:lastRenderedPageBreak/>
               <w:t>Danh mục được sử dụng để phân loại sản phẩm và hiển thị trên giao diện người dùng.</w:t>
             </w:r>
           </w:p>
@@ -18036,7 +18054,6 @@
                 <w:szCs w:val="26"/>
                 <w:lang w:val="vi-VN"/>
               </w:rPr>
-              <w:lastRenderedPageBreak/>
               <w:t>-</w:t>
             </w:r>
             <w:r>
@@ -18076,7 +18093,6 @@
           <w:sz w:val="26"/>
           <w:szCs w:val="26"/>
         </w:rPr>
-        <w:lastRenderedPageBreak/>
         <w:t xml:space="preserve">User Story </w:t>
       </w:r>
       <w:r>
@@ -18149,6 +18165,7 @@
                 <w:sz w:val="26"/>
                 <w:szCs w:val="26"/>
               </w:rPr>
+              <w:lastRenderedPageBreak/>
               <w:t>Là Admin, tôi muốn quản lý các đơn hàng của khách hàng để theo dõi, xử lý và đảm bảo quá trình giao dịch diễn ra chính xác.</w:t>
             </w:r>
           </w:p>
@@ -19076,7 +19093,6 @@
                 <w:sz w:val="26"/>
                 <w:szCs w:val="26"/>
               </w:rPr>
-              <w:lastRenderedPageBreak/>
               <w:t>Tiêu chí chấp nhận:</w:t>
             </w:r>
           </w:p>
@@ -19101,6 +19117,7 @@
                 <w:sz w:val="26"/>
                 <w:szCs w:val="26"/>
               </w:rPr>
+              <w:lastRenderedPageBreak/>
               <w:t>Đăng</w:t>
             </w:r>
             <w:r>
@@ -19455,6 +19472,7 @@
                 <w:sz w:val="26"/>
                 <w:szCs w:val="26"/>
               </w:rPr>
+              <w:lastRenderedPageBreak/>
               <w:t>Điều kiện ràng buộc</w:t>
             </w:r>
           </w:p>
@@ -19994,7 +20012,6 @@
                 <w:sz w:val="26"/>
                 <w:szCs w:val="26"/>
               </w:rPr>
-              <w:lastRenderedPageBreak/>
               <w:t>Admin có thể lọc dữ liệu theo khoảng thời gian (ngày, tháng, năm).</w:t>
             </w:r>
           </w:p>
@@ -20019,6 +20036,7 @@
                 <w:sz w:val="26"/>
                 <w:szCs w:val="26"/>
               </w:rPr>
+              <w:lastRenderedPageBreak/>
               <w:t>Hệ thống hiển thị dữ liệu dưới dạng bảng và biểu đồ trực quan (biểu đồ cột, biểu đồ đường…).</w:t>
             </w:r>
           </w:p>
@@ -20983,7 +21001,7 @@
         <w:sz w:val="26"/>
         <w:szCs w:val="26"/>
       </w:rPr>
-      <w:t>6</w:t>
+      <w:t>14</w:t>
     </w:r>
     <w:r>
       <w:rPr>
@@ -26165,7 +26183,7 @@
 </file>
 
 <file path=customXml/itemProps1.xml><?xml version="1.0" encoding="utf-8"?>
-<ds:datastoreItem xmlns:ds="http://schemas.openxmlformats.org/officeDocument/2006/customXml" ds:itemID="{5DA51825-30B3-4D62-9065-FF80802870E8}">
+<ds:datastoreItem xmlns:ds="http://schemas.openxmlformats.org/officeDocument/2006/customXml" ds:itemID="{4D1DB155-91FB-423E-8E90-CF8F55732311}">
   <ds:schemaRefs>
     <ds:schemaRef ds:uri="http://schemas.openxmlformats.org/officeDocument/2006/bibliography"/>
   </ds:schemaRefs>
